--- a/note.docx
+++ b/note.docx
@@ -6247,7 +6247,6270 @@
       </w:tr>
     </w:tbl>
     <w:p/>
+    <w:p>
+      <w:r>
+        <w:br w:type="page"/>
+      </w:r>
+    </w:p>
+    <w:p>
+      <w:pPr>
+        <w:jc w:val="center"/>
+        <w:rPr>
+          <w:b/>
+          <w:bCs/>
+        </w:rPr>
+      </w:pPr>
+      <w:r>
+        <w:rPr>
+          <w:b/>
+          <w:bCs/>
+        </w:rPr>
+        <w:lastRenderedPageBreak/>
+        <w:t xml:space="preserve">Phần </w:t>
+      </w:r>
+      <w:r>
+        <w:rPr>
+          <w:b/>
+          <w:bCs/>
+        </w:rPr>
+        <w:t>3: MongoDB &amp; Mongoose</w:t>
+      </w:r>
+    </w:p>
+    <w:p>
+      <w:pPr>
+        <w:shd w:val="clear" w:color="auto" w:fill="1E1E1E"/>
+        <w:spacing w:after="0" w:line="285" w:lineRule="atLeast"/>
+        <w:rPr>
+          <w:rFonts w:ascii="Consolas" w:eastAsia="Times New Roman" w:hAnsi="Consolas" w:cs="Times New Roman"/>
+          <w:color w:val="DADADA"/>
+          <w:sz w:val="21"/>
+          <w:szCs w:val="21"/>
+        </w:rPr>
+      </w:pPr>
+      <w:r>
+        <w:rPr>
+          <w:rFonts w:ascii="Consolas" w:eastAsia="Times New Roman" w:hAnsi="Consolas" w:cs="Times New Roman"/>
+          <w:color w:val="57A64A"/>
+          <w:sz w:val="21"/>
+          <w:szCs w:val="21"/>
+        </w:rPr>
+        <w:t>// connect mongoose</w:t>
+      </w:r>
+    </w:p>
+    <w:p>
+      <w:pPr>
+        <w:shd w:val="clear" w:color="auto" w:fill="1E1E1E"/>
+        <w:spacing w:after="0" w:line="285" w:lineRule="atLeast"/>
+        <w:rPr>
+          <w:rFonts w:ascii="Consolas" w:eastAsia="Times New Roman" w:hAnsi="Consolas" w:cs="Times New Roman"/>
+          <w:color w:val="DADADA"/>
+          <w:sz w:val="21"/>
+          <w:szCs w:val="21"/>
+        </w:rPr>
+      </w:pPr>
+      <w:r>
+        <w:rPr>
+          <w:rFonts w:ascii="Consolas" w:eastAsia="Times New Roman" w:hAnsi="Consolas" w:cs="Times New Roman"/>
+          <w:color w:val="569CD6"/>
+          <w:sz w:val="21"/>
+          <w:szCs w:val="21"/>
+        </w:rPr>
+        <w:t>const</w:t>
+      </w:r>
+      <w:r>
+        <w:rPr>
+          <w:rFonts w:ascii="Consolas" w:eastAsia="Times New Roman" w:hAnsi="Consolas" w:cs="Times New Roman"/>
+          <w:color w:val="DADADA"/>
+          <w:sz w:val="21"/>
+          <w:szCs w:val="21"/>
+        </w:rPr>
+        <w:t xml:space="preserve"> </w:t>
+      </w:r>
+      <w:r>
+        <w:rPr>
+          <w:rFonts w:ascii="Consolas" w:eastAsia="Times New Roman" w:hAnsi="Consolas" w:cs="Times New Roman"/>
+          <w:color w:val="4EC9B0"/>
+          <w:sz w:val="21"/>
+          <w:szCs w:val="21"/>
+        </w:rPr>
+        <w:t>mongoose</w:t>
+      </w:r>
+      <w:r>
+        <w:rPr>
+          <w:rFonts w:ascii="Consolas" w:eastAsia="Times New Roman" w:hAnsi="Consolas" w:cs="Times New Roman"/>
+          <w:color w:val="DADADA"/>
+          <w:sz w:val="21"/>
+          <w:szCs w:val="21"/>
+        </w:rPr>
+        <w:t xml:space="preserve"> </w:t>
+      </w:r>
+      <w:r>
+        <w:rPr>
+          <w:rFonts w:ascii="Consolas" w:eastAsia="Times New Roman" w:hAnsi="Consolas" w:cs="Times New Roman"/>
+          <w:color w:val="B4B4B4"/>
+          <w:sz w:val="21"/>
+          <w:szCs w:val="21"/>
+        </w:rPr>
+        <w:t>=</w:t>
+      </w:r>
+      <w:r>
+        <w:rPr>
+          <w:rFonts w:ascii="Consolas" w:eastAsia="Times New Roman" w:hAnsi="Consolas" w:cs="Times New Roman"/>
+          <w:color w:val="DADADA"/>
+          <w:sz w:val="21"/>
+          <w:szCs w:val="21"/>
+        </w:rPr>
+        <w:t xml:space="preserve"> </w:t>
+      </w:r>
+      <w:r>
+        <w:rPr>
+          <w:rFonts w:ascii="Consolas" w:eastAsia="Times New Roman" w:hAnsi="Consolas" w:cs="Times New Roman"/>
+          <w:color w:val="DCDCAA"/>
+          <w:sz w:val="21"/>
+          <w:szCs w:val="21"/>
+        </w:rPr>
+        <w:t>require</w:t>
+      </w:r>
+      <w:r>
+        <w:rPr>
+          <w:rFonts w:ascii="Consolas" w:eastAsia="Times New Roman" w:hAnsi="Consolas" w:cs="Times New Roman"/>
+          <w:color w:val="DADADA"/>
+          <w:sz w:val="21"/>
+          <w:szCs w:val="21"/>
+        </w:rPr>
+        <w:t>(</w:t>
+      </w:r>
+      <w:r>
+        <w:rPr>
+          <w:rFonts w:ascii="Consolas" w:eastAsia="Times New Roman" w:hAnsi="Consolas" w:cs="Times New Roman"/>
+          <w:color w:val="E8C9BB"/>
+          <w:sz w:val="21"/>
+          <w:szCs w:val="21"/>
+        </w:rPr>
+        <w:t>'</w:t>
+      </w:r>
+      <w:r>
+        <w:rPr>
+          <w:rFonts w:ascii="Consolas" w:eastAsia="Times New Roman" w:hAnsi="Consolas" w:cs="Times New Roman"/>
+          <w:color w:val="CE9178"/>
+          <w:sz w:val="21"/>
+          <w:szCs w:val="21"/>
+        </w:rPr>
+        <w:t>mongoose</w:t>
+      </w:r>
+      <w:r>
+        <w:rPr>
+          <w:rFonts w:ascii="Consolas" w:eastAsia="Times New Roman" w:hAnsi="Consolas" w:cs="Times New Roman"/>
+          <w:color w:val="E8C9BB"/>
+          <w:sz w:val="21"/>
+          <w:szCs w:val="21"/>
+        </w:rPr>
+        <w:t>'</w:t>
+      </w:r>
+      <w:r>
+        <w:rPr>
+          <w:rFonts w:ascii="Consolas" w:eastAsia="Times New Roman" w:hAnsi="Consolas" w:cs="Times New Roman"/>
+          <w:color w:val="DADADA"/>
+          <w:sz w:val="21"/>
+          <w:szCs w:val="21"/>
+        </w:rPr>
+        <w:t>)</w:t>
+      </w:r>
+      <w:r>
+        <w:rPr>
+          <w:rFonts w:ascii="Consolas" w:eastAsia="Times New Roman" w:hAnsi="Consolas" w:cs="Times New Roman"/>
+          <w:color w:val="B4B4B4"/>
+          <w:sz w:val="21"/>
+          <w:szCs w:val="21"/>
+        </w:rPr>
+        <w:t>;</w:t>
+      </w:r>
+    </w:p>
+    <w:p>
+      <w:pPr>
+        <w:shd w:val="clear" w:color="auto" w:fill="1E1E1E"/>
+        <w:spacing w:after="0" w:line="285" w:lineRule="atLeast"/>
+        <w:rPr>
+          <w:rFonts w:ascii="Consolas" w:eastAsia="Times New Roman" w:hAnsi="Consolas" w:cs="Times New Roman"/>
+          <w:color w:val="DADADA"/>
+          <w:sz w:val="21"/>
+          <w:szCs w:val="21"/>
+        </w:rPr>
+      </w:pPr>
+    </w:p>
+    <w:p>
+      <w:pPr>
+        <w:shd w:val="clear" w:color="auto" w:fill="1E1E1E"/>
+        <w:spacing w:after="0" w:line="285" w:lineRule="atLeast"/>
+        <w:rPr>
+          <w:rFonts w:ascii="Consolas" w:eastAsia="Times New Roman" w:hAnsi="Consolas" w:cs="Times New Roman"/>
+          <w:color w:val="DADADA"/>
+          <w:sz w:val="21"/>
+          <w:szCs w:val="21"/>
+        </w:rPr>
+      </w:pPr>
+      <w:proofErr w:type="gramStart"/>
+      <w:r>
+        <w:rPr>
+          <w:rFonts w:ascii="Consolas" w:eastAsia="Times New Roman" w:hAnsi="Consolas" w:cs="Times New Roman"/>
+          <w:color w:val="4EC9B0"/>
+          <w:sz w:val="21"/>
+          <w:szCs w:val="21"/>
+        </w:rPr>
+        <w:t>mongoose</w:t>
+      </w:r>
+      <w:r>
+        <w:rPr>
+          <w:rFonts w:ascii="Consolas" w:eastAsia="Times New Roman" w:hAnsi="Consolas" w:cs="Times New Roman"/>
+          <w:color w:val="B4B4B4"/>
+          <w:sz w:val="21"/>
+          <w:szCs w:val="21"/>
+        </w:rPr>
+        <w:t>.</w:t>
+      </w:r>
+      <w:r>
+        <w:rPr>
+          <w:rFonts w:ascii="Consolas" w:eastAsia="Times New Roman" w:hAnsi="Consolas" w:cs="Times New Roman"/>
+          <w:color w:val="DCDCAA"/>
+          <w:sz w:val="21"/>
+          <w:szCs w:val="21"/>
+        </w:rPr>
+        <w:t>connect</w:t>
+      </w:r>
+      <w:proofErr w:type="gramEnd"/>
+      <w:r>
+        <w:rPr>
+          <w:rFonts w:ascii="Consolas" w:eastAsia="Times New Roman" w:hAnsi="Consolas" w:cs="Times New Roman"/>
+          <w:color w:val="DADADA"/>
+          <w:sz w:val="21"/>
+          <w:szCs w:val="21"/>
+        </w:rPr>
+        <w:t>(</w:t>
+      </w:r>
+      <w:r>
+        <w:rPr>
+          <w:rFonts w:ascii="Consolas" w:eastAsia="Times New Roman" w:hAnsi="Consolas" w:cs="Times New Roman"/>
+          <w:color w:val="9CDCFE"/>
+          <w:sz w:val="21"/>
+          <w:szCs w:val="21"/>
+        </w:rPr>
+        <w:t>process</w:t>
+      </w:r>
+      <w:r>
+        <w:rPr>
+          <w:rFonts w:ascii="Consolas" w:eastAsia="Times New Roman" w:hAnsi="Consolas" w:cs="Times New Roman"/>
+          <w:color w:val="B4B4B4"/>
+          <w:sz w:val="21"/>
+          <w:szCs w:val="21"/>
+        </w:rPr>
+        <w:t>.</w:t>
+      </w:r>
+      <w:r>
+        <w:rPr>
+          <w:rFonts w:ascii="Consolas" w:eastAsia="Times New Roman" w:hAnsi="Consolas" w:cs="Times New Roman"/>
+          <w:color w:val="DADADA"/>
+          <w:sz w:val="21"/>
+          <w:szCs w:val="21"/>
+        </w:rPr>
+        <w:t>env</w:t>
+      </w:r>
+      <w:r>
+        <w:rPr>
+          <w:rFonts w:ascii="Consolas" w:eastAsia="Times New Roman" w:hAnsi="Consolas" w:cs="Times New Roman"/>
+          <w:color w:val="B4B4B4"/>
+          <w:sz w:val="21"/>
+          <w:szCs w:val="21"/>
+        </w:rPr>
+        <w:t>.</w:t>
+      </w:r>
+      <w:r>
+        <w:rPr>
+          <w:rFonts w:ascii="Consolas" w:eastAsia="Times New Roman" w:hAnsi="Consolas" w:cs="Times New Roman"/>
+          <w:color w:val="C8C8C8"/>
+          <w:sz w:val="21"/>
+          <w:szCs w:val="21"/>
+        </w:rPr>
+        <w:t>MONGO_URI</w:t>
+      </w:r>
+      <w:r>
+        <w:rPr>
+          <w:rFonts w:ascii="Consolas" w:eastAsia="Times New Roman" w:hAnsi="Consolas" w:cs="Times New Roman"/>
+          <w:color w:val="B4B4B4"/>
+          <w:sz w:val="21"/>
+          <w:szCs w:val="21"/>
+        </w:rPr>
+        <w:t>,</w:t>
+      </w:r>
+      <w:r>
+        <w:rPr>
+          <w:rFonts w:ascii="Consolas" w:eastAsia="Times New Roman" w:hAnsi="Consolas" w:cs="Times New Roman"/>
+          <w:color w:val="DADADA"/>
+          <w:sz w:val="21"/>
+          <w:szCs w:val="21"/>
+        </w:rPr>
+        <w:t xml:space="preserve"> </w:t>
+      </w:r>
+      <w:r>
+        <w:rPr>
+          <w:rFonts w:ascii="Consolas" w:eastAsia="Times New Roman" w:hAnsi="Consolas" w:cs="Times New Roman"/>
+          <w:color w:val="B4B4B4"/>
+          <w:sz w:val="21"/>
+          <w:szCs w:val="21"/>
+        </w:rPr>
+        <w:t>{</w:t>
+      </w:r>
+    </w:p>
+    <w:p>
+      <w:pPr>
+        <w:shd w:val="clear" w:color="auto" w:fill="1E1E1E"/>
+        <w:spacing w:after="0" w:line="285" w:lineRule="atLeast"/>
+        <w:rPr>
+          <w:rFonts w:ascii="Consolas" w:eastAsia="Times New Roman" w:hAnsi="Consolas" w:cs="Times New Roman"/>
+          <w:color w:val="DADADA"/>
+          <w:sz w:val="21"/>
+          <w:szCs w:val="21"/>
+        </w:rPr>
+      </w:pPr>
+      <w:r>
+        <w:rPr>
+          <w:rFonts w:ascii="Consolas" w:eastAsia="Times New Roman" w:hAnsi="Consolas" w:cs="Times New Roman"/>
+          <w:color w:val="DADADA"/>
+          <w:sz w:val="21"/>
+          <w:szCs w:val="21"/>
+        </w:rPr>
+        <w:t>  useNewUrlParser</w:t>
+      </w:r>
+      <w:r>
+        <w:rPr>
+          <w:rFonts w:ascii="Consolas" w:eastAsia="Times New Roman" w:hAnsi="Consolas" w:cs="Times New Roman"/>
+          <w:color w:val="B4B4B4"/>
+          <w:sz w:val="21"/>
+          <w:szCs w:val="21"/>
+        </w:rPr>
+        <w:t>:</w:t>
+      </w:r>
+      <w:r>
+        <w:rPr>
+          <w:rFonts w:ascii="Consolas" w:eastAsia="Times New Roman" w:hAnsi="Consolas" w:cs="Times New Roman"/>
+          <w:color w:val="DADADA"/>
+          <w:sz w:val="21"/>
+          <w:szCs w:val="21"/>
+        </w:rPr>
+        <w:t xml:space="preserve"> </w:t>
+      </w:r>
+      <w:r>
+        <w:rPr>
+          <w:rFonts w:ascii="Consolas" w:eastAsia="Times New Roman" w:hAnsi="Consolas" w:cs="Times New Roman"/>
+          <w:color w:val="569CD6"/>
+          <w:sz w:val="21"/>
+          <w:szCs w:val="21"/>
+        </w:rPr>
+        <w:t>true</w:t>
+      </w:r>
+      <w:r>
+        <w:rPr>
+          <w:rFonts w:ascii="Consolas" w:eastAsia="Times New Roman" w:hAnsi="Consolas" w:cs="Times New Roman"/>
+          <w:color w:val="B4B4B4"/>
+          <w:sz w:val="21"/>
+          <w:szCs w:val="21"/>
+        </w:rPr>
+        <w:t>,</w:t>
+      </w:r>
+    </w:p>
+    <w:p>
+      <w:pPr>
+        <w:shd w:val="clear" w:color="auto" w:fill="1E1E1E"/>
+        <w:spacing w:after="0" w:line="285" w:lineRule="atLeast"/>
+        <w:rPr>
+          <w:rFonts w:ascii="Consolas" w:eastAsia="Times New Roman" w:hAnsi="Consolas" w:cs="Times New Roman"/>
+          <w:color w:val="DADADA"/>
+          <w:sz w:val="21"/>
+          <w:szCs w:val="21"/>
+        </w:rPr>
+      </w:pPr>
+      <w:r>
+        <w:rPr>
+          <w:rFonts w:ascii="Consolas" w:eastAsia="Times New Roman" w:hAnsi="Consolas" w:cs="Times New Roman"/>
+          <w:color w:val="DADADA"/>
+          <w:sz w:val="21"/>
+          <w:szCs w:val="21"/>
+        </w:rPr>
+        <w:t>  useUnifiedTopology</w:t>
+      </w:r>
+      <w:r>
+        <w:rPr>
+          <w:rFonts w:ascii="Consolas" w:eastAsia="Times New Roman" w:hAnsi="Consolas" w:cs="Times New Roman"/>
+          <w:color w:val="B4B4B4"/>
+          <w:sz w:val="21"/>
+          <w:szCs w:val="21"/>
+        </w:rPr>
+        <w:t>:</w:t>
+      </w:r>
+      <w:r>
+        <w:rPr>
+          <w:rFonts w:ascii="Consolas" w:eastAsia="Times New Roman" w:hAnsi="Consolas" w:cs="Times New Roman"/>
+          <w:color w:val="DADADA"/>
+          <w:sz w:val="21"/>
+          <w:szCs w:val="21"/>
+        </w:rPr>
+        <w:t xml:space="preserve"> </w:t>
+      </w:r>
+      <w:r>
+        <w:rPr>
+          <w:rFonts w:ascii="Consolas" w:eastAsia="Times New Roman" w:hAnsi="Consolas" w:cs="Times New Roman"/>
+          <w:color w:val="569CD6"/>
+          <w:sz w:val="21"/>
+          <w:szCs w:val="21"/>
+        </w:rPr>
+        <w:t>true</w:t>
+      </w:r>
+    </w:p>
+    <w:p>
+      <w:pPr>
+        <w:shd w:val="clear" w:color="auto" w:fill="1E1E1E"/>
+        <w:spacing w:after="0" w:line="285" w:lineRule="atLeast"/>
+        <w:rPr>
+          <w:rFonts w:ascii="Consolas" w:eastAsia="Times New Roman" w:hAnsi="Consolas" w:cs="Times New Roman"/>
+          <w:color w:val="DADADA"/>
+          <w:sz w:val="21"/>
+          <w:szCs w:val="21"/>
+        </w:rPr>
+      </w:pPr>
+      <w:r>
+        <w:rPr>
+          <w:rFonts w:ascii="Consolas" w:eastAsia="Times New Roman" w:hAnsi="Consolas" w:cs="Times New Roman"/>
+          <w:color w:val="B4B4B4"/>
+          <w:sz w:val="21"/>
+          <w:szCs w:val="21"/>
+        </w:rPr>
+        <w:t>}</w:t>
+      </w:r>
+      <w:r>
+        <w:rPr>
+          <w:rFonts w:ascii="Consolas" w:eastAsia="Times New Roman" w:hAnsi="Consolas" w:cs="Times New Roman"/>
+          <w:color w:val="DADADA"/>
+          <w:sz w:val="21"/>
+          <w:szCs w:val="21"/>
+        </w:rPr>
+        <w:t>)</w:t>
+      </w:r>
+      <w:r>
+        <w:rPr>
+          <w:rFonts w:ascii="Consolas" w:eastAsia="Times New Roman" w:hAnsi="Consolas" w:cs="Times New Roman"/>
+          <w:color w:val="B4B4B4"/>
+          <w:sz w:val="21"/>
+          <w:szCs w:val="21"/>
+        </w:rPr>
+        <w:t>;</w:t>
+      </w:r>
+    </w:p>
     <w:p/>
+    <w:p>
+      <w:r>
+        <w:t xml:space="preserve">- </w:t>
+      </w:r>
+      <w:r>
+        <w:t>Tạo schema</w:t>
+      </w:r>
+    </w:p>
+    <w:p>
+      <w:pPr>
+        <w:shd w:val="clear" w:color="auto" w:fill="1E1E1E"/>
+        <w:spacing w:after="0" w:line="285" w:lineRule="atLeast"/>
+        <w:rPr>
+          <w:rFonts w:ascii="Consolas" w:eastAsia="Times New Roman" w:hAnsi="Consolas" w:cs="Times New Roman"/>
+          <w:color w:val="DADADA"/>
+          <w:sz w:val="21"/>
+          <w:szCs w:val="21"/>
+        </w:rPr>
+      </w:pPr>
+      <w:r>
+        <w:rPr>
+          <w:rFonts w:ascii="Consolas" w:eastAsia="Times New Roman" w:hAnsi="Consolas" w:cs="Times New Roman"/>
+          <w:color w:val="569CD6"/>
+          <w:sz w:val="21"/>
+          <w:szCs w:val="21"/>
+        </w:rPr>
+        <w:t>const</w:t>
+      </w:r>
+      <w:r>
+        <w:rPr>
+          <w:rFonts w:ascii="Consolas" w:eastAsia="Times New Roman" w:hAnsi="Consolas" w:cs="Times New Roman"/>
+          <w:color w:val="DADADA"/>
+          <w:sz w:val="21"/>
+          <w:szCs w:val="21"/>
+        </w:rPr>
+        <w:t xml:space="preserve"> </w:t>
+      </w:r>
+      <w:r>
+        <w:rPr>
+          <w:rFonts w:ascii="Consolas" w:eastAsia="Times New Roman" w:hAnsi="Consolas" w:cs="Times New Roman"/>
+          <w:color w:val="C8C8C8"/>
+          <w:sz w:val="21"/>
+          <w:szCs w:val="21"/>
+        </w:rPr>
+        <w:t>personSchema</w:t>
+      </w:r>
+      <w:r>
+        <w:rPr>
+          <w:rFonts w:ascii="Consolas" w:eastAsia="Times New Roman" w:hAnsi="Consolas" w:cs="Times New Roman"/>
+          <w:color w:val="DADADA"/>
+          <w:sz w:val="21"/>
+          <w:szCs w:val="21"/>
+        </w:rPr>
+        <w:t xml:space="preserve"> </w:t>
+      </w:r>
+      <w:r>
+        <w:rPr>
+          <w:rFonts w:ascii="Consolas" w:eastAsia="Times New Roman" w:hAnsi="Consolas" w:cs="Times New Roman"/>
+          <w:color w:val="B4B4B4"/>
+          <w:sz w:val="21"/>
+          <w:szCs w:val="21"/>
+        </w:rPr>
+        <w:t>=</w:t>
+      </w:r>
+      <w:r>
+        <w:rPr>
+          <w:rFonts w:ascii="Consolas" w:eastAsia="Times New Roman" w:hAnsi="Consolas" w:cs="Times New Roman"/>
+          <w:color w:val="DADADA"/>
+          <w:sz w:val="21"/>
+          <w:szCs w:val="21"/>
+        </w:rPr>
+        <w:t xml:space="preserve"> </w:t>
+      </w:r>
+      <w:r>
+        <w:rPr>
+          <w:rFonts w:ascii="Consolas" w:eastAsia="Times New Roman" w:hAnsi="Consolas" w:cs="Times New Roman"/>
+          <w:color w:val="569CD6"/>
+          <w:sz w:val="21"/>
+          <w:szCs w:val="21"/>
+        </w:rPr>
+        <w:t>new</w:t>
+      </w:r>
+      <w:r>
+        <w:rPr>
+          <w:rFonts w:ascii="Consolas" w:eastAsia="Times New Roman" w:hAnsi="Consolas" w:cs="Times New Roman"/>
+          <w:color w:val="DADADA"/>
+          <w:sz w:val="21"/>
+          <w:szCs w:val="21"/>
+        </w:rPr>
+        <w:t xml:space="preserve"> </w:t>
+      </w:r>
+      <w:proofErr w:type="gramStart"/>
+      <w:r>
+        <w:rPr>
+          <w:rFonts w:ascii="Consolas" w:eastAsia="Times New Roman" w:hAnsi="Consolas" w:cs="Times New Roman"/>
+          <w:color w:val="4EC9B0"/>
+          <w:sz w:val="21"/>
+          <w:szCs w:val="21"/>
+        </w:rPr>
+        <w:t>mongoose</w:t>
+      </w:r>
+      <w:r>
+        <w:rPr>
+          <w:rFonts w:ascii="Consolas" w:eastAsia="Times New Roman" w:hAnsi="Consolas" w:cs="Times New Roman"/>
+          <w:color w:val="B4B4B4"/>
+          <w:sz w:val="21"/>
+          <w:szCs w:val="21"/>
+        </w:rPr>
+        <w:t>.</w:t>
+      </w:r>
+      <w:r>
+        <w:rPr>
+          <w:rFonts w:ascii="Consolas" w:eastAsia="Times New Roman" w:hAnsi="Consolas" w:cs="Times New Roman"/>
+          <w:color w:val="4EC9B0"/>
+          <w:sz w:val="21"/>
+          <w:szCs w:val="21"/>
+        </w:rPr>
+        <w:t>Schema</w:t>
+      </w:r>
+      <w:proofErr w:type="gramEnd"/>
+      <w:r>
+        <w:rPr>
+          <w:rFonts w:ascii="Consolas" w:eastAsia="Times New Roman" w:hAnsi="Consolas" w:cs="Times New Roman"/>
+          <w:color w:val="DADADA"/>
+          <w:sz w:val="21"/>
+          <w:szCs w:val="21"/>
+        </w:rPr>
+        <w:t>(</w:t>
+      </w:r>
+      <w:r>
+        <w:rPr>
+          <w:rFonts w:ascii="Consolas" w:eastAsia="Times New Roman" w:hAnsi="Consolas" w:cs="Times New Roman"/>
+          <w:color w:val="B4B4B4"/>
+          <w:sz w:val="21"/>
+          <w:szCs w:val="21"/>
+        </w:rPr>
+        <w:t>{</w:t>
+      </w:r>
+    </w:p>
+    <w:p>
+      <w:pPr>
+        <w:shd w:val="clear" w:color="auto" w:fill="1E1E1E"/>
+        <w:spacing w:after="0" w:line="285" w:lineRule="atLeast"/>
+        <w:rPr>
+          <w:rFonts w:ascii="Consolas" w:eastAsia="Times New Roman" w:hAnsi="Consolas" w:cs="Times New Roman"/>
+          <w:color w:val="DADADA"/>
+          <w:sz w:val="21"/>
+          <w:szCs w:val="21"/>
+        </w:rPr>
+      </w:pPr>
+      <w:r>
+        <w:rPr>
+          <w:rFonts w:ascii="Consolas" w:eastAsia="Times New Roman" w:hAnsi="Consolas" w:cs="Times New Roman"/>
+          <w:color w:val="DADADA"/>
+          <w:sz w:val="21"/>
+          <w:szCs w:val="21"/>
+        </w:rPr>
+        <w:t>  name</w:t>
+      </w:r>
+      <w:r>
+        <w:rPr>
+          <w:rFonts w:ascii="Consolas" w:eastAsia="Times New Roman" w:hAnsi="Consolas" w:cs="Times New Roman"/>
+          <w:color w:val="B4B4B4"/>
+          <w:sz w:val="21"/>
+          <w:szCs w:val="21"/>
+        </w:rPr>
+        <w:t>:</w:t>
+      </w:r>
+      <w:r>
+        <w:rPr>
+          <w:rFonts w:ascii="Consolas" w:eastAsia="Times New Roman" w:hAnsi="Consolas" w:cs="Times New Roman"/>
+          <w:color w:val="DADADA"/>
+          <w:sz w:val="21"/>
+          <w:szCs w:val="21"/>
+        </w:rPr>
+        <w:t xml:space="preserve"> </w:t>
+      </w:r>
+      <w:r>
+        <w:rPr>
+          <w:rFonts w:ascii="Consolas" w:eastAsia="Times New Roman" w:hAnsi="Consolas" w:cs="Times New Roman"/>
+          <w:color w:val="B4B4B4"/>
+          <w:sz w:val="21"/>
+          <w:szCs w:val="21"/>
+        </w:rPr>
+        <w:t>{</w:t>
+      </w:r>
+    </w:p>
+    <w:p>
+      <w:pPr>
+        <w:shd w:val="clear" w:color="auto" w:fill="1E1E1E"/>
+        <w:spacing w:after="0" w:line="285" w:lineRule="atLeast"/>
+        <w:rPr>
+          <w:rFonts w:ascii="Consolas" w:eastAsia="Times New Roman" w:hAnsi="Consolas" w:cs="Times New Roman"/>
+          <w:color w:val="DADADA"/>
+          <w:sz w:val="21"/>
+          <w:szCs w:val="21"/>
+        </w:rPr>
+      </w:pPr>
+      <w:r>
+        <w:rPr>
+          <w:rFonts w:ascii="Consolas" w:eastAsia="Times New Roman" w:hAnsi="Consolas" w:cs="Times New Roman"/>
+          <w:color w:val="DADADA"/>
+          <w:sz w:val="21"/>
+          <w:szCs w:val="21"/>
+        </w:rPr>
+        <w:t xml:space="preserve">    </w:t>
+      </w:r>
+      <w:r>
+        <w:rPr>
+          <w:rFonts w:ascii="Consolas" w:eastAsia="Times New Roman" w:hAnsi="Consolas" w:cs="Times New Roman"/>
+          <w:color w:val="4EC9B0"/>
+          <w:sz w:val="21"/>
+          <w:szCs w:val="21"/>
+        </w:rPr>
+        <w:t>type</w:t>
+      </w:r>
+      <w:r>
+        <w:rPr>
+          <w:rFonts w:ascii="Consolas" w:eastAsia="Times New Roman" w:hAnsi="Consolas" w:cs="Times New Roman"/>
+          <w:color w:val="B4B4B4"/>
+          <w:sz w:val="21"/>
+          <w:szCs w:val="21"/>
+        </w:rPr>
+        <w:t>:</w:t>
+      </w:r>
+      <w:r>
+        <w:rPr>
+          <w:rFonts w:ascii="Consolas" w:eastAsia="Times New Roman" w:hAnsi="Consolas" w:cs="Times New Roman"/>
+          <w:color w:val="DADADA"/>
+          <w:sz w:val="21"/>
+          <w:szCs w:val="21"/>
+        </w:rPr>
+        <w:t xml:space="preserve"> </w:t>
+      </w:r>
+      <w:r>
+        <w:rPr>
+          <w:rFonts w:ascii="Consolas" w:eastAsia="Times New Roman" w:hAnsi="Consolas" w:cs="Times New Roman"/>
+          <w:color w:val="4EC9B0"/>
+          <w:sz w:val="21"/>
+          <w:szCs w:val="21"/>
+        </w:rPr>
+        <w:t>String</w:t>
+      </w:r>
+      <w:r>
+        <w:rPr>
+          <w:rFonts w:ascii="Consolas" w:eastAsia="Times New Roman" w:hAnsi="Consolas" w:cs="Times New Roman"/>
+          <w:color w:val="B4B4B4"/>
+          <w:sz w:val="21"/>
+          <w:szCs w:val="21"/>
+        </w:rPr>
+        <w:t>,</w:t>
+      </w:r>
+    </w:p>
+    <w:p>
+      <w:pPr>
+        <w:shd w:val="clear" w:color="auto" w:fill="1E1E1E"/>
+        <w:spacing w:after="0" w:line="285" w:lineRule="atLeast"/>
+        <w:rPr>
+          <w:rFonts w:ascii="Consolas" w:eastAsia="Times New Roman" w:hAnsi="Consolas" w:cs="Times New Roman"/>
+          <w:color w:val="DADADA"/>
+          <w:sz w:val="21"/>
+          <w:szCs w:val="21"/>
+        </w:rPr>
+      </w:pPr>
+      <w:r>
+        <w:rPr>
+          <w:rFonts w:ascii="Consolas" w:eastAsia="Times New Roman" w:hAnsi="Consolas" w:cs="Times New Roman"/>
+          <w:color w:val="DADADA"/>
+          <w:sz w:val="21"/>
+          <w:szCs w:val="21"/>
+        </w:rPr>
+        <w:t>    require</w:t>
+      </w:r>
+      <w:r>
+        <w:rPr>
+          <w:rFonts w:ascii="Consolas" w:eastAsia="Times New Roman" w:hAnsi="Consolas" w:cs="Times New Roman"/>
+          <w:color w:val="B4B4B4"/>
+          <w:sz w:val="21"/>
+          <w:szCs w:val="21"/>
+        </w:rPr>
+        <w:t>:</w:t>
+      </w:r>
+      <w:r>
+        <w:rPr>
+          <w:rFonts w:ascii="Consolas" w:eastAsia="Times New Roman" w:hAnsi="Consolas" w:cs="Times New Roman"/>
+          <w:color w:val="DADADA"/>
+          <w:sz w:val="21"/>
+          <w:szCs w:val="21"/>
+        </w:rPr>
+        <w:t xml:space="preserve"> </w:t>
+      </w:r>
+      <w:r>
+        <w:rPr>
+          <w:rFonts w:ascii="Consolas" w:eastAsia="Times New Roman" w:hAnsi="Consolas" w:cs="Times New Roman"/>
+          <w:color w:val="569CD6"/>
+          <w:sz w:val="21"/>
+          <w:szCs w:val="21"/>
+        </w:rPr>
+        <w:t>true</w:t>
+      </w:r>
+      <w:r>
+        <w:rPr>
+          <w:rFonts w:ascii="Consolas" w:eastAsia="Times New Roman" w:hAnsi="Consolas" w:cs="Times New Roman"/>
+          <w:color w:val="B4B4B4"/>
+          <w:sz w:val="21"/>
+          <w:szCs w:val="21"/>
+        </w:rPr>
+        <w:t>,</w:t>
+      </w:r>
+    </w:p>
+    <w:p>
+      <w:pPr>
+        <w:shd w:val="clear" w:color="auto" w:fill="1E1E1E"/>
+        <w:spacing w:after="0" w:line="285" w:lineRule="atLeast"/>
+        <w:rPr>
+          <w:rFonts w:ascii="Consolas" w:eastAsia="Times New Roman" w:hAnsi="Consolas" w:cs="Times New Roman"/>
+          <w:color w:val="DADADA"/>
+          <w:sz w:val="21"/>
+          <w:szCs w:val="21"/>
+        </w:rPr>
+      </w:pPr>
+      <w:r>
+        <w:rPr>
+          <w:rFonts w:ascii="Consolas" w:eastAsia="Times New Roman" w:hAnsi="Consolas" w:cs="Times New Roman"/>
+          <w:color w:val="DADADA"/>
+          <w:sz w:val="21"/>
+          <w:szCs w:val="21"/>
+        </w:rPr>
+        <w:t xml:space="preserve">  </w:t>
+      </w:r>
+      <w:r>
+        <w:rPr>
+          <w:rFonts w:ascii="Consolas" w:eastAsia="Times New Roman" w:hAnsi="Consolas" w:cs="Times New Roman"/>
+          <w:color w:val="B4B4B4"/>
+          <w:sz w:val="21"/>
+          <w:szCs w:val="21"/>
+        </w:rPr>
+        <w:t>},</w:t>
+      </w:r>
+    </w:p>
+    <w:p>
+      <w:pPr>
+        <w:shd w:val="clear" w:color="auto" w:fill="1E1E1E"/>
+        <w:spacing w:after="0" w:line="285" w:lineRule="atLeast"/>
+        <w:rPr>
+          <w:rFonts w:ascii="Consolas" w:eastAsia="Times New Roman" w:hAnsi="Consolas" w:cs="Times New Roman"/>
+          <w:color w:val="DADADA"/>
+          <w:sz w:val="21"/>
+          <w:szCs w:val="21"/>
+        </w:rPr>
+      </w:pPr>
+      <w:r>
+        <w:rPr>
+          <w:rFonts w:ascii="Consolas" w:eastAsia="Times New Roman" w:hAnsi="Consolas" w:cs="Times New Roman"/>
+          <w:color w:val="DADADA"/>
+          <w:sz w:val="21"/>
+          <w:szCs w:val="21"/>
+        </w:rPr>
+        <w:t xml:space="preserve">  </w:t>
+      </w:r>
+      <w:r>
+        <w:rPr>
+          <w:rFonts w:ascii="Consolas" w:eastAsia="Times New Roman" w:hAnsi="Consolas" w:cs="Times New Roman"/>
+          <w:color w:val="4EC9B0"/>
+          <w:sz w:val="21"/>
+          <w:szCs w:val="21"/>
+        </w:rPr>
+        <w:t>age</w:t>
+      </w:r>
+      <w:r>
+        <w:rPr>
+          <w:rFonts w:ascii="Consolas" w:eastAsia="Times New Roman" w:hAnsi="Consolas" w:cs="Times New Roman"/>
+          <w:color w:val="B4B4B4"/>
+          <w:sz w:val="21"/>
+          <w:szCs w:val="21"/>
+        </w:rPr>
+        <w:t>:</w:t>
+      </w:r>
+      <w:r>
+        <w:rPr>
+          <w:rFonts w:ascii="Consolas" w:eastAsia="Times New Roman" w:hAnsi="Consolas" w:cs="Times New Roman"/>
+          <w:color w:val="DADADA"/>
+          <w:sz w:val="21"/>
+          <w:szCs w:val="21"/>
+        </w:rPr>
+        <w:t xml:space="preserve"> </w:t>
+      </w:r>
+      <w:r>
+        <w:rPr>
+          <w:rFonts w:ascii="Consolas" w:eastAsia="Times New Roman" w:hAnsi="Consolas" w:cs="Times New Roman"/>
+          <w:color w:val="4EC9B0"/>
+          <w:sz w:val="21"/>
+          <w:szCs w:val="21"/>
+        </w:rPr>
+        <w:t>Number</w:t>
+      </w:r>
+      <w:r>
+        <w:rPr>
+          <w:rFonts w:ascii="Consolas" w:eastAsia="Times New Roman" w:hAnsi="Consolas" w:cs="Times New Roman"/>
+          <w:color w:val="B4B4B4"/>
+          <w:sz w:val="21"/>
+          <w:szCs w:val="21"/>
+        </w:rPr>
+        <w:t>,</w:t>
+      </w:r>
+    </w:p>
+    <w:p>
+      <w:pPr>
+        <w:shd w:val="clear" w:color="auto" w:fill="1E1E1E"/>
+        <w:spacing w:after="0" w:line="285" w:lineRule="atLeast"/>
+        <w:rPr>
+          <w:rFonts w:ascii="Consolas" w:eastAsia="Times New Roman" w:hAnsi="Consolas" w:cs="Times New Roman"/>
+          <w:color w:val="DADADA"/>
+          <w:sz w:val="21"/>
+          <w:szCs w:val="21"/>
+        </w:rPr>
+      </w:pPr>
+      <w:r>
+        <w:rPr>
+          <w:rFonts w:ascii="Consolas" w:eastAsia="Times New Roman" w:hAnsi="Consolas" w:cs="Times New Roman"/>
+          <w:color w:val="DADADA"/>
+          <w:sz w:val="21"/>
+          <w:szCs w:val="21"/>
+        </w:rPr>
+        <w:t>  favoriteFoods</w:t>
+      </w:r>
+      <w:r>
+        <w:rPr>
+          <w:rFonts w:ascii="Consolas" w:eastAsia="Times New Roman" w:hAnsi="Consolas" w:cs="Times New Roman"/>
+          <w:color w:val="B4B4B4"/>
+          <w:sz w:val="21"/>
+          <w:szCs w:val="21"/>
+        </w:rPr>
+        <w:t>:</w:t>
+      </w:r>
+      <w:r>
+        <w:rPr>
+          <w:rFonts w:ascii="Consolas" w:eastAsia="Times New Roman" w:hAnsi="Consolas" w:cs="Times New Roman"/>
+          <w:color w:val="DADADA"/>
+          <w:sz w:val="21"/>
+          <w:szCs w:val="21"/>
+        </w:rPr>
+        <w:t xml:space="preserve"> [</w:t>
+      </w:r>
+      <w:r>
+        <w:rPr>
+          <w:rFonts w:ascii="Consolas" w:eastAsia="Times New Roman" w:hAnsi="Consolas" w:cs="Times New Roman"/>
+          <w:color w:val="4EC9B0"/>
+          <w:sz w:val="21"/>
+          <w:szCs w:val="21"/>
+        </w:rPr>
+        <w:t>String</w:t>
+      </w:r>
+      <w:r>
+        <w:rPr>
+          <w:rFonts w:ascii="Consolas" w:eastAsia="Times New Roman" w:hAnsi="Consolas" w:cs="Times New Roman"/>
+          <w:color w:val="DADADA"/>
+          <w:sz w:val="21"/>
+          <w:szCs w:val="21"/>
+        </w:rPr>
+        <w:t>]</w:t>
+      </w:r>
+      <w:r>
+        <w:rPr>
+          <w:rFonts w:ascii="Consolas" w:eastAsia="Times New Roman" w:hAnsi="Consolas" w:cs="Times New Roman"/>
+          <w:color w:val="B4B4B4"/>
+          <w:sz w:val="21"/>
+          <w:szCs w:val="21"/>
+        </w:rPr>
+        <w:t>,</w:t>
+      </w:r>
+    </w:p>
+    <w:p>
+      <w:pPr>
+        <w:shd w:val="clear" w:color="auto" w:fill="1E1E1E"/>
+        <w:spacing w:after="0" w:line="285" w:lineRule="atLeast"/>
+        <w:rPr>
+          <w:rFonts w:ascii="Consolas" w:eastAsia="Times New Roman" w:hAnsi="Consolas" w:cs="Times New Roman"/>
+          <w:color w:val="DADADA"/>
+          <w:sz w:val="21"/>
+          <w:szCs w:val="21"/>
+        </w:rPr>
+      </w:pPr>
+      <w:r>
+        <w:rPr>
+          <w:rFonts w:ascii="Consolas" w:eastAsia="Times New Roman" w:hAnsi="Consolas" w:cs="Times New Roman"/>
+          <w:color w:val="B4B4B4"/>
+          <w:sz w:val="21"/>
+          <w:szCs w:val="21"/>
+        </w:rPr>
+        <w:t>}</w:t>
+      </w:r>
+      <w:r>
+        <w:rPr>
+          <w:rFonts w:ascii="Consolas" w:eastAsia="Times New Roman" w:hAnsi="Consolas" w:cs="Times New Roman"/>
+          <w:color w:val="DADADA"/>
+          <w:sz w:val="21"/>
+          <w:szCs w:val="21"/>
+        </w:rPr>
+        <w:t>)</w:t>
+      </w:r>
+      <w:r>
+        <w:rPr>
+          <w:rFonts w:ascii="Consolas" w:eastAsia="Times New Roman" w:hAnsi="Consolas" w:cs="Times New Roman"/>
+          <w:color w:val="B4B4B4"/>
+          <w:sz w:val="21"/>
+          <w:szCs w:val="21"/>
+        </w:rPr>
+        <w:t>;</w:t>
+      </w:r>
+    </w:p>
+    <w:p>
+      <w:pPr>
+        <w:shd w:val="clear" w:color="auto" w:fill="1E1E1E"/>
+        <w:spacing w:after="0" w:line="285" w:lineRule="atLeast"/>
+        <w:rPr>
+          <w:rFonts w:ascii="Consolas" w:eastAsia="Times New Roman" w:hAnsi="Consolas" w:cs="Times New Roman"/>
+          <w:color w:val="DADADA"/>
+          <w:sz w:val="21"/>
+          <w:szCs w:val="21"/>
+        </w:rPr>
+      </w:pPr>
+    </w:p>
+    <w:p>
+      <w:pPr>
+        <w:shd w:val="clear" w:color="auto" w:fill="1E1E1E"/>
+        <w:spacing w:after="0" w:line="285" w:lineRule="atLeast"/>
+        <w:rPr>
+          <w:rFonts w:ascii="Consolas" w:eastAsia="Times New Roman" w:hAnsi="Consolas" w:cs="Times New Roman"/>
+          <w:color w:val="DADADA"/>
+          <w:sz w:val="21"/>
+          <w:szCs w:val="21"/>
+        </w:rPr>
+      </w:pPr>
+      <w:r>
+        <w:rPr>
+          <w:rFonts w:ascii="Consolas" w:eastAsia="Times New Roman" w:hAnsi="Consolas" w:cs="Times New Roman"/>
+          <w:color w:val="569CD6"/>
+          <w:sz w:val="21"/>
+          <w:szCs w:val="21"/>
+        </w:rPr>
+        <w:t>let</w:t>
+      </w:r>
+      <w:r>
+        <w:rPr>
+          <w:rFonts w:ascii="Consolas" w:eastAsia="Times New Roman" w:hAnsi="Consolas" w:cs="Times New Roman"/>
+          <w:color w:val="DADADA"/>
+          <w:sz w:val="21"/>
+          <w:szCs w:val="21"/>
+        </w:rPr>
+        <w:t xml:space="preserve"> </w:t>
+      </w:r>
+      <w:r>
+        <w:rPr>
+          <w:rFonts w:ascii="Consolas" w:eastAsia="Times New Roman" w:hAnsi="Consolas" w:cs="Times New Roman"/>
+          <w:color w:val="4EC9B0"/>
+          <w:sz w:val="21"/>
+          <w:szCs w:val="21"/>
+        </w:rPr>
+        <w:t>Person</w:t>
+      </w:r>
+      <w:r>
+        <w:rPr>
+          <w:rFonts w:ascii="Consolas" w:eastAsia="Times New Roman" w:hAnsi="Consolas" w:cs="Times New Roman"/>
+          <w:color w:val="DADADA"/>
+          <w:sz w:val="21"/>
+          <w:szCs w:val="21"/>
+        </w:rPr>
+        <w:t xml:space="preserve"> </w:t>
+      </w:r>
+      <w:r>
+        <w:rPr>
+          <w:rFonts w:ascii="Consolas" w:eastAsia="Times New Roman" w:hAnsi="Consolas" w:cs="Times New Roman"/>
+          <w:color w:val="B4B4B4"/>
+          <w:sz w:val="21"/>
+          <w:szCs w:val="21"/>
+        </w:rPr>
+        <w:t>=</w:t>
+      </w:r>
+      <w:r>
+        <w:rPr>
+          <w:rFonts w:ascii="Consolas" w:eastAsia="Times New Roman" w:hAnsi="Consolas" w:cs="Times New Roman"/>
+          <w:color w:val="DADADA"/>
+          <w:sz w:val="21"/>
+          <w:szCs w:val="21"/>
+        </w:rPr>
+        <w:t xml:space="preserve"> </w:t>
+      </w:r>
+      <w:proofErr w:type="gramStart"/>
+      <w:r>
+        <w:rPr>
+          <w:rFonts w:ascii="Consolas" w:eastAsia="Times New Roman" w:hAnsi="Consolas" w:cs="Times New Roman"/>
+          <w:color w:val="4EC9B0"/>
+          <w:sz w:val="21"/>
+          <w:szCs w:val="21"/>
+        </w:rPr>
+        <w:t>mongoose</w:t>
+      </w:r>
+      <w:r>
+        <w:rPr>
+          <w:rFonts w:ascii="Consolas" w:eastAsia="Times New Roman" w:hAnsi="Consolas" w:cs="Times New Roman"/>
+          <w:color w:val="B4B4B4"/>
+          <w:sz w:val="21"/>
+          <w:szCs w:val="21"/>
+        </w:rPr>
+        <w:t>.</w:t>
+      </w:r>
+      <w:r>
+        <w:rPr>
+          <w:rFonts w:ascii="Consolas" w:eastAsia="Times New Roman" w:hAnsi="Consolas" w:cs="Times New Roman"/>
+          <w:color w:val="DCDCAA"/>
+          <w:sz w:val="21"/>
+          <w:szCs w:val="21"/>
+        </w:rPr>
+        <w:t>model</w:t>
+      </w:r>
+      <w:proofErr w:type="gramEnd"/>
+      <w:r>
+        <w:rPr>
+          <w:rFonts w:ascii="Consolas" w:eastAsia="Times New Roman" w:hAnsi="Consolas" w:cs="Times New Roman"/>
+          <w:color w:val="DADADA"/>
+          <w:sz w:val="21"/>
+          <w:szCs w:val="21"/>
+        </w:rPr>
+        <w:t>(</w:t>
+      </w:r>
+      <w:r>
+        <w:rPr>
+          <w:rFonts w:ascii="Consolas" w:eastAsia="Times New Roman" w:hAnsi="Consolas" w:cs="Times New Roman"/>
+          <w:color w:val="E8C9BB"/>
+          <w:sz w:val="21"/>
+          <w:szCs w:val="21"/>
+        </w:rPr>
+        <w:t>'</w:t>
+      </w:r>
+      <w:r>
+        <w:rPr>
+          <w:rFonts w:ascii="Consolas" w:eastAsia="Times New Roman" w:hAnsi="Consolas" w:cs="Times New Roman"/>
+          <w:color w:val="CE9178"/>
+          <w:sz w:val="21"/>
+          <w:szCs w:val="21"/>
+        </w:rPr>
+        <w:t>Person</w:t>
+      </w:r>
+      <w:r>
+        <w:rPr>
+          <w:rFonts w:ascii="Consolas" w:eastAsia="Times New Roman" w:hAnsi="Consolas" w:cs="Times New Roman"/>
+          <w:color w:val="E8C9BB"/>
+          <w:sz w:val="21"/>
+          <w:szCs w:val="21"/>
+        </w:rPr>
+        <w:t>'</w:t>
+      </w:r>
+      <w:r>
+        <w:rPr>
+          <w:rFonts w:ascii="Consolas" w:eastAsia="Times New Roman" w:hAnsi="Consolas" w:cs="Times New Roman"/>
+          <w:color w:val="B4B4B4"/>
+          <w:sz w:val="21"/>
+          <w:szCs w:val="21"/>
+        </w:rPr>
+        <w:t>,</w:t>
+      </w:r>
+      <w:r>
+        <w:rPr>
+          <w:rFonts w:ascii="Consolas" w:eastAsia="Times New Roman" w:hAnsi="Consolas" w:cs="Times New Roman"/>
+          <w:color w:val="DADADA"/>
+          <w:sz w:val="21"/>
+          <w:szCs w:val="21"/>
+        </w:rPr>
+        <w:t xml:space="preserve"> </w:t>
+      </w:r>
+      <w:r>
+        <w:rPr>
+          <w:rFonts w:ascii="Consolas" w:eastAsia="Times New Roman" w:hAnsi="Consolas" w:cs="Times New Roman"/>
+          <w:color w:val="C8C8C8"/>
+          <w:sz w:val="21"/>
+          <w:szCs w:val="21"/>
+        </w:rPr>
+        <w:t>personSchema</w:t>
+      </w:r>
+      <w:r>
+        <w:rPr>
+          <w:rFonts w:ascii="Consolas" w:eastAsia="Times New Roman" w:hAnsi="Consolas" w:cs="Times New Roman"/>
+          <w:color w:val="DADADA"/>
+          <w:sz w:val="21"/>
+          <w:szCs w:val="21"/>
+        </w:rPr>
+        <w:t>)</w:t>
+      </w:r>
+      <w:r>
+        <w:rPr>
+          <w:rFonts w:ascii="Consolas" w:eastAsia="Times New Roman" w:hAnsi="Consolas" w:cs="Times New Roman"/>
+          <w:color w:val="B4B4B4"/>
+          <w:sz w:val="21"/>
+          <w:szCs w:val="21"/>
+        </w:rPr>
+        <w:t>;</w:t>
+      </w:r>
+    </w:p>
+    <w:p/>
+    <w:p>
+      <w:r>
+        <w:t>- Tạo 1 document</w:t>
+      </w:r>
+    </w:p>
+    <w:p>
+      <w:pPr>
+        <w:shd w:val="clear" w:color="auto" w:fill="1E1E1E"/>
+        <w:spacing w:after="0" w:line="285" w:lineRule="atLeast"/>
+        <w:rPr>
+          <w:rFonts w:ascii="Consolas" w:eastAsia="Times New Roman" w:hAnsi="Consolas" w:cs="Times New Roman"/>
+          <w:color w:val="DADADA"/>
+          <w:sz w:val="21"/>
+          <w:szCs w:val="21"/>
+        </w:rPr>
+      </w:pPr>
+      <w:r>
+        <w:rPr>
+          <w:rFonts w:ascii="Consolas" w:eastAsia="Times New Roman" w:hAnsi="Consolas" w:cs="Times New Roman"/>
+          <w:color w:val="57A64A"/>
+          <w:sz w:val="21"/>
+          <w:szCs w:val="21"/>
+        </w:rPr>
+        <w:t>// create document instance</w:t>
+      </w:r>
+    </w:p>
+    <w:p>
+      <w:pPr>
+        <w:shd w:val="clear" w:color="auto" w:fill="1E1E1E"/>
+        <w:spacing w:after="0" w:line="285" w:lineRule="atLeast"/>
+        <w:rPr>
+          <w:rFonts w:ascii="Consolas" w:eastAsia="Times New Roman" w:hAnsi="Consolas" w:cs="Times New Roman"/>
+          <w:color w:val="DADADA"/>
+          <w:sz w:val="21"/>
+          <w:szCs w:val="21"/>
+        </w:rPr>
+      </w:pPr>
+      <w:r>
+        <w:rPr>
+          <w:rFonts w:ascii="Consolas" w:eastAsia="Times New Roman" w:hAnsi="Consolas" w:cs="Times New Roman"/>
+          <w:color w:val="569CD6"/>
+          <w:sz w:val="21"/>
+          <w:szCs w:val="21"/>
+        </w:rPr>
+        <w:t>const</w:t>
+      </w:r>
+      <w:r>
+        <w:rPr>
+          <w:rFonts w:ascii="Consolas" w:eastAsia="Times New Roman" w:hAnsi="Consolas" w:cs="Times New Roman"/>
+          <w:color w:val="DADADA"/>
+          <w:sz w:val="21"/>
+          <w:szCs w:val="21"/>
+        </w:rPr>
+        <w:t xml:space="preserve"> </w:t>
+      </w:r>
+      <w:r>
+        <w:rPr>
+          <w:rFonts w:ascii="Consolas" w:eastAsia="Times New Roman" w:hAnsi="Consolas" w:cs="Times New Roman"/>
+          <w:color w:val="DCDCAA"/>
+          <w:sz w:val="21"/>
+          <w:szCs w:val="21"/>
+        </w:rPr>
+        <w:t>createAndSavePerson</w:t>
+      </w:r>
+      <w:r>
+        <w:rPr>
+          <w:rFonts w:ascii="Consolas" w:eastAsia="Times New Roman" w:hAnsi="Consolas" w:cs="Times New Roman"/>
+          <w:color w:val="DADADA"/>
+          <w:sz w:val="21"/>
+          <w:szCs w:val="21"/>
+        </w:rPr>
+        <w:t xml:space="preserve"> </w:t>
+      </w:r>
+      <w:r>
+        <w:rPr>
+          <w:rFonts w:ascii="Consolas" w:eastAsia="Times New Roman" w:hAnsi="Consolas" w:cs="Times New Roman"/>
+          <w:color w:val="B4B4B4"/>
+          <w:sz w:val="21"/>
+          <w:szCs w:val="21"/>
+        </w:rPr>
+        <w:t>=</w:t>
+      </w:r>
+      <w:r>
+        <w:rPr>
+          <w:rFonts w:ascii="Consolas" w:eastAsia="Times New Roman" w:hAnsi="Consolas" w:cs="Times New Roman"/>
+          <w:color w:val="DADADA"/>
+          <w:sz w:val="21"/>
+          <w:szCs w:val="21"/>
+        </w:rPr>
+        <w:t xml:space="preserve"> </w:t>
+      </w:r>
+      <w:r>
+        <w:rPr>
+          <w:rFonts w:ascii="Consolas" w:eastAsia="Times New Roman" w:hAnsi="Consolas" w:cs="Times New Roman"/>
+          <w:color w:val="B4B4B4"/>
+          <w:sz w:val="21"/>
+          <w:szCs w:val="21"/>
+        </w:rPr>
+        <w:t>(</w:t>
+      </w:r>
+      <w:r>
+        <w:rPr>
+          <w:rFonts w:ascii="Consolas" w:eastAsia="Times New Roman" w:hAnsi="Consolas" w:cs="Times New Roman"/>
+          <w:color w:val="9A9A9A"/>
+          <w:sz w:val="21"/>
+          <w:szCs w:val="21"/>
+        </w:rPr>
+        <w:t>done</w:t>
+      </w:r>
+      <w:r>
+        <w:rPr>
+          <w:rFonts w:ascii="Consolas" w:eastAsia="Times New Roman" w:hAnsi="Consolas" w:cs="Times New Roman"/>
+          <w:color w:val="B4B4B4"/>
+          <w:sz w:val="21"/>
+          <w:szCs w:val="21"/>
+        </w:rPr>
+        <w:t>)</w:t>
+      </w:r>
+      <w:r>
+        <w:rPr>
+          <w:rFonts w:ascii="Consolas" w:eastAsia="Times New Roman" w:hAnsi="Consolas" w:cs="Times New Roman"/>
+          <w:color w:val="DADADA"/>
+          <w:sz w:val="21"/>
+          <w:szCs w:val="21"/>
+        </w:rPr>
+        <w:t xml:space="preserve"> </w:t>
+      </w:r>
+      <w:r>
+        <w:rPr>
+          <w:rFonts w:ascii="Consolas" w:eastAsia="Times New Roman" w:hAnsi="Consolas" w:cs="Times New Roman"/>
+          <w:color w:val="569CD6"/>
+          <w:sz w:val="21"/>
+          <w:szCs w:val="21"/>
+        </w:rPr>
+        <w:t>=&gt;</w:t>
+      </w:r>
+      <w:r>
+        <w:rPr>
+          <w:rFonts w:ascii="Consolas" w:eastAsia="Times New Roman" w:hAnsi="Consolas" w:cs="Times New Roman"/>
+          <w:color w:val="DADADA"/>
+          <w:sz w:val="21"/>
+          <w:szCs w:val="21"/>
+        </w:rPr>
+        <w:t xml:space="preserve"> </w:t>
+      </w:r>
+      <w:r>
+        <w:rPr>
+          <w:rFonts w:ascii="Consolas" w:eastAsia="Times New Roman" w:hAnsi="Consolas" w:cs="Times New Roman"/>
+          <w:color w:val="B4B4B4"/>
+          <w:sz w:val="21"/>
+          <w:szCs w:val="21"/>
+        </w:rPr>
+        <w:t>{</w:t>
+      </w:r>
+    </w:p>
+    <w:p>
+      <w:pPr>
+        <w:shd w:val="clear" w:color="auto" w:fill="1E1E1E"/>
+        <w:spacing w:after="0" w:line="285" w:lineRule="atLeast"/>
+        <w:rPr>
+          <w:rFonts w:ascii="Consolas" w:eastAsia="Times New Roman" w:hAnsi="Consolas" w:cs="Times New Roman"/>
+          <w:color w:val="DADADA"/>
+          <w:sz w:val="21"/>
+          <w:szCs w:val="21"/>
+        </w:rPr>
+      </w:pPr>
+      <w:r>
+        <w:rPr>
+          <w:rFonts w:ascii="Consolas" w:eastAsia="Times New Roman" w:hAnsi="Consolas" w:cs="Times New Roman"/>
+          <w:color w:val="DADADA"/>
+          <w:sz w:val="21"/>
+          <w:szCs w:val="21"/>
+        </w:rPr>
+        <w:t xml:space="preserve">  </w:t>
+      </w:r>
+      <w:r>
+        <w:rPr>
+          <w:rFonts w:ascii="Consolas" w:eastAsia="Times New Roman" w:hAnsi="Consolas" w:cs="Times New Roman"/>
+          <w:color w:val="569CD6"/>
+          <w:sz w:val="21"/>
+          <w:szCs w:val="21"/>
+        </w:rPr>
+        <w:t>const</w:t>
+      </w:r>
+      <w:r>
+        <w:rPr>
+          <w:rFonts w:ascii="Consolas" w:eastAsia="Times New Roman" w:hAnsi="Consolas" w:cs="Times New Roman"/>
+          <w:color w:val="DADADA"/>
+          <w:sz w:val="21"/>
+          <w:szCs w:val="21"/>
+        </w:rPr>
+        <w:t xml:space="preserve"> </w:t>
+      </w:r>
+      <w:r>
+        <w:rPr>
+          <w:rFonts w:ascii="Consolas" w:eastAsia="Times New Roman" w:hAnsi="Consolas" w:cs="Times New Roman"/>
+          <w:color w:val="C8C8C8"/>
+          <w:sz w:val="21"/>
+          <w:szCs w:val="21"/>
+        </w:rPr>
+        <w:t>person</w:t>
+      </w:r>
+      <w:r>
+        <w:rPr>
+          <w:rFonts w:ascii="Consolas" w:eastAsia="Times New Roman" w:hAnsi="Consolas" w:cs="Times New Roman"/>
+          <w:color w:val="DADADA"/>
+          <w:sz w:val="21"/>
+          <w:szCs w:val="21"/>
+        </w:rPr>
+        <w:t xml:space="preserve"> </w:t>
+      </w:r>
+      <w:r>
+        <w:rPr>
+          <w:rFonts w:ascii="Consolas" w:eastAsia="Times New Roman" w:hAnsi="Consolas" w:cs="Times New Roman"/>
+          <w:color w:val="B4B4B4"/>
+          <w:sz w:val="21"/>
+          <w:szCs w:val="21"/>
+        </w:rPr>
+        <w:t>=</w:t>
+      </w:r>
+      <w:r>
+        <w:rPr>
+          <w:rFonts w:ascii="Consolas" w:eastAsia="Times New Roman" w:hAnsi="Consolas" w:cs="Times New Roman"/>
+          <w:color w:val="DADADA"/>
+          <w:sz w:val="21"/>
+          <w:szCs w:val="21"/>
+        </w:rPr>
+        <w:t xml:space="preserve"> </w:t>
+      </w:r>
+      <w:r>
+        <w:rPr>
+          <w:rFonts w:ascii="Consolas" w:eastAsia="Times New Roman" w:hAnsi="Consolas" w:cs="Times New Roman"/>
+          <w:color w:val="569CD6"/>
+          <w:sz w:val="21"/>
+          <w:szCs w:val="21"/>
+        </w:rPr>
+        <w:t>new</w:t>
+      </w:r>
+      <w:r>
+        <w:rPr>
+          <w:rFonts w:ascii="Consolas" w:eastAsia="Times New Roman" w:hAnsi="Consolas" w:cs="Times New Roman"/>
+          <w:color w:val="DADADA"/>
+          <w:sz w:val="21"/>
+          <w:szCs w:val="21"/>
+        </w:rPr>
+        <w:t xml:space="preserve"> </w:t>
+      </w:r>
+      <w:proofErr w:type="gramStart"/>
+      <w:r>
+        <w:rPr>
+          <w:rFonts w:ascii="Consolas" w:eastAsia="Times New Roman" w:hAnsi="Consolas" w:cs="Times New Roman"/>
+          <w:color w:val="4EC9B0"/>
+          <w:sz w:val="21"/>
+          <w:szCs w:val="21"/>
+        </w:rPr>
+        <w:t>Person</w:t>
+      </w:r>
+      <w:r>
+        <w:rPr>
+          <w:rFonts w:ascii="Consolas" w:eastAsia="Times New Roman" w:hAnsi="Consolas" w:cs="Times New Roman"/>
+          <w:color w:val="DADADA"/>
+          <w:sz w:val="21"/>
+          <w:szCs w:val="21"/>
+        </w:rPr>
+        <w:t>(</w:t>
+      </w:r>
+      <w:proofErr w:type="gramEnd"/>
+      <w:r>
+        <w:rPr>
+          <w:rFonts w:ascii="Consolas" w:eastAsia="Times New Roman" w:hAnsi="Consolas" w:cs="Times New Roman"/>
+          <w:color w:val="B4B4B4"/>
+          <w:sz w:val="21"/>
+          <w:szCs w:val="21"/>
+        </w:rPr>
+        <w:t>{</w:t>
+      </w:r>
+    </w:p>
+    <w:p>
+      <w:pPr>
+        <w:shd w:val="clear" w:color="auto" w:fill="1E1E1E"/>
+        <w:spacing w:after="0" w:line="285" w:lineRule="atLeast"/>
+        <w:rPr>
+          <w:rFonts w:ascii="Consolas" w:eastAsia="Times New Roman" w:hAnsi="Consolas" w:cs="Times New Roman"/>
+          <w:color w:val="DADADA"/>
+          <w:sz w:val="21"/>
+          <w:szCs w:val="21"/>
+        </w:rPr>
+      </w:pPr>
+      <w:r>
+        <w:rPr>
+          <w:rFonts w:ascii="Consolas" w:eastAsia="Times New Roman" w:hAnsi="Consolas" w:cs="Times New Roman"/>
+          <w:color w:val="DADADA"/>
+          <w:sz w:val="21"/>
+          <w:szCs w:val="21"/>
+        </w:rPr>
+        <w:t>    name</w:t>
+      </w:r>
+      <w:r>
+        <w:rPr>
+          <w:rFonts w:ascii="Consolas" w:eastAsia="Times New Roman" w:hAnsi="Consolas" w:cs="Times New Roman"/>
+          <w:color w:val="B4B4B4"/>
+          <w:sz w:val="21"/>
+          <w:szCs w:val="21"/>
+        </w:rPr>
+        <w:t>:</w:t>
+      </w:r>
+      <w:r>
+        <w:rPr>
+          <w:rFonts w:ascii="Consolas" w:eastAsia="Times New Roman" w:hAnsi="Consolas" w:cs="Times New Roman"/>
+          <w:color w:val="DADADA"/>
+          <w:sz w:val="21"/>
+          <w:szCs w:val="21"/>
+        </w:rPr>
+        <w:t xml:space="preserve"> </w:t>
+      </w:r>
+      <w:r>
+        <w:rPr>
+          <w:rFonts w:ascii="Consolas" w:eastAsia="Times New Roman" w:hAnsi="Consolas" w:cs="Times New Roman"/>
+          <w:color w:val="E8C9BB"/>
+          <w:sz w:val="21"/>
+          <w:szCs w:val="21"/>
+        </w:rPr>
+        <w:t>"</w:t>
+      </w:r>
+      <w:r>
+        <w:rPr>
+          <w:rFonts w:ascii="Consolas" w:eastAsia="Times New Roman" w:hAnsi="Consolas" w:cs="Times New Roman"/>
+          <w:color w:val="CE9178"/>
+          <w:sz w:val="21"/>
+          <w:szCs w:val="21"/>
+        </w:rPr>
+        <w:t>VStorm</w:t>
+      </w:r>
+      <w:r>
+        <w:rPr>
+          <w:rFonts w:ascii="Consolas" w:eastAsia="Times New Roman" w:hAnsi="Consolas" w:cs="Times New Roman"/>
+          <w:color w:val="E8C9BB"/>
+          <w:sz w:val="21"/>
+          <w:szCs w:val="21"/>
+        </w:rPr>
+        <w:t>"</w:t>
+      </w:r>
+      <w:r>
+        <w:rPr>
+          <w:rFonts w:ascii="Consolas" w:eastAsia="Times New Roman" w:hAnsi="Consolas" w:cs="Times New Roman"/>
+          <w:color w:val="B4B4B4"/>
+          <w:sz w:val="21"/>
+          <w:szCs w:val="21"/>
+        </w:rPr>
+        <w:t>,</w:t>
+      </w:r>
+      <w:r>
+        <w:rPr>
+          <w:rFonts w:ascii="Consolas" w:eastAsia="Times New Roman" w:hAnsi="Consolas" w:cs="Times New Roman"/>
+          <w:color w:val="DADADA"/>
+          <w:sz w:val="21"/>
+          <w:szCs w:val="21"/>
+        </w:rPr>
+        <w:t xml:space="preserve"> </w:t>
+      </w:r>
+    </w:p>
+    <w:p>
+      <w:pPr>
+        <w:shd w:val="clear" w:color="auto" w:fill="1E1E1E"/>
+        <w:spacing w:after="0" w:line="285" w:lineRule="atLeast"/>
+        <w:rPr>
+          <w:rFonts w:ascii="Consolas" w:eastAsia="Times New Roman" w:hAnsi="Consolas" w:cs="Times New Roman"/>
+          <w:color w:val="DADADA"/>
+          <w:sz w:val="21"/>
+          <w:szCs w:val="21"/>
+        </w:rPr>
+      </w:pPr>
+      <w:r>
+        <w:rPr>
+          <w:rFonts w:ascii="Consolas" w:eastAsia="Times New Roman" w:hAnsi="Consolas" w:cs="Times New Roman"/>
+          <w:color w:val="DADADA"/>
+          <w:sz w:val="21"/>
+          <w:szCs w:val="21"/>
+        </w:rPr>
+        <w:t>    age</w:t>
+      </w:r>
+      <w:r>
+        <w:rPr>
+          <w:rFonts w:ascii="Consolas" w:eastAsia="Times New Roman" w:hAnsi="Consolas" w:cs="Times New Roman"/>
+          <w:color w:val="B4B4B4"/>
+          <w:sz w:val="21"/>
+          <w:szCs w:val="21"/>
+        </w:rPr>
+        <w:t>:</w:t>
+      </w:r>
+      <w:r>
+        <w:rPr>
+          <w:rFonts w:ascii="Consolas" w:eastAsia="Times New Roman" w:hAnsi="Consolas" w:cs="Times New Roman"/>
+          <w:color w:val="DADADA"/>
+          <w:sz w:val="21"/>
+          <w:szCs w:val="21"/>
+        </w:rPr>
+        <w:t xml:space="preserve"> </w:t>
+      </w:r>
+      <w:r>
+        <w:rPr>
+          <w:rFonts w:ascii="Consolas" w:eastAsia="Times New Roman" w:hAnsi="Consolas" w:cs="Times New Roman"/>
+          <w:color w:val="B5CEA8"/>
+          <w:sz w:val="21"/>
+          <w:szCs w:val="21"/>
+        </w:rPr>
+        <w:t>50</w:t>
+      </w:r>
+      <w:r>
+        <w:rPr>
+          <w:rFonts w:ascii="Consolas" w:eastAsia="Times New Roman" w:hAnsi="Consolas" w:cs="Times New Roman"/>
+          <w:color w:val="B4B4B4"/>
+          <w:sz w:val="21"/>
+          <w:szCs w:val="21"/>
+        </w:rPr>
+        <w:t>,</w:t>
+      </w:r>
+      <w:r>
+        <w:rPr>
+          <w:rFonts w:ascii="Consolas" w:eastAsia="Times New Roman" w:hAnsi="Consolas" w:cs="Times New Roman"/>
+          <w:color w:val="DADADA"/>
+          <w:sz w:val="21"/>
+          <w:szCs w:val="21"/>
+        </w:rPr>
+        <w:t xml:space="preserve"> </w:t>
+      </w:r>
+    </w:p>
+    <w:p>
+      <w:pPr>
+        <w:shd w:val="clear" w:color="auto" w:fill="1E1E1E"/>
+        <w:spacing w:after="0" w:line="285" w:lineRule="atLeast"/>
+        <w:rPr>
+          <w:rFonts w:ascii="Consolas" w:eastAsia="Times New Roman" w:hAnsi="Consolas" w:cs="Times New Roman"/>
+          <w:color w:val="DADADA"/>
+          <w:sz w:val="21"/>
+          <w:szCs w:val="21"/>
+        </w:rPr>
+      </w:pPr>
+      <w:r>
+        <w:rPr>
+          <w:rFonts w:ascii="Consolas" w:eastAsia="Times New Roman" w:hAnsi="Consolas" w:cs="Times New Roman"/>
+          <w:color w:val="DADADA"/>
+          <w:sz w:val="21"/>
+          <w:szCs w:val="21"/>
+        </w:rPr>
+        <w:t>    favoriteFoods</w:t>
+      </w:r>
+      <w:r>
+        <w:rPr>
+          <w:rFonts w:ascii="Consolas" w:eastAsia="Times New Roman" w:hAnsi="Consolas" w:cs="Times New Roman"/>
+          <w:color w:val="B4B4B4"/>
+          <w:sz w:val="21"/>
+          <w:szCs w:val="21"/>
+        </w:rPr>
+        <w:t>:</w:t>
+      </w:r>
+      <w:r>
+        <w:rPr>
+          <w:rFonts w:ascii="Consolas" w:eastAsia="Times New Roman" w:hAnsi="Consolas" w:cs="Times New Roman"/>
+          <w:color w:val="DADADA"/>
+          <w:sz w:val="21"/>
+          <w:szCs w:val="21"/>
+        </w:rPr>
+        <w:t xml:space="preserve"> [</w:t>
+      </w:r>
+      <w:r>
+        <w:rPr>
+          <w:rFonts w:ascii="Consolas" w:eastAsia="Times New Roman" w:hAnsi="Consolas" w:cs="Times New Roman"/>
+          <w:color w:val="E8C9BB"/>
+          <w:sz w:val="21"/>
+          <w:szCs w:val="21"/>
+        </w:rPr>
+        <w:t>"</w:t>
+      </w:r>
+      <w:r>
+        <w:rPr>
+          <w:rFonts w:ascii="Consolas" w:eastAsia="Times New Roman" w:hAnsi="Consolas" w:cs="Times New Roman"/>
+          <w:color w:val="CE9178"/>
+          <w:sz w:val="21"/>
+          <w:szCs w:val="21"/>
+        </w:rPr>
+        <w:t>abc</w:t>
+      </w:r>
+      <w:r>
+        <w:rPr>
+          <w:rFonts w:ascii="Consolas" w:eastAsia="Times New Roman" w:hAnsi="Consolas" w:cs="Times New Roman"/>
+          <w:color w:val="E8C9BB"/>
+          <w:sz w:val="21"/>
+          <w:szCs w:val="21"/>
+        </w:rPr>
+        <w:t>"</w:t>
+      </w:r>
+      <w:r>
+        <w:rPr>
+          <w:rFonts w:ascii="Consolas" w:eastAsia="Times New Roman" w:hAnsi="Consolas" w:cs="Times New Roman"/>
+          <w:color w:val="B4B4B4"/>
+          <w:sz w:val="21"/>
+          <w:szCs w:val="21"/>
+        </w:rPr>
+        <w:t>,</w:t>
+      </w:r>
+      <w:r>
+        <w:rPr>
+          <w:rFonts w:ascii="Consolas" w:eastAsia="Times New Roman" w:hAnsi="Consolas" w:cs="Times New Roman"/>
+          <w:color w:val="DADADA"/>
+          <w:sz w:val="21"/>
+          <w:szCs w:val="21"/>
+        </w:rPr>
+        <w:t xml:space="preserve"> </w:t>
+      </w:r>
+      <w:r>
+        <w:rPr>
+          <w:rFonts w:ascii="Consolas" w:eastAsia="Times New Roman" w:hAnsi="Consolas" w:cs="Times New Roman"/>
+          <w:color w:val="E8C9BB"/>
+          <w:sz w:val="21"/>
+          <w:szCs w:val="21"/>
+        </w:rPr>
+        <w:t>"</w:t>
+      </w:r>
+      <w:r>
+        <w:rPr>
+          <w:rFonts w:ascii="Consolas" w:eastAsia="Times New Roman" w:hAnsi="Consolas" w:cs="Times New Roman"/>
+          <w:color w:val="CE9178"/>
+          <w:sz w:val="21"/>
+          <w:szCs w:val="21"/>
+        </w:rPr>
+        <w:t>xyz</w:t>
+      </w:r>
+      <w:r>
+        <w:rPr>
+          <w:rFonts w:ascii="Consolas" w:eastAsia="Times New Roman" w:hAnsi="Consolas" w:cs="Times New Roman"/>
+          <w:color w:val="E8C9BB"/>
+          <w:sz w:val="21"/>
+          <w:szCs w:val="21"/>
+        </w:rPr>
+        <w:t>"</w:t>
+      </w:r>
+      <w:r>
+        <w:rPr>
+          <w:rFonts w:ascii="Consolas" w:eastAsia="Times New Roman" w:hAnsi="Consolas" w:cs="Times New Roman"/>
+          <w:color w:val="DADADA"/>
+          <w:sz w:val="21"/>
+          <w:szCs w:val="21"/>
+        </w:rPr>
+        <w:t>]</w:t>
+      </w:r>
+    </w:p>
+    <w:p>
+      <w:pPr>
+        <w:shd w:val="clear" w:color="auto" w:fill="1E1E1E"/>
+        <w:spacing w:after="0" w:line="285" w:lineRule="atLeast"/>
+        <w:rPr>
+          <w:rFonts w:ascii="Consolas" w:eastAsia="Times New Roman" w:hAnsi="Consolas" w:cs="Times New Roman"/>
+          <w:color w:val="DADADA"/>
+          <w:sz w:val="21"/>
+          <w:szCs w:val="21"/>
+        </w:rPr>
+      </w:pPr>
+      <w:r>
+        <w:rPr>
+          <w:rFonts w:ascii="Consolas" w:eastAsia="Times New Roman" w:hAnsi="Consolas" w:cs="Times New Roman"/>
+          <w:color w:val="DADADA"/>
+          <w:sz w:val="21"/>
+          <w:szCs w:val="21"/>
+        </w:rPr>
+        <w:t xml:space="preserve">  </w:t>
+      </w:r>
+      <w:r>
+        <w:rPr>
+          <w:rFonts w:ascii="Consolas" w:eastAsia="Times New Roman" w:hAnsi="Consolas" w:cs="Times New Roman"/>
+          <w:color w:val="B4B4B4"/>
+          <w:sz w:val="21"/>
+          <w:szCs w:val="21"/>
+        </w:rPr>
+        <w:t>}</w:t>
+      </w:r>
+      <w:r>
+        <w:rPr>
+          <w:rFonts w:ascii="Consolas" w:eastAsia="Times New Roman" w:hAnsi="Consolas" w:cs="Times New Roman"/>
+          <w:color w:val="DADADA"/>
+          <w:sz w:val="21"/>
+          <w:szCs w:val="21"/>
+        </w:rPr>
+        <w:t>)</w:t>
+      </w:r>
+      <w:r>
+        <w:rPr>
+          <w:rFonts w:ascii="Consolas" w:eastAsia="Times New Roman" w:hAnsi="Consolas" w:cs="Times New Roman"/>
+          <w:color w:val="B4B4B4"/>
+          <w:sz w:val="21"/>
+          <w:szCs w:val="21"/>
+        </w:rPr>
+        <w:t>;</w:t>
+      </w:r>
+    </w:p>
+    <w:p>
+      <w:pPr>
+        <w:shd w:val="clear" w:color="auto" w:fill="1E1E1E"/>
+        <w:spacing w:after="0" w:line="285" w:lineRule="atLeast"/>
+        <w:rPr>
+          <w:rFonts w:ascii="Consolas" w:eastAsia="Times New Roman" w:hAnsi="Consolas" w:cs="Times New Roman"/>
+          <w:color w:val="DADADA"/>
+          <w:sz w:val="21"/>
+          <w:szCs w:val="21"/>
+        </w:rPr>
+      </w:pPr>
+      <w:r>
+        <w:rPr>
+          <w:rFonts w:ascii="Consolas" w:eastAsia="Times New Roman" w:hAnsi="Consolas" w:cs="Times New Roman"/>
+          <w:color w:val="DADADA"/>
+          <w:sz w:val="21"/>
+          <w:szCs w:val="21"/>
+        </w:rPr>
+        <w:t xml:space="preserve">  </w:t>
+      </w:r>
+    </w:p>
+    <w:p>
+      <w:pPr>
+        <w:shd w:val="clear" w:color="auto" w:fill="1E1E1E"/>
+        <w:spacing w:after="0" w:line="285" w:lineRule="atLeast"/>
+        <w:rPr>
+          <w:rFonts w:ascii="Consolas" w:eastAsia="Times New Roman" w:hAnsi="Consolas" w:cs="Times New Roman"/>
+          <w:color w:val="DADADA"/>
+          <w:sz w:val="21"/>
+          <w:szCs w:val="21"/>
+        </w:rPr>
+      </w:pPr>
+      <w:r>
+        <w:rPr>
+          <w:rFonts w:ascii="Consolas" w:eastAsia="Times New Roman" w:hAnsi="Consolas" w:cs="Times New Roman"/>
+          <w:color w:val="DADADA"/>
+          <w:sz w:val="21"/>
+          <w:szCs w:val="21"/>
+        </w:rPr>
+        <w:t xml:space="preserve">  </w:t>
+      </w:r>
+      <w:proofErr w:type="gramStart"/>
+      <w:r>
+        <w:rPr>
+          <w:rFonts w:ascii="Consolas" w:eastAsia="Times New Roman" w:hAnsi="Consolas" w:cs="Times New Roman"/>
+          <w:color w:val="C8C8C8"/>
+          <w:sz w:val="21"/>
+          <w:szCs w:val="21"/>
+        </w:rPr>
+        <w:t>person</w:t>
+      </w:r>
+      <w:r>
+        <w:rPr>
+          <w:rFonts w:ascii="Consolas" w:eastAsia="Times New Roman" w:hAnsi="Consolas" w:cs="Times New Roman"/>
+          <w:color w:val="B4B4B4"/>
+          <w:sz w:val="21"/>
+          <w:szCs w:val="21"/>
+        </w:rPr>
+        <w:t>.</w:t>
+      </w:r>
+      <w:r>
+        <w:rPr>
+          <w:rFonts w:ascii="Consolas" w:eastAsia="Times New Roman" w:hAnsi="Consolas" w:cs="Times New Roman"/>
+          <w:color w:val="DCDCAA"/>
+          <w:sz w:val="21"/>
+          <w:szCs w:val="21"/>
+        </w:rPr>
+        <w:t>save</w:t>
+      </w:r>
+      <w:proofErr w:type="gramEnd"/>
+      <w:r>
+        <w:rPr>
+          <w:rFonts w:ascii="Consolas" w:eastAsia="Times New Roman" w:hAnsi="Consolas" w:cs="Times New Roman"/>
+          <w:color w:val="DADADA"/>
+          <w:sz w:val="21"/>
+          <w:szCs w:val="21"/>
+        </w:rPr>
+        <w:t>(</w:t>
+      </w:r>
+      <w:r>
+        <w:rPr>
+          <w:rFonts w:ascii="Consolas" w:eastAsia="Times New Roman" w:hAnsi="Consolas" w:cs="Times New Roman"/>
+          <w:color w:val="B4B4B4"/>
+          <w:sz w:val="21"/>
+          <w:szCs w:val="21"/>
+        </w:rPr>
+        <w:t>(</w:t>
+      </w:r>
+      <w:r>
+        <w:rPr>
+          <w:rFonts w:ascii="Consolas" w:eastAsia="Times New Roman" w:hAnsi="Consolas" w:cs="Times New Roman"/>
+          <w:color w:val="9A9A9A"/>
+          <w:sz w:val="21"/>
+          <w:szCs w:val="21"/>
+        </w:rPr>
+        <w:t>err</w:t>
+      </w:r>
+      <w:r>
+        <w:rPr>
+          <w:rFonts w:ascii="Consolas" w:eastAsia="Times New Roman" w:hAnsi="Consolas" w:cs="Times New Roman"/>
+          <w:color w:val="B4B4B4"/>
+          <w:sz w:val="21"/>
+          <w:szCs w:val="21"/>
+        </w:rPr>
+        <w:t>,</w:t>
+      </w:r>
+      <w:r>
+        <w:rPr>
+          <w:rFonts w:ascii="Consolas" w:eastAsia="Times New Roman" w:hAnsi="Consolas" w:cs="Times New Roman"/>
+          <w:color w:val="DADADA"/>
+          <w:sz w:val="21"/>
+          <w:szCs w:val="21"/>
+        </w:rPr>
+        <w:t xml:space="preserve"> </w:t>
+      </w:r>
+      <w:r>
+        <w:rPr>
+          <w:rFonts w:ascii="Consolas" w:eastAsia="Times New Roman" w:hAnsi="Consolas" w:cs="Times New Roman"/>
+          <w:color w:val="9A9A9A"/>
+          <w:sz w:val="21"/>
+          <w:szCs w:val="21"/>
+        </w:rPr>
+        <w:t>data</w:t>
+      </w:r>
+      <w:r>
+        <w:rPr>
+          <w:rFonts w:ascii="Consolas" w:eastAsia="Times New Roman" w:hAnsi="Consolas" w:cs="Times New Roman"/>
+          <w:color w:val="B4B4B4"/>
+          <w:sz w:val="21"/>
+          <w:szCs w:val="21"/>
+        </w:rPr>
+        <w:t>)</w:t>
+      </w:r>
+      <w:r>
+        <w:rPr>
+          <w:rFonts w:ascii="Consolas" w:eastAsia="Times New Roman" w:hAnsi="Consolas" w:cs="Times New Roman"/>
+          <w:color w:val="DADADA"/>
+          <w:sz w:val="21"/>
+          <w:szCs w:val="21"/>
+        </w:rPr>
+        <w:t xml:space="preserve"> </w:t>
+      </w:r>
+      <w:r>
+        <w:rPr>
+          <w:rFonts w:ascii="Consolas" w:eastAsia="Times New Roman" w:hAnsi="Consolas" w:cs="Times New Roman"/>
+          <w:color w:val="569CD6"/>
+          <w:sz w:val="21"/>
+          <w:szCs w:val="21"/>
+        </w:rPr>
+        <w:t>=&gt;</w:t>
+      </w:r>
+      <w:r>
+        <w:rPr>
+          <w:rFonts w:ascii="Consolas" w:eastAsia="Times New Roman" w:hAnsi="Consolas" w:cs="Times New Roman"/>
+          <w:color w:val="DADADA"/>
+          <w:sz w:val="21"/>
+          <w:szCs w:val="21"/>
+        </w:rPr>
+        <w:t xml:space="preserve"> </w:t>
+      </w:r>
+      <w:r>
+        <w:rPr>
+          <w:rFonts w:ascii="Consolas" w:eastAsia="Times New Roman" w:hAnsi="Consolas" w:cs="Times New Roman"/>
+          <w:color w:val="B4B4B4"/>
+          <w:sz w:val="21"/>
+          <w:szCs w:val="21"/>
+        </w:rPr>
+        <w:t>{</w:t>
+      </w:r>
+    </w:p>
+    <w:p>
+      <w:pPr>
+        <w:shd w:val="clear" w:color="auto" w:fill="1E1E1E"/>
+        <w:spacing w:after="0" w:line="285" w:lineRule="atLeast"/>
+        <w:rPr>
+          <w:rFonts w:ascii="Consolas" w:eastAsia="Times New Roman" w:hAnsi="Consolas" w:cs="Times New Roman"/>
+          <w:color w:val="DADADA"/>
+          <w:sz w:val="21"/>
+          <w:szCs w:val="21"/>
+        </w:rPr>
+      </w:pPr>
+      <w:r>
+        <w:rPr>
+          <w:rFonts w:ascii="Consolas" w:eastAsia="Times New Roman" w:hAnsi="Consolas" w:cs="Times New Roman"/>
+          <w:color w:val="DADADA"/>
+          <w:sz w:val="21"/>
+          <w:szCs w:val="21"/>
+        </w:rPr>
+        <w:t xml:space="preserve">    </w:t>
+      </w:r>
+      <w:r>
+        <w:rPr>
+          <w:rFonts w:ascii="Consolas" w:eastAsia="Times New Roman" w:hAnsi="Consolas" w:cs="Times New Roman"/>
+          <w:color w:val="D8A0DF"/>
+          <w:sz w:val="21"/>
+          <w:szCs w:val="21"/>
+        </w:rPr>
+        <w:t>if</w:t>
+      </w:r>
+      <w:r>
+        <w:rPr>
+          <w:rFonts w:ascii="Consolas" w:eastAsia="Times New Roman" w:hAnsi="Consolas" w:cs="Times New Roman"/>
+          <w:color w:val="DADADA"/>
+          <w:sz w:val="21"/>
+          <w:szCs w:val="21"/>
+        </w:rPr>
+        <w:t>(</w:t>
+      </w:r>
+      <w:r>
+        <w:rPr>
+          <w:rFonts w:ascii="Consolas" w:eastAsia="Times New Roman" w:hAnsi="Consolas" w:cs="Times New Roman"/>
+          <w:color w:val="9A9A9A"/>
+          <w:sz w:val="21"/>
+          <w:szCs w:val="21"/>
+        </w:rPr>
+        <w:t>err</w:t>
+      </w:r>
+      <w:r>
+        <w:rPr>
+          <w:rFonts w:ascii="Consolas" w:eastAsia="Times New Roman" w:hAnsi="Consolas" w:cs="Times New Roman"/>
+          <w:color w:val="DADADA"/>
+          <w:sz w:val="21"/>
+          <w:szCs w:val="21"/>
+        </w:rPr>
+        <w:t xml:space="preserve">) </w:t>
+      </w:r>
+    </w:p>
+    <w:p>
+      <w:pPr>
+        <w:shd w:val="clear" w:color="auto" w:fill="1E1E1E"/>
+        <w:spacing w:after="0" w:line="285" w:lineRule="atLeast"/>
+        <w:rPr>
+          <w:rFonts w:ascii="Consolas" w:eastAsia="Times New Roman" w:hAnsi="Consolas" w:cs="Times New Roman"/>
+          <w:color w:val="DADADA"/>
+          <w:sz w:val="21"/>
+          <w:szCs w:val="21"/>
+        </w:rPr>
+      </w:pPr>
+      <w:r>
+        <w:rPr>
+          <w:rFonts w:ascii="Consolas" w:eastAsia="Times New Roman" w:hAnsi="Consolas" w:cs="Times New Roman"/>
+          <w:color w:val="DADADA"/>
+          <w:sz w:val="21"/>
+          <w:szCs w:val="21"/>
+        </w:rPr>
+        <w:t xml:space="preserve">      </w:t>
+      </w:r>
+      <w:r>
+        <w:rPr>
+          <w:rFonts w:ascii="Consolas" w:eastAsia="Times New Roman" w:hAnsi="Consolas" w:cs="Times New Roman"/>
+          <w:color w:val="9CDCFE"/>
+          <w:sz w:val="21"/>
+          <w:szCs w:val="21"/>
+        </w:rPr>
+        <w:t>console</w:t>
+      </w:r>
+      <w:r>
+        <w:rPr>
+          <w:rFonts w:ascii="Consolas" w:eastAsia="Times New Roman" w:hAnsi="Consolas" w:cs="Times New Roman"/>
+          <w:color w:val="B4B4B4"/>
+          <w:sz w:val="21"/>
+          <w:szCs w:val="21"/>
+        </w:rPr>
+        <w:t>.</w:t>
+      </w:r>
+      <w:r>
+        <w:rPr>
+          <w:rFonts w:ascii="Consolas" w:eastAsia="Times New Roman" w:hAnsi="Consolas" w:cs="Times New Roman"/>
+          <w:color w:val="DCDCAA"/>
+          <w:sz w:val="21"/>
+          <w:szCs w:val="21"/>
+        </w:rPr>
+        <w:t>log</w:t>
+      </w:r>
+      <w:r>
+        <w:rPr>
+          <w:rFonts w:ascii="Consolas" w:eastAsia="Times New Roman" w:hAnsi="Consolas" w:cs="Times New Roman"/>
+          <w:color w:val="DADADA"/>
+          <w:sz w:val="21"/>
+          <w:szCs w:val="21"/>
+        </w:rPr>
+        <w:t>(</w:t>
+      </w:r>
+      <w:r>
+        <w:rPr>
+          <w:rFonts w:ascii="Consolas" w:eastAsia="Times New Roman" w:hAnsi="Consolas" w:cs="Times New Roman"/>
+          <w:color w:val="9A9A9A"/>
+          <w:sz w:val="21"/>
+          <w:szCs w:val="21"/>
+        </w:rPr>
+        <w:t>err</w:t>
+      </w:r>
+      <w:r>
+        <w:rPr>
+          <w:rFonts w:ascii="Consolas" w:eastAsia="Times New Roman" w:hAnsi="Consolas" w:cs="Times New Roman"/>
+          <w:color w:val="DADADA"/>
+          <w:sz w:val="21"/>
+          <w:szCs w:val="21"/>
+        </w:rPr>
+        <w:t>)</w:t>
+      </w:r>
+      <w:r>
+        <w:rPr>
+          <w:rFonts w:ascii="Consolas" w:eastAsia="Times New Roman" w:hAnsi="Consolas" w:cs="Times New Roman"/>
+          <w:color w:val="B4B4B4"/>
+          <w:sz w:val="21"/>
+          <w:szCs w:val="21"/>
+        </w:rPr>
+        <w:t>;</w:t>
+      </w:r>
+    </w:p>
+    <w:p>
+      <w:pPr>
+        <w:shd w:val="clear" w:color="auto" w:fill="1E1E1E"/>
+        <w:spacing w:after="0" w:line="285" w:lineRule="atLeast"/>
+        <w:rPr>
+          <w:rFonts w:ascii="Consolas" w:eastAsia="Times New Roman" w:hAnsi="Consolas" w:cs="Times New Roman"/>
+          <w:color w:val="DADADA"/>
+          <w:sz w:val="21"/>
+          <w:szCs w:val="21"/>
+        </w:rPr>
+      </w:pPr>
+    </w:p>
+    <w:p>
+      <w:pPr>
+        <w:shd w:val="clear" w:color="auto" w:fill="1E1E1E"/>
+        <w:spacing w:after="0" w:line="285" w:lineRule="atLeast"/>
+        <w:rPr>
+          <w:rFonts w:ascii="Consolas" w:eastAsia="Times New Roman" w:hAnsi="Consolas" w:cs="Times New Roman"/>
+          <w:color w:val="DADADA"/>
+          <w:sz w:val="21"/>
+          <w:szCs w:val="21"/>
+        </w:rPr>
+      </w:pPr>
+      <w:r>
+        <w:rPr>
+          <w:rFonts w:ascii="Consolas" w:eastAsia="Times New Roman" w:hAnsi="Consolas" w:cs="Times New Roman"/>
+          <w:color w:val="DADADA"/>
+          <w:sz w:val="21"/>
+          <w:szCs w:val="21"/>
+        </w:rPr>
+        <w:t xml:space="preserve">    </w:t>
+      </w:r>
+      <w:proofErr w:type="gramStart"/>
+      <w:r>
+        <w:rPr>
+          <w:rFonts w:ascii="Consolas" w:eastAsia="Times New Roman" w:hAnsi="Consolas" w:cs="Times New Roman"/>
+          <w:color w:val="DCDCAA"/>
+          <w:sz w:val="21"/>
+          <w:szCs w:val="21"/>
+        </w:rPr>
+        <w:t>done</w:t>
+      </w:r>
+      <w:r>
+        <w:rPr>
+          <w:rFonts w:ascii="Consolas" w:eastAsia="Times New Roman" w:hAnsi="Consolas" w:cs="Times New Roman"/>
+          <w:color w:val="DADADA"/>
+          <w:sz w:val="21"/>
+          <w:szCs w:val="21"/>
+        </w:rPr>
+        <w:t>(</w:t>
+      </w:r>
+      <w:proofErr w:type="gramEnd"/>
+      <w:r>
+        <w:rPr>
+          <w:rFonts w:ascii="Consolas" w:eastAsia="Times New Roman" w:hAnsi="Consolas" w:cs="Times New Roman"/>
+          <w:color w:val="569CD6"/>
+          <w:sz w:val="21"/>
+          <w:szCs w:val="21"/>
+        </w:rPr>
+        <w:t>null</w:t>
+      </w:r>
+      <w:r>
+        <w:rPr>
+          <w:rFonts w:ascii="Consolas" w:eastAsia="Times New Roman" w:hAnsi="Consolas" w:cs="Times New Roman"/>
+          <w:color w:val="B4B4B4"/>
+          <w:sz w:val="21"/>
+          <w:szCs w:val="21"/>
+        </w:rPr>
+        <w:t>,</w:t>
+      </w:r>
+      <w:r>
+        <w:rPr>
+          <w:rFonts w:ascii="Consolas" w:eastAsia="Times New Roman" w:hAnsi="Consolas" w:cs="Times New Roman"/>
+          <w:color w:val="DADADA"/>
+          <w:sz w:val="21"/>
+          <w:szCs w:val="21"/>
+        </w:rPr>
+        <w:t xml:space="preserve"> </w:t>
+      </w:r>
+      <w:r>
+        <w:rPr>
+          <w:rFonts w:ascii="Consolas" w:eastAsia="Times New Roman" w:hAnsi="Consolas" w:cs="Times New Roman"/>
+          <w:color w:val="9A9A9A"/>
+          <w:sz w:val="21"/>
+          <w:szCs w:val="21"/>
+        </w:rPr>
+        <w:t>data</w:t>
+      </w:r>
+      <w:r>
+        <w:rPr>
+          <w:rFonts w:ascii="Consolas" w:eastAsia="Times New Roman" w:hAnsi="Consolas" w:cs="Times New Roman"/>
+          <w:color w:val="DADADA"/>
+          <w:sz w:val="21"/>
+          <w:szCs w:val="21"/>
+        </w:rPr>
+        <w:t>)</w:t>
+      </w:r>
+      <w:r>
+        <w:rPr>
+          <w:rFonts w:ascii="Consolas" w:eastAsia="Times New Roman" w:hAnsi="Consolas" w:cs="Times New Roman"/>
+          <w:color w:val="B4B4B4"/>
+          <w:sz w:val="21"/>
+          <w:szCs w:val="21"/>
+        </w:rPr>
+        <w:t>;</w:t>
+      </w:r>
+    </w:p>
+    <w:p>
+      <w:pPr>
+        <w:shd w:val="clear" w:color="auto" w:fill="1E1E1E"/>
+        <w:spacing w:after="0" w:line="285" w:lineRule="atLeast"/>
+        <w:rPr>
+          <w:rFonts w:ascii="Consolas" w:eastAsia="Times New Roman" w:hAnsi="Consolas" w:cs="Times New Roman"/>
+          <w:color w:val="DADADA"/>
+          <w:sz w:val="21"/>
+          <w:szCs w:val="21"/>
+        </w:rPr>
+      </w:pPr>
+      <w:r>
+        <w:rPr>
+          <w:rFonts w:ascii="Consolas" w:eastAsia="Times New Roman" w:hAnsi="Consolas" w:cs="Times New Roman"/>
+          <w:color w:val="DADADA"/>
+          <w:sz w:val="21"/>
+          <w:szCs w:val="21"/>
+        </w:rPr>
+        <w:t xml:space="preserve">  </w:t>
+      </w:r>
+      <w:r>
+        <w:rPr>
+          <w:rFonts w:ascii="Consolas" w:eastAsia="Times New Roman" w:hAnsi="Consolas" w:cs="Times New Roman"/>
+          <w:color w:val="B4B4B4"/>
+          <w:sz w:val="21"/>
+          <w:szCs w:val="21"/>
+        </w:rPr>
+        <w:t>}</w:t>
+      </w:r>
+      <w:r>
+        <w:rPr>
+          <w:rFonts w:ascii="Consolas" w:eastAsia="Times New Roman" w:hAnsi="Consolas" w:cs="Times New Roman"/>
+          <w:color w:val="DADADA"/>
+          <w:sz w:val="21"/>
+          <w:szCs w:val="21"/>
+        </w:rPr>
+        <w:t>)</w:t>
+      </w:r>
+    </w:p>
+    <w:p>
+      <w:pPr>
+        <w:shd w:val="clear" w:color="auto" w:fill="1E1E1E"/>
+        <w:spacing w:after="0" w:line="285" w:lineRule="atLeast"/>
+        <w:rPr>
+          <w:rFonts w:ascii="Consolas" w:eastAsia="Times New Roman" w:hAnsi="Consolas" w:cs="Times New Roman"/>
+          <w:color w:val="DADADA"/>
+          <w:sz w:val="21"/>
+          <w:szCs w:val="21"/>
+        </w:rPr>
+      </w:pPr>
+      <w:r>
+        <w:rPr>
+          <w:rFonts w:ascii="Consolas" w:eastAsia="Times New Roman" w:hAnsi="Consolas" w:cs="Times New Roman"/>
+          <w:color w:val="B4B4B4"/>
+          <w:sz w:val="21"/>
+          <w:szCs w:val="21"/>
+        </w:rPr>
+        <w:t>};</w:t>
+      </w:r>
+    </w:p>
+    <w:p/>
+    <w:p/>
+    <w:p>
+      <w:r>
+        <w:t>- Tạo nhiều phần tử cùng lúc</w:t>
+      </w:r>
+    </w:p>
+    <w:p>
+      <w:pPr>
+        <w:shd w:val="clear" w:color="auto" w:fill="1E1E1E"/>
+        <w:spacing w:after="0" w:line="285" w:lineRule="atLeast"/>
+        <w:rPr>
+          <w:rFonts w:ascii="Consolas" w:eastAsia="Times New Roman" w:hAnsi="Consolas" w:cs="Times New Roman"/>
+          <w:color w:val="DADADA"/>
+          <w:sz w:val="21"/>
+          <w:szCs w:val="21"/>
+        </w:rPr>
+      </w:pPr>
+      <w:r>
+        <w:rPr>
+          <w:rFonts w:ascii="Consolas" w:eastAsia="Times New Roman" w:hAnsi="Consolas" w:cs="Times New Roman"/>
+          <w:color w:val="57A64A"/>
+          <w:sz w:val="21"/>
+          <w:szCs w:val="21"/>
+        </w:rPr>
+        <w:lastRenderedPageBreak/>
+        <w:t>// var arrayOfPeople = [</w:t>
+      </w:r>
+    </w:p>
+    <w:p>
+      <w:pPr>
+        <w:shd w:val="clear" w:color="auto" w:fill="1E1E1E"/>
+        <w:spacing w:after="0" w:line="285" w:lineRule="atLeast"/>
+        <w:rPr>
+          <w:rFonts w:ascii="Consolas" w:eastAsia="Times New Roman" w:hAnsi="Consolas" w:cs="Times New Roman"/>
+          <w:color w:val="DADADA"/>
+          <w:sz w:val="21"/>
+          <w:szCs w:val="21"/>
+        </w:rPr>
+      </w:pPr>
+      <w:r>
+        <w:rPr>
+          <w:rFonts w:ascii="Consolas" w:eastAsia="Times New Roman" w:hAnsi="Consolas" w:cs="Times New Roman"/>
+          <w:color w:val="57A64A"/>
+          <w:sz w:val="21"/>
+          <w:szCs w:val="21"/>
+        </w:rPr>
+        <w:t>// {name: "Frankie", age: 74, favoriteFoods: ["Del Taco"]},</w:t>
+      </w:r>
+    </w:p>
+    <w:p>
+      <w:pPr>
+        <w:shd w:val="clear" w:color="auto" w:fill="1E1E1E"/>
+        <w:spacing w:after="0" w:line="285" w:lineRule="atLeast"/>
+        <w:rPr>
+          <w:rFonts w:ascii="Consolas" w:eastAsia="Times New Roman" w:hAnsi="Consolas" w:cs="Times New Roman"/>
+          <w:color w:val="DADADA"/>
+          <w:sz w:val="21"/>
+          <w:szCs w:val="21"/>
+        </w:rPr>
+      </w:pPr>
+      <w:r>
+        <w:rPr>
+          <w:rFonts w:ascii="Consolas" w:eastAsia="Times New Roman" w:hAnsi="Consolas" w:cs="Times New Roman"/>
+          <w:color w:val="57A64A"/>
+          <w:sz w:val="21"/>
+          <w:szCs w:val="21"/>
+        </w:rPr>
+        <w:t>// {name: "Sol", age: 76, favoriteFoods: ["roast chicken"]},</w:t>
+      </w:r>
+    </w:p>
+    <w:p>
+      <w:pPr>
+        <w:shd w:val="clear" w:color="auto" w:fill="1E1E1E"/>
+        <w:spacing w:after="0" w:line="285" w:lineRule="atLeast"/>
+        <w:rPr>
+          <w:rFonts w:ascii="Consolas" w:eastAsia="Times New Roman" w:hAnsi="Consolas" w:cs="Times New Roman"/>
+          <w:color w:val="DADADA"/>
+          <w:sz w:val="21"/>
+          <w:szCs w:val="21"/>
+        </w:rPr>
+      </w:pPr>
+      <w:r>
+        <w:rPr>
+          <w:rFonts w:ascii="Consolas" w:eastAsia="Times New Roman" w:hAnsi="Consolas" w:cs="Times New Roman"/>
+          <w:color w:val="57A64A"/>
+          <w:sz w:val="21"/>
+          <w:szCs w:val="21"/>
+        </w:rPr>
+        <w:t>// {name: "Robert", age: 78, favoriteFoods: ["wine"]}</w:t>
+      </w:r>
+    </w:p>
+    <w:p>
+      <w:pPr>
+        <w:shd w:val="clear" w:color="auto" w:fill="1E1E1E"/>
+        <w:spacing w:after="0" w:line="285" w:lineRule="atLeast"/>
+        <w:rPr>
+          <w:rFonts w:ascii="Consolas" w:eastAsia="Times New Roman" w:hAnsi="Consolas" w:cs="Times New Roman"/>
+          <w:color w:val="DADADA"/>
+          <w:sz w:val="21"/>
+          <w:szCs w:val="21"/>
+        </w:rPr>
+      </w:pPr>
+      <w:r>
+        <w:rPr>
+          <w:rFonts w:ascii="Consolas" w:eastAsia="Times New Roman" w:hAnsi="Consolas" w:cs="Times New Roman"/>
+          <w:color w:val="57A64A"/>
+          <w:sz w:val="21"/>
+          <w:szCs w:val="21"/>
+        </w:rPr>
+        <w:t>// ]</w:t>
+      </w:r>
+    </w:p>
+    <w:p>
+      <w:pPr>
+        <w:shd w:val="clear" w:color="auto" w:fill="1E1E1E"/>
+        <w:spacing w:after="0" w:line="285" w:lineRule="atLeast"/>
+        <w:rPr>
+          <w:rFonts w:ascii="Consolas" w:eastAsia="Times New Roman" w:hAnsi="Consolas" w:cs="Times New Roman"/>
+          <w:color w:val="DADADA"/>
+          <w:sz w:val="21"/>
+          <w:szCs w:val="21"/>
+        </w:rPr>
+      </w:pPr>
+    </w:p>
+    <w:p>
+      <w:pPr>
+        <w:shd w:val="clear" w:color="auto" w:fill="1E1E1E"/>
+        <w:spacing w:after="0" w:line="285" w:lineRule="atLeast"/>
+        <w:rPr>
+          <w:rFonts w:ascii="Consolas" w:eastAsia="Times New Roman" w:hAnsi="Consolas" w:cs="Times New Roman"/>
+          <w:color w:val="DADADA"/>
+          <w:sz w:val="21"/>
+          <w:szCs w:val="21"/>
+        </w:rPr>
+      </w:pPr>
+      <w:r>
+        <w:rPr>
+          <w:rFonts w:ascii="Consolas" w:eastAsia="Times New Roman" w:hAnsi="Consolas" w:cs="Times New Roman"/>
+          <w:color w:val="57A64A"/>
+          <w:sz w:val="21"/>
+          <w:szCs w:val="21"/>
+        </w:rPr>
+        <w:t>// create many íntances</w:t>
+      </w:r>
+    </w:p>
+    <w:p>
+      <w:pPr>
+        <w:shd w:val="clear" w:color="auto" w:fill="1E1E1E"/>
+        <w:spacing w:after="0" w:line="285" w:lineRule="atLeast"/>
+        <w:rPr>
+          <w:rFonts w:ascii="Consolas" w:eastAsia="Times New Roman" w:hAnsi="Consolas" w:cs="Times New Roman"/>
+          <w:color w:val="DADADA"/>
+          <w:sz w:val="21"/>
+          <w:szCs w:val="21"/>
+        </w:rPr>
+      </w:pPr>
+      <w:r>
+        <w:rPr>
+          <w:rFonts w:ascii="Consolas" w:eastAsia="Times New Roman" w:hAnsi="Consolas" w:cs="Times New Roman"/>
+          <w:color w:val="569CD6"/>
+          <w:sz w:val="21"/>
+          <w:szCs w:val="21"/>
+        </w:rPr>
+        <w:t>const</w:t>
+      </w:r>
+      <w:r>
+        <w:rPr>
+          <w:rFonts w:ascii="Consolas" w:eastAsia="Times New Roman" w:hAnsi="Consolas" w:cs="Times New Roman"/>
+          <w:color w:val="DADADA"/>
+          <w:sz w:val="21"/>
+          <w:szCs w:val="21"/>
+        </w:rPr>
+        <w:t xml:space="preserve"> </w:t>
+      </w:r>
+      <w:r>
+        <w:rPr>
+          <w:rFonts w:ascii="Consolas" w:eastAsia="Times New Roman" w:hAnsi="Consolas" w:cs="Times New Roman"/>
+          <w:color w:val="DCDCAA"/>
+          <w:sz w:val="21"/>
+          <w:szCs w:val="21"/>
+        </w:rPr>
+        <w:t>createManyPeople</w:t>
+      </w:r>
+      <w:r>
+        <w:rPr>
+          <w:rFonts w:ascii="Consolas" w:eastAsia="Times New Roman" w:hAnsi="Consolas" w:cs="Times New Roman"/>
+          <w:color w:val="DADADA"/>
+          <w:sz w:val="21"/>
+          <w:szCs w:val="21"/>
+        </w:rPr>
+        <w:t xml:space="preserve"> </w:t>
+      </w:r>
+      <w:r>
+        <w:rPr>
+          <w:rFonts w:ascii="Consolas" w:eastAsia="Times New Roman" w:hAnsi="Consolas" w:cs="Times New Roman"/>
+          <w:color w:val="B4B4B4"/>
+          <w:sz w:val="21"/>
+          <w:szCs w:val="21"/>
+        </w:rPr>
+        <w:t>=</w:t>
+      </w:r>
+      <w:r>
+        <w:rPr>
+          <w:rFonts w:ascii="Consolas" w:eastAsia="Times New Roman" w:hAnsi="Consolas" w:cs="Times New Roman"/>
+          <w:color w:val="DADADA"/>
+          <w:sz w:val="21"/>
+          <w:szCs w:val="21"/>
+        </w:rPr>
+        <w:t xml:space="preserve"> </w:t>
+      </w:r>
+      <w:r>
+        <w:rPr>
+          <w:rFonts w:ascii="Consolas" w:eastAsia="Times New Roman" w:hAnsi="Consolas" w:cs="Times New Roman"/>
+          <w:color w:val="B4B4B4"/>
+          <w:sz w:val="21"/>
+          <w:szCs w:val="21"/>
+        </w:rPr>
+        <w:t>(</w:t>
+      </w:r>
+      <w:r>
+        <w:rPr>
+          <w:rFonts w:ascii="Consolas" w:eastAsia="Times New Roman" w:hAnsi="Consolas" w:cs="Times New Roman"/>
+          <w:color w:val="9A9A9A"/>
+          <w:sz w:val="21"/>
+          <w:szCs w:val="21"/>
+        </w:rPr>
+        <w:t>arrayOfPeople</w:t>
+      </w:r>
+      <w:r>
+        <w:rPr>
+          <w:rFonts w:ascii="Consolas" w:eastAsia="Times New Roman" w:hAnsi="Consolas" w:cs="Times New Roman"/>
+          <w:color w:val="B4B4B4"/>
+          <w:sz w:val="21"/>
+          <w:szCs w:val="21"/>
+        </w:rPr>
+        <w:t>,</w:t>
+      </w:r>
+      <w:r>
+        <w:rPr>
+          <w:rFonts w:ascii="Consolas" w:eastAsia="Times New Roman" w:hAnsi="Consolas" w:cs="Times New Roman"/>
+          <w:color w:val="DADADA"/>
+          <w:sz w:val="21"/>
+          <w:szCs w:val="21"/>
+        </w:rPr>
+        <w:t xml:space="preserve"> </w:t>
+      </w:r>
+      <w:r>
+        <w:rPr>
+          <w:rFonts w:ascii="Consolas" w:eastAsia="Times New Roman" w:hAnsi="Consolas" w:cs="Times New Roman"/>
+          <w:color w:val="9A9A9A"/>
+          <w:sz w:val="21"/>
+          <w:szCs w:val="21"/>
+        </w:rPr>
+        <w:t>done</w:t>
+      </w:r>
+      <w:r>
+        <w:rPr>
+          <w:rFonts w:ascii="Consolas" w:eastAsia="Times New Roman" w:hAnsi="Consolas" w:cs="Times New Roman"/>
+          <w:color w:val="B4B4B4"/>
+          <w:sz w:val="21"/>
+          <w:szCs w:val="21"/>
+        </w:rPr>
+        <w:t>)</w:t>
+      </w:r>
+      <w:r>
+        <w:rPr>
+          <w:rFonts w:ascii="Consolas" w:eastAsia="Times New Roman" w:hAnsi="Consolas" w:cs="Times New Roman"/>
+          <w:color w:val="DADADA"/>
+          <w:sz w:val="21"/>
+          <w:szCs w:val="21"/>
+        </w:rPr>
+        <w:t xml:space="preserve"> </w:t>
+      </w:r>
+      <w:r>
+        <w:rPr>
+          <w:rFonts w:ascii="Consolas" w:eastAsia="Times New Roman" w:hAnsi="Consolas" w:cs="Times New Roman"/>
+          <w:color w:val="569CD6"/>
+          <w:sz w:val="21"/>
+          <w:szCs w:val="21"/>
+        </w:rPr>
+        <w:t>=&gt;</w:t>
+      </w:r>
+      <w:r>
+        <w:rPr>
+          <w:rFonts w:ascii="Consolas" w:eastAsia="Times New Roman" w:hAnsi="Consolas" w:cs="Times New Roman"/>
+          <w:color w:val="DADADA"/>
+          <w:sz w:val="21"/>
+          <w:szCs w:val="21"/>
+        </w:rPr>
+        <w:t xml:space="preserve"> </w:t>
+      </w:r>
+      <w:r>
+        <w:rPr>
+          <w:rFonts w:ascii="Consolas" w:eastAsia="Times New Roman" w:hAnsi="Consolas" w:cs="Times New Roman"/>
+          <w:color w:val="B4B4B4"/>
+          <w:sz w:val="21"/>
+          <w:szCs w:val="21"/>
+        </w:rPr>
+        <w:t>{</w:t>
+      </w:r>
+    </w:p>
+    <w:p>
+      <w:pPr>
+        <w:shd w:val="clear" w:color="auto" w:fill="1E1E1E"/>
+        <w:spacing w:after="0" w:line="285" w:lineRule="atLeast"/>
+        <w:rPr>
+          <w:rFonts w:ascii="Consolas" w:eastAsia="Times New Roman" w:hAnsi="Consolas" w:cs="Times New Roman"/>
+          <w:color w:val="DADADA"/>
+          <w:sz w:val="21"/>
+          <w:szCs w:val="21"/>
+        </w:rPr>
+      </w:pPr>
+      <w:r>
+        <w:rPr>
+          <w:rFonts w:ascii="Consolas" w:eastAsia="Times New Roman" w:hAnsi="Consolas" w:cs="Times New Roman"/>
+          <w:color w:val="DADADA"/>
+          <w:sz w:val="21"/>
+          <w:szCs w:val="21"/>
+        </w:rPr>
+        <w:t xml:space="preserve">  </w:t>
+      </w:r>
+      <w:r>
+        <w:rPr>
+          <w:rFonts w:ascii="Consolas" w:eastAsia="Times New Roman" w:hAnsi="Consolas" w:cs="Times New Roman"/>
+          <w:color w:val="569CD6"/>
+          <w:sz w:val="21"/>
+          <w:szCs w:val="21"/>
+        </w:rPr>
+        <w:t>const</w:t>
+      </w:r>
+      <w:r>
+        <w:rPr>
+          <w:rFonts w:ascii="Consolas" w:eastAsia="Times New Roman" w:hAnsi="Consolas" w:cs="Times New Roman"/>
+          <w:color w:val="DADADA"/>
+          <w:sz w:val="21"/>
+          <w:szCs w:val="21"/>
+        </w:rPr>
+        <w:t xml:space="preserve"> </w:t>
+      </w:r>
+      <w:r>
+        <w:rPr>
+          <w:rFonts w:ascii="Consolas" w:eastAsia="Times New Roman" w:hAnsi="Consolas" w:cs="Times New Roman"/>
+          <w:color w:val="C8C8C8"/>
+          <w:sz w:val="21"/>
+          <w:szCs w:val="21"/>
+        </w:rPr>
+        <w:t>data</w:t>
+      </w:r>
+      <w:r>
+        <w:rPr>
+          <w:rFonts w:ascii="Consolas" w:eastAsia="Times New Roman" w:hAnsi="Consolas" w:cs="Times New Roman"/>
+          <w:color w:val="DADADA"/>
+          <w:sz w:val="21"/>
+          <w:szCs w:val="21"/>
+        </w:rPr>
+        <w:t xml:space="preserve"> </w:t>
+      </w:r>
+      <w:r>
+        <w:rPr>
+          <w:rFonts w:ascii="Consolas" w:eastAsia="Times New Roman" w:hAnsi="Consolas" w:cs="Times New Roman"/>
+          <w:color w:val="B4B4B4"/>
+          <w:sz w:val="21"/>
+          <w:szCs w:val="21"/>
+        </w:rPr>
+        <w:t>=</w:t>
+      </w:r>
+      <w:r>
+        <w:rPr>
+          <w:rFonts w:ascii="Consolas" w:eastAsia="Times New Roman" w:hAnsi="Consolas" w:cs="Times New Roman"/>
+          <w:color w:val="DADADA"/>
+          <w:sz w:val="21"/>
+          <w:szCs w:val="21"/>
+        </w:rPr>
+        <w:t xml:space="preserve"> </w:t>
+      </w:r>
+      <w:r>
+        <w:rPr>
+          <w:rFonts w:ascii="Consolas" w:eastAsia="Times New Roman" w:hAnsi="Consolas" w:cs="Times New Roman"/>
+          <w:color w:val="4EC9B0"/>
+          <w:sz w:val="21"/>
+          <w:szCs w:val="21"/>
+        </w:rPr>
+        <w:t>Person</w:t>
+      </w:r>
+      <w:r>
+        <w:rPr>
+          <w:rFonts w:ascii="Consolas" w:eastAsia="Times New Roman" w:hAnsi="Consolas" w:cs="Times New Roman"/>
+          <w:color w:val="B4B4B4"/>
+          <w:sz w:val="21"/>
+          <w:szCs w:val="21"/>
+        </w:rPr>
+        <w:t>.</w:t>
+      </w:r>
+      <w:r>
+        <w:rPr>
+          <w:rFonts w:ascii="Consolas" w:eastAsia="Times New Roman" w:hAnsi="Consolas" w:cs="Times New Roman"/>
+          <w:color w:val="DCDCAA"/>
+          <w:sz w:val="21"/>
+          <w:szCs w:val="21"/>
+        </w:rPr>
+        <w:t>create</w:t>
+      </w:r>
+      <w:r>
+        <w:rPr>
+          <w:rFonts w:ascii="Consolas" w:eastAsia="Times New Roman" w:hAnsi="Consolas" w:cs="Times New Roman"/>
+          <w:color w:val="DADADA"/>
+          <w:sz w:val="21"/>
+          <w:szCs w:val="21"/>
+        </w:rPr>
+        <w:t>(</w:t>
+      </w:r>
+      <w:r>
+        <w:rPr>
+          <w:rFonts w:ascii="Consolas" w:eastAsia="Times New Roman" w:hAnsi="Consolas" w:cs="Times New Roman"/>
+          <w:color w:val="9A9A9A"/>
+          <w:sz w:val="21"/>
+          <w:szCs w:val="21"/>
+        </w:rPr>
+        <w:t>arrayOfPeople</w:t>
+      </w:r>
+      <w:r>
+        <w:rPr>
+          <w:rFonts w:ascii="Consolas" w:eastAsia="Times New Roman" w:hAnsi="Consolas" w:cs="Times New Roman"/>
+          <w:color w:val="B4B4B4"/>
+          <w:sz w:val="21"/>
+          <w:szCs w:val="21"/>
+        </w:rPr>
+        <w:t>,</w:t>
+      </w:r>
+      <w:r>
+        <w:rPr>
+          <w:rFonts w:ascii="Consolas" w:eastAsia="Times New Roman" w:hAnsi="Consolas" w:cs="Times New Roman"/>
+          <w:color w:val="DADADA"/>
+          <w:sz w:val="21"/>
+          <w:szCs w:val="21"/>
+        </w:rPr>
+        <w:t xml:space="preserve"> </w:t>
+      </w:r>
+      <w:r>
+        <w:rPr>
+          <w:rFonts w:ascii="Consolas" w:eastAsia="Times New Roman" w:hAnsi="Consolas" w:cs="Times New Roman"/>
+          <w:color w:val="569CD6"/>
+          <w:sz w:val="21"/>
+          <w:szCs w:val="21"/>
+        </w:rPr>
+        <w:t>function</w:t>
+      </w:r>
+      <w:r>
+        <w:rPr>
+          <w:rFonts w:ascii="Consolas" w:eastAsia="Times New Roman" w:hAnsi="Consolas" w:cs="Times New Roman"/>
+          <w:color w:val="DADADA"/>
+          <w:sz w:val="21"/>
+          <w:szCs w:val="21"/>
+        </w:rPr>
+        <w:t xml:space="preserve"> </w:t>
+      </w:r>
+      <w:r>
+        <w:rPr>
+          <w:rFonts w:ascii="Consolas" w:eastAsia="Times New Roman" w:hAnsi="Consolas" w:cs="Times New Roman"/>
+          <w:color w:val="B4B4B4"/>
+          <w:sz w:val="21"/>
+          <w:szCs w:val="21"/>
+        </w:rPr>
+        <w:t>(</w:t>
+      </w:r>
+      <w:r>
+        <w:rPr>
+          <w:rFonts w:ascii="Consolas" w:eastAsia="Times New Roman" w:hAnsi="Consolas" w:cs="Times New Roman"/>
+          <w:color w:val="9A9A9A"/>
+          <w:sz w:val="21"/>
+          <w:szCs w:val="21"/>
+        </w:rPr>
+        <w:t>err</w:t>
+      </w:r>
+      <w:r>
+        <w:rPr>
+          <w:rFonts w:ascii="Consolas" w:eastAsia="Times New Roman" w:hAnsi="Consolas" w:cs="Times New Roman"/>
+          <w:color w:val="B4B4B4"/>
+          <w:sz w:val="21"/>
+          <w:szCs w:val="21"/>
+        </w:rPr>
+        <w:t>,</w:t>
+      </w:r>
+      <w:r>
+        <w:rPr>
+          <w:rFonts w:ascii="Consolas" w:eastAsia="Times New Roman" w:hAnsi="Consolas" w:cs="Times New Roman"/>
+          <w:color w:val="DADADA"/>
+          <w:sz w:val="21"/>
+          <w:szCs w:val="21"/>
+        </w:rPr>
+        <w:t xml:space="preserve"> </w:t>
+      </w:r>
+      <w:r>
+        <w:rPr>
+          <w:rFonts w:ascii="Consolas" w:eastAsia="Times New Roman" w:hAnsi="Consolas" w:cs="Times New Roman"/>
+          <w:color w:val="9A9A9A"/>
+          <w:sz w:val="21"/>
+          <w:szCs w:val="21"/>
+        </w:rPr>
+        <w:t>people</w:t>
+      </w:r>
+      <w:r>
+        <w:rPr>
+          <w:rFonts w:ascii="Consolas" w:eastAsia="Times New Roman" w:hAnsi="Consolas" w:cs="Times New Roman"/>
+          <w:color w:val="B4B4B4"/>
+          <w:sz w:val="21"/>
+          <w:szCs w:val="21"/>
+        </w:rPr>
+        <w:t>)</w:t>
+      </w:r>
+      <w:r>
+        <w:rPr>
+          <w:rFonts w:ascii="Consolas" w:eastAsia="Times New Roman" w:hAnsi="Consolas" w:cs="Times New Roman"/>
+          <w:color w:val="DADADA"/>
+          <w:sz w:val="21"/>
+          <w:szCs w:val="21"/>
+        </w:rPr>
+        <w:t xml:space="preserve"> </w:t>
+      </w:r>
+      <w:r>
+        <w:rPr>
+          <w:rFonts w:ascii="Consolas" w:eastAsia="Times New Roman" w:hAnsi="Consolas" w:cs="Times New Roman"/>
+          <w:color w:val="B4B4B4"/>
+          <w:sz w:val="21"/>
+          <w:szCs w:val="21"/>
+        </w:rPr>
+        <w:t>{</w:t>
+      </w:r>
+    </w:p>
+    <w:p>
+      <w:pPr>
+        <w:shd w:val="clear" w:color="auto" w:fill="1E1E1E"/>
+        <w:spacing w:after="0" w:line="285" w:lineRule="atLeast"/>
+        <w:rPr>
+          <w:rFonts w:ascii="Consolas" w:eastAsia="Times New Roman" w:hAnsi="Consolas" w:cs="Times New Roman"/>
+          <w:color w:val="DADADA"/>
+          <w:sz w:val="21"/>
+          <w:szCs w:val="21"/>
+        </w:rPr>
+      </w:pPr>
+      <w:r>
+        <w:rPr>
+          <w:rFonts w:ascii="Consolas" w:eastAsia="Times New Roman" w:hAnsi="Consolas" w:cs="Times New Roman"/>
+          <w:color w:val="DADADA"/>
+          <w:sz w:val="21"/>
+          <w:szCs w:val="21"/>
+        </w:rPr>
+        <w:t xml:space="preserve">    </w:t>
+      </w:r>
+      <w:r>
+        <w:rPr>
+          <w:rFonts w:ascii="Consolas" w:eastAsia="Times New Roman" w:hAnsi="Consolas" w:cs="Times New Roman"/>
+          <w:color w:val="D8A0DF"/>
+          <w:sz w:val="21"/>
+          <w:szCs w:val="21"/>
+        </w:rPr>
+        <w:t>if</w:t>
+      </w:r>
+      <w:r>
+        <w:rPr>
+          <w:rFonts w:ascii="Consolas" w:eastAsia="Times New Roman" w:hAnsi="Consolas" w:cs="Times New Roman"/>
+          <w:color w:val="DADADA"/>
+          <w:sz w:val="21"/>
+          <w:szCs w:val="21"/>
+        </w:rPr>
+        <w:t xml:space="preserve"> (</w:t>
+      </w:r>
+      <w:r>
+        <w:rPr>
+          <w:rFonts w:ascii="Consolas" w:eastAsia="Times New Roman" w:hAnsi="Consolas" w:cs="Times New Roman"/>
+          <w:color w:val="9A9A9A"/>
+          <w:sz w:val="21"/>
+          <w:szCs w:val="21"/>
+        </w:rPr>
+        <w:t>err</w:t>
+      </w:r>
+      <w:r>
+        <w:rPr>
+          <w:rFonts w:ascii="Consolas" w:eastAsia="Times New Roman" w:hAnsi="Consolas" w:cs="Times New Roman"/>
+          <w:color w:val="DADADA"/>
+          <w:sz w:val="21"/>
+          <w:szCs w:val="21"/>
+        </w:rPr>
+        <w:t xml:space="preserve">) </w:t>
+      </w:r>
+      <w:r>
+        <w:rPr>
+          <w:rFonts w:ascii="Consolas" w:eastAsia="Times New Roman" w:hAnsi="Consolas" w:cs="Times New Roman"/>
+          <w:color w:val="D8A0DF"/>
+          <w:sz w:val="21"/>
+          <w:szCs w:val="21"/>
+        </w:rPr>
+        <w:t>return</w:t>
+      </w:r>
+      <w:r>
+        <w:rPr>
+          <w:rFonts w:ascii="Consolas" w:eastAsia="Times New Roman" w:hAnsi="Consolas" w:cs="Times New Roman"/>
+          <w:color w:val="DADADA"/>
+          <w:sz w:val="21"/>
+          <w:szCs w:val="21"/>
+        </w:rPr>
+        <w:t xml:space="preserve"> </w:t>
+      </w:r>
+      <w:r>
+        <w:rPr>
+          <w:rFonts w:ascii="Consolas" w:eastAsia="Times New Roman" w:hAnsi="Consolas" w:cs="Times New Roman"/>
+          <w:color w:val="9CDCFE"/>
+          <w:sz w:val="21"/>
+          <w:szCs w:val="21"/>
+        </w:rPr>
+        <w:t>console</w:t>
+      </w:r>
+      <w:r>
+        <w:rPr>
+          <w:rFonts w:ascii="Consolas" w:eastAsia="Times New Roman" w:hAnsi="Consolas" w:cs="Times New Roman"/>
+          <w:color w:val="B4B4B4"/>
+          <w:sz w:val="21"/>
+          <w:szCs w:val="21"/>
+        </w:rPr>
+        <w:t>.</w:t>
+      </w:r>
+      <w:r>
+        <w:rPr>
+          <w:rFonts w:ascii="Consolas" w:eastAsia="Times New Roman" w:hAnsi="Consolas" w:cs="Times New Roman"/>
+          <w:color w:val="DCDCAA"/>
+          <w:sz w:val="21"/>
+          <w:szCs w:val="21"/>
+        </w:rPr>
+        <w:t>log</w:t>
+      </w:r>
+      <w:r>
+        <w:rPr>
+          <w:rFonts w:ascii="Consolas" w:eastAsia="Times New Roman" w:hAnsi="Consolas" w:cs="Times New Roman"/>
+          <w:color w:val="DADADA"/>
+          <w:sz w:val="21"/>
+          <w:szCs w:val="21"/>
+        </w:rPr>
+        <w:t>(</w:t>
+      </w:r>
+      <w:r>
+        <w:rPr>
+          <w:rFonts w:ascii="Consolas" w:eastAsia="Times New Roman" w:hAnsi="Consolas" w:cs="Times New Roman"/>
+          <w:color w:val="9A9A9A"/>
+          <w:sz w:val="21"/>
+          <w:szCs w:val="21"/>
+        </w:rPr>
+        <w:t>err</w:t>
+      </w:r>
+      <w:r>
+        <w:rPr>
+          <w:rFonts w:ascii="Consolas" w:eastAsia="Times New Roman" w:hAnsi="Consolas" w:cs="Times New Roman"/>
+          <w:color w:val="DADADA"/>
+          <w:sz w:val="21"/>
+          <w:szCs w:val="21"/>
+        </w:rPr>
+        <w:t>)</w:t>
+      </w:r>
+      <w:r>
+        <w:rPr>
+          <w:rFonts w:ascii="Consolas" w:eastAsia="Times New Roman" w:hAnsi="Consolas" w:cs="Times New Roman"/>
+          <w:color w:val="B4B4B4"/>
+          <w:sz w:val="21"/>
+          <w:szCs w:val="21"/>
+        </w:rPr>
+        <w:t>;</w:t>
+      </w:r>
+    </w:p>
+    <w:p>
+      <w:pPr>
+        <w:shd w:val="clear" w:color="auto" w:fill="1E1E1E"/>
+        <w:spacing w:after="0" w:line="285" w:lineRule="atLeast"/>
+        <w:rPr>
+          <w:rFonts w:ascii="Consolas" w:eastAsia="Times New Roman" w:hAnsi="Consolas" w:cs="Times New Roman"/>
+          <w:color w:val="DADADA"/>
+          <w:sz w:val="21"/>
+          <w:szCs w:val="21"/>
+        </w:rPr>
+      </w:pPr>
+      <w:r>
+        <w:rPr>
+          <w:rFonts w:ascii="Consolas" w:eastAsia="Times New Roman" w:hAnsi="Consolas" w:cs="Times New Roman"/>
+          <w:color w:val="DADADA"/>
+          <w:sz w:val="21"/>
+          <w:szCs w:val="21"/>
+        </w:rPr>
+        <w:t xml:space="preserve">    </w:t>
+      </w:r>
+      <w:proofErr w:type="gramStart"/>
+      <w:r>
+        <w:rPr>
+          <w:rFonts w:ascii="Consolas" w:eastAsia="Times New Roman" w:hAnsi="Consolas" w:cs="Times New Roman"/>
+          <w:color w:val="DCDCAA"/>
+          <w:sz w:val="21"/>
+          <w:szCs w:val="21"/>
+        </w:rPr>
+        <w:t>done</w:t>
+      </w:r>
+      <w:r>
+        <w:rPr>
+          <w:rFonts w:ascii="Consolas" w:eastAsia="Times New Roman" w:hAnsi="Consolas" w:cs="Times New Roman"/>
+          <w:color w:val="DADADA"/>
+          <w:sz w:val="21"/>
+          <w:szCs w:val="21"/>
+        </w:rPr>
+        <w:t>(</w:t>
+      </w:r>
+      <w:proofErr w:type="gramEnd"/>
+      <w:r>
+        <w:rPr>
+          <w:rFonts w:ascii="Consolas" w:eastAsia="Times New Roman" w:hAnsi="Consolas" w:cs="Times New Roman"/>
+          <w:color w:val="569CD6"/>
+          <w:sz w:val="21"/>
+          <w:szCs w:val="21"/>
+        </w:rPr>
+        <w:t>null</w:t>
+      </w:r>
+      <w:r>
+        <w:rPr>
+          <w:rFonts w:ascii="Consolas" w:eastAsia="Times New Roman" w:hAnsi="Consolas" w:cs="Times New Roman"/>
+          <w:color w:val="B4B4B4"/>
+          <w:sz w:val="21"/>
+          <w:szCs w:val="21"/>
+        </w:rPr>
+        <w:t>,</w:t>
+      </w:r>
+      <w:r>
+        <w:rPr>
+          <w:rFonts w:ascii="Consolas" w:eastAsia="Times New Roman" w:hAnsi="Consolas" w:cs="Times New Roman"/>
+          <w:color w:val="DADADA"/>
+          <w:sz w:val="21"/>
+          <w:szCs w:val="21"/>
+        </w:rPr>
+        <w:t xml:space="preserve"> </w:t>
+      </w:r>
+      <w:r>
+        <w:rPr>
+          <w:rFonts w:ascii="Consolas" w:eastAsia="Times New Roman" w:hAnsi="Consolas" w:cs="Times New Roman"/>
+          <w:color w:val="9A9A9A"/>
+          <w:sz w:val="21"/>
+          <w:szCs w:val="21"/>
+        </w:rPr>
+        <w:t>people</w:t>
+      </w:r>
+      <w:r>
+        <w:rPr>
+          <w:rFonts w:ascii="Consolas" w:eastAsia="Times New Roman" w:hAnsi="Consolas" w:cs="Times New Roman"/>
+          <w:color w:val="DADADA"/>
+          <w:sz w:val="21"/>
+          <w:szCs w:val="21"/>
+        </w:rPr>
+        <w:t>)</w:t>
+      </w:r>
+      <w:r>
+        <w:rPr>
+          <w:rFonts w:ascii="Consolas" w:eastAsia="Times New Roman" w:hAnsi="Consolas" w:cs="Times New Roman"/>
+          <w:color w:val="B4B4B4"/>
+          <w:sz w:val="21"/>
+          <w:szCs w:val="21"/>
+        </w:rPr>
+        <w:t>;</w:t>
+      </w:r>
+    </w:p>
+    <w:p>
+      <w:pPr>
+        <w:shd w:val="clear" w:color="auto" w:fill="1E1E1E"/>
+        <w:spacing w:after="0" w:line="285" w:lineRule="atLeast"/>
+        <w:rPr>
+          <w:rFonts w:ascii="Consolas" w:eastAsia="Times New Roman" w:hAnsi="Consolas" w:cs="Times New Roman"/>
+          <w:color w:val="DADADA"/>
+          <w:sz w:val="21"/>
+          <w:szCs w:val="21"/>
+        </w:rPr>
+      </w:pPr>
+      <w:r>
+        <w:rPr>
+          <w:rFonts w:ascii="Consolas" w:eastAsia="Times New Roman" w:hAnsi="Consolas" w:cs="Times New Roman"/>
+          <w:color w:val="DADADA"/>
+          <w:sz w:val="21"/>
+          <w:szCs w:val="21"/>
+        </w:rPr>
+        <w:t xml:space="preserve">  </w:t>
+      </w:r>
+      <w:r>
+        <w:rPr>
+          <w:rFonts w:ascii="Consolas" w:eastAsia="Times New Roman" w:hAnsi="Consolas" w:cs="Times New Roman"/>
+          <w:color w:val="B4B4B4"/>
+          <w:sz w:val="21"/>
+          <w:szCs w:val="21"/>
+        </w:rPr>
+        <w:t>}</w:t>
+      </w:r>
+      <w:r>
+        <w:rPr>
+          <w:rFonts w:ascii="Consolas" w:eastAsia="Times New Roman" w:hAnsi="Consolas" w:cs="Times New Roman"/>
+          <w:color w:val="DADADA"/>
+          <w:sz w:val="21"/>
+          <w:szCs w:val="21"/>
+        </w:rPr>
+        <w:t>)</w:t>
+      </w:r>
+      <w:r>
+        <w:rPr>
+          <w:rFonts w:ascii="Consolas" w:eastAsia="Times New Roman" w:hAnsi="Consolas" w:cs="Times New Roman"/>
+          <w:color w:val="B4B4B4"/>
+          <w:sz w:val="21"/>
+          <w:szCs w:val="21"/>
+        </w:rPr>
+        <w:t>;</w:t>
+      </w:r>
+    </w:p>
+    <w:p>
+      <w:pPr>
+        <w:shd w:val="clear" w:color="auto" w:fill="1E1E1E"/>
+        <w:spacing w:after="0" w:line="285" w:lineRule="atLeast"/>
+        <w:rPr>
+          <w:rFonts w:ascii="Consolas" w:eastAsia="Times New Roman" w:hAnsi="Consolas" w:cs="Times New Roman"/>
+          <w:color w:val="DADADA"/>
+          <w:sz w:val="21"/>
+          <w:szCs w:val="21"/>
+        </w:rPr>
+      </w:pPr>
+      <w:r>
+        <w:rPr>
+          <w:rFonts w:ascii="Consolas" w:eastAsia="Times New Roman" w:hAnsi="Consolas" w:cs="Times New Roman"/>
+          <w:color w:val="B4B4B4"/>
+          <w:sz w:val="21"/>
+          <w:szCs w:val="21"/>
+        </w:rPr>
+        <w:t>};</w:t>
+      </w:r>
+    </w:p>
+    <w:p/>
+    <w:p>
+      <w:r>
+        <w:t>- Tìm nhiều phần tử</w:t>
+      </w:r>
+    </w:p>
+    <w:p>
+      <w:pPr>
+        <w:shd w:val="clear" w:color="auto" w:fill="1E1E1E"/>
+        <w:spacing w:after="0" w:line="285" w:lineRule="atLeast"/>
+        <w:rPr>
+          <w:rFonts w:ascii="Consolas" w:eastAsia="Times New Roman" w:hAnsi="Consolas" w:cs="Times New Roman"/>
+          <w:color w:val="DADADA"/>
+          <w:sz w:val="21"/>
+          <w:szCs w:val="21"/>
+        </w:rPr>
+      </w:pPr>
+      <w:r>
+        <w:rPr>
+          <w:rFonts w:ascii="Consolas" w:eastAsia="Times New Roman" w:hAnsi="Consolas" w:cs="Times New Roman"/>
+          <w:color w:val="57A64A"/>
+          <w:sz w:val="21"/>
+          <w:szCs w:val="21"/>
+        </w:rPr>
+        <w:t>// find instances</w:t>
+      </w:r>
+    </w:p>
+    <w:p>
+      <w:pPr>
+        <w:shd w:val="clear" w:color="auto" w:fill="1E1E1E"/>
+        <w:spacing w:after="0" w:line="285" w:lineRule="atLeast"/>
+        <w:rPr>
+          <w:rFonts w:ascii="Consolas" w:eastAsia="Times New Roman" w:hAnsi="Consolas" w:cs="Times New Roman"/>
+          <w:color w:val="DADADA"/>
+          <w:sz w:val="21"/>
+          <w:szCs w:val="21"/>
+        </w:rPr>
+      </w:pPr>
+      <w:r>
+        <w:rPr>
+          <w:rFonts w:ascii="Consolas" w:eastAsia="Times New Roman" w:hAnsi="Consolas" w:cs="Times New Roman"/>
+          <w:color w:val="569CD6"/>
+          <w:sz w:val="21"/>
+          <w:szCs w:val="21"/>
+        </w:rPr>
+        <w:t>const</w:t>
+      </w:r>
+      <w:r>
+        <w:rPr>
+          <w:rFonts w:ascii="Consolas" w:eastAsia="Times New Roman" w:hAnsi="Consolas" w:cs="Times New Roman"/>
+          <w:color w:val="DADADA"/>
+          <w:sz w:val="21"/>
+          <w:szCs w:val="21"/>
+        </w:rPr>
+        <w:t xml:space="preserve"> </w:t>
+      </w:r>
+      <w:r>
+        <w:rPr>
+          <w:rFonts w:ascii="Consolas" w:eastAsia="Times New Roman" w:hAnsi="Consolas" w:cs="Times New Roman"/>
+          <w:color w:val="DCDCAA"/>
+          <w:sz w:val="21"/>
+          <w:szCs w:val="21"/>
+        </w:rPr>
+        <w:t>findPeopleByName</w:t>
+      </w:r>
+      <w:r>
+        <w:rPr>
+          <w:rFonts w:ascii="Consolas" w:eastAsia="Times New Roman" w:hAnsi="Consolas" w:cs="Times New Roman"/>
+          <w:color w:val="DADADA"/>
+          <w:sz w:val="21"/>
+          <w:szCs w:val="21"/>
+        </w:rPr>
+        <w:t xml:space="preserve"> </w:t>
+      </w:r>
+      <w:r>
+        <w:rPr>
+          <w:rFonts w:ascii="Consolas" w:eastAsia="Times New Roman" w:hAnsi="Consolas" w:cs="Times New Roman"/>
+          <w:color w:val="B4B4B4"/>
+          <w:sz w:val="21"/>
+          <w:szCs w:val="21"/>
+        </w:rPr>
+        <w:t>=</w:t>
+      </w:r>
+      <w:r>
+        <w:rPr>
+          <w:rFonts w:ascii="Consolas" w:eastAsia="Times New Roman" w:hAnsi="Consolas" w:cs="Times New Roman"/>
+          <w:color w:val="DADADA"/>
+          <w:sz w:val="21"/>
+          <w:szCs w:val="21"/>
+        </w:rPr>
+        <w:t xml:space="preserve"> </w:t>
+      </w:r>
+      <w:r>
+        <w:rPr>
+          <w:rFonts w:ascii="Consolas" w:eastAsia="Times New Roman" w:hAnsi="Consolas" w:cs="Times New Roman"/>
+          <w:color w:val="B4B4B4"/>
+          <w:sz w:val="21"/>
+          <w:szCs w:val="21"/>
+        </w:rPr>
+        <w:t>(</w:t>
+      </w:r>
+      <w:r>
+        <w:rPr>
+          <w:rFonts w:ascii="Consolas" w:eastAsia="Times New Roman" w:hAnsi="Consolas" w:cs="Times New Roman"/>
+          <w:color w:val="9A9A9A"/>
+          <w:sz w:val="21"/>
+          <w:szCs w:val="21"/>
+        </w:rPr>
+        <w:t>personName</w:t>
+      </w:r>
+      <w:r>
+        <w:rPr>
+          <w:rFonts w:ascii="Consolas" w:eastAsia="Times New Roman" w:hAnsi="Consolas" w:cs="Times New Roman"/>
+          <w:color w:val="B4B4B4"/>
+          <w:sz w:val="21"/>
+          <w:szCs w:val="21"/>
+        </w:rPr>
+        <w:t>,</w:t>
+      </w:r>
+      <w:r>
+        <w:rPr>
+          <w:rFonts w:ascii="Consolas" w:eastAsia="Times New Roman" w:hAnsi="Consolas" w:cs="Times New Roman"/>
+          <w:color w:val="DADADA"/>
+          <w:sz w:val="21"/>
+          <w:szCs w:val="21"/>
+        </w:rPr>
+        <w:t xml:space="preserve"> </w:t>
+      </w:r>
+      <w:r>
+        <w:rPr>
+          <w:rFonts w:ascii="Consolas" w:eastAsia="Times New Roman" w:hAnsi="Consolas" w:cs="Times New Roman"/>
+          <w:color w:val="9A9A9A"/>
+          <w:sz w:val="21"/>
+          <w:szCs w:val="21"/>
+        </w:rPr>
+        <w:t>done</w:t>
+      </w:r>
+      <w:r>
+        <w:rPr>
+          <w:rFonts w:ascii="Consolas" w:eastAsia="Times New Roman" w:hAnsi="Consolas" w:cs="Times New Roman"/>
+          <w:color w:val="B4B4B4"/>
+          <w:sz w:val="21"/>
+          <w:szCs w:val="21"/>
+        </w:rPr>
+        <w:t>)</w:t>
+      </w:r>
+      <w:r>
+        <w:rPr>
+          <w:rFonts w:ascii="Consolas" w:eastAsia="Times New Roman" w:hAnsi="Consolas" w:cs="Times New Roman"/>
+          <w:color w:val="DADADA"/>
+          <w:sz w:val="21"/>
+          <w:szCs w:val="21"/>
+        </w:rPr>
+        <w:t xml:space="preserve"> </w:t>
+      </w:r>
+      <w:r>
+        <w:rPr>
+          <w:rFonts w:ascii="Consolas" w:eastAsia="Times New Roman" w:hAnsi="Consolas" w:cs="Times New Roman"/>
+          <w:color w:val="569CD6"/>
+          <w:sz w:val="21"/>
+          <w:szCs w:val="21"/>
+        </w:rPr>
+        <w:t>=&gt;</w:t>
+      </w:r>
+      <w:r>
+        <w:rPr>
+          <w:rFonts w:ascii="Consolas" w:eastAsia="Times New Roman" w:hAnsi="Consolas" w:cs="Times New Roman"/>
+          <w:color w:val="DADADA"/>
+          <w:sz w:val="21"/>
+          <w:szCs w:val="21"/>
+        </w:rPr>
+        <w:t xml:space="preserve"> </w:t>
+      </w:r>
+      <w:r>
+        <w:rPr>
+          <w:rFonts w:ascii="Consolas" w:eastAsia="Times New Roman" w:hAnsi="Consolas" w:cs="Times New Roman"/>
+          <w:color w:val="B4B4B4"/>
+          <w:sz w:val="21"/>
+          <w:szCs w:val="21"/>
+        </w:rPr>
+        <w:t>{</w:t>
+      </w:r>
+    </w:p>
+    <w:p>
+      <w:pPr>
+        <w:shd w:val="clear" w:color="auto" w:fill="1E1E1E"/>
+        <w:spacing w:after="0" w:line="285" w:lineRule="atLeast"/>
+        <w:rPr>
+          <w:rFonts w:ascii="Consolas" w:eastAsia="Times New Roman" w:hAnsi="Consolas" w:cs="Times New Roman"/>
+          <w:color w:val="DADADA"/>
+          <w:sz w:val="21"/>
+          <w:szCs w:val="21"/>
+        </w:rPr>
+      </w:pPr>
+      <w:r>
+        <w:rPr>
+          <w:rFonts w:ascii="Consolas" w:eastAsia="Times New Roman" w:hAnsi="Consolas" w:cs="Times New Roman"/>
+          <w:color w:val="B4B4B4"/>
+          <w:sz w:val="21"/>
+          <w:szCs w:val="21"/>
+        </w:rPr>
+        <w:t xml:space="preserve">  </w:t>
+      </w:r>
+      <w:r>
+        <w:rPr>
+          <w:rFonts w:ascii="Consolas" w:eastAsia="Times New Roman" w:hAnsi="Consolas" w:cs="Times New Roman"/>
+          <w:color w:val="57A64A"/>
+          <w:sz w:val="21"/>
+          <w:szCs w:val="21"/>
+        </w:rPr>
+        <w:t>// personName = "VStorm"</w:t>
+      </w:r>
+    </w:p>
+    <w:p>
+      <w:pPr>
+        <w:shd w:val="clear" w:color="auto" w:fill="1E1E1E"/>
+        <w:spacing w:after="0" w:line="285" w:lineRule="atLeast"/>
+        <w:rPr>
+          <w:rFonts w:ascii="Consolas" w:eastAsia="Times New Roman" w:hAnsi="Consolas" w:cs="Times New Roman"/>
+          <w:color w:val="DADADA"/>
+          <w:sz w:val="21"/>
+          <w:szCs w:val="21"/>
+        </w:rPr>
+      </w:pPr>
+    </w:p>
+    <w:p>
+      <w:pPr>
+        <w:shd w:val="clear" w:color="auto" w:fill="1E1E1E"/>
+        <w:spacing w:after="0" w:line="285" w:lineRule="atLeast"/>
+        <w:rPr>
+          <w:rFonts w:ascii="Consolas" w:eastAsia="Times New Roman" w:hAnsi="Consolas" w:cs="Times New Roman"/>
+          <w:color w:val="DADADA"/>
+          <w:sz w:val="21"/>
+          <w:szCs w:val="21"/>
+        </w:rPr>
+      </w:pPr>
+      <w:r>
+        <w:rPr>
+          <w:rFonts w:ascii="Consolas" w:eastAsia="Times New Roman" w:hAnsi="Consolas" w:cs="Times New Roman"/>
+          <w:color w:val="DADADA"/>
+          <w:sz w:val="21"/>
+          <w:szCs w:val="21"/>
+        </w:rPr>
+        <w:t xml:space="preserve">  </w:t>
+      </w:r>
+      <w:r>
+        <w:rPr>
+          <w:rFonts w:ascii="Consolas" w:eastAsia="Times New Roman" w:hAnsi="Consolas" w:cs="Times New Roman"/>
+          <w:color w:val="4EC9B0"/>
+          <w:sz w:val="21"/>
+          <w:szCs w:val="21"/>
+        </w:rPr>
+        <w:t>Person</w:t>
+      </w:r>
+      <w:r>
+        <w:rPr>
+          <w:rFonts w:ascii="Consolas" w:eastAsia="Times New Roman" w:hAnsi="Consolas" w:cs="Times New Roman"/>
+          <w:color w:val="B4B4B4"/>
+          <w:sz w:val="21"/>
+          <w:szCs w:val="21"/>
+        </w:rPr>
+        <w:t>.</w:t>
+      </w:r>
+      <w:r>
+        <w:rPr>
+          <w:rFonts w:ascii="Consolas" w:eastAsia="Times New Roman" w:hAnsi="Consolas" w:cs="Times New Roman"/>
+          <w:color w:val="DCDCAA"/>
+          <w:sz w:val="21"/>
+          <w:szCs w:val="21"/>
+        </w:rPr>
+        <w:t>find</w:t>
+      </w:r>
+      <w:r>
+        <w:rPr>
+          <w:rFonts w:ascii="Consolas" w:eastAsia="Times New Roman" w:hAnsi="Consolas" w:cs="Times New Roman"/>
+          <w:color w:val="DADADA"/>
+          <w:sz w:val="21"/>
+          <w:szCs w:val="21"/>
+        </w:rPr>
+        <w:t>(</w:t>
+      </w:r>
+      <w:r>
+        <w:rPr>
+          <w:rFonts w:ascii="Consolas" w:eastAsia="Times New Roman" w:hAnsi="Consolas" w:cs="Times New Roman"/>
+          <w:color w:val="B4B4B4"/>
+          <w:sz w:val="21"/>
+          <w:szCs w:val="21"/>
+        </w:rPr>
+        <w:t>{</w:t>
+      </w:r>
+      <w:r>
+        <w:rPr>
+          <w:rFonts w:ascii="Consolas" w:eastAsia="Times New Roman" w:hAnsi="Consolas" w:cs="Times New Roman"/>
+          <w:color w:val="DADADA"/>
+          <w:sz w:val="21"/>
+          <w:szCs w:val="21"/>
+        </w:rPr>
+        <w:t>name</w:t>
+      </w:r>
+      <w:r>
+        <w:rPr>
+          <w:rFonts w:ascii="Consolas" w:eastAsia="Times New Roman" w:hAnsi="Consolas" w:cs="Times New Roman"/>
+          <w:color w:val="B4B4B4"/>
+          <w:sz w:val="21"/>
+          <w:szCs w:val="21"/>
+        </w:rPr>
+        <w:t>:</w:t>
+      </w:r>
+      <w:r>
+        <w:rPr>
+          <w:rFonts w:ascii="Consolas" w:eastAsia="Times New Roman" w:hAnsi="Consolas" w:cs="Times New Roman"/>
+          <w:color w:val="DADADA"/>
+          <w:sz w:val="21"/>
+          <w:szCs w:val="21"/>
+        </w:rPr>
+        <w:t xml:space="preserve"> </w:t>
+      </w:r>
+      <w:r>
+        <w:rPr>
+          <w:rFonts w:ascii="Consolas" w:eastAsia="Times New Roman" w:hAnsi="Consolas" w:cs="Times New Roman"/>
+          <w:color w:val="9A9A9A"/>
+          <w:sz w:val="21"/>
+          <w:szCs w:val="21"/>
+        </w:rPr>
+        <w:t>personName</w:t>
+      </w:r>
+      <w:r>
+        <w:rPr>
+          <w:rFonts w:ascii="Consolas" w:eastAsia="Times New Roman" w:hAnsi="Consolas" w:cs="Times New Roman"/>
+          <w:color w:val="B4B4B4"/>
+          <w:sz w:val="21"/>
+          <w:szCs w:val="21"/>
+        </w:rPr>
+        <w:t>},</w:t>
+      </w:r>
+      <w:r>
+        <w:rPr>
+          <w:rFonts w:ascii="Consolas" w:eastAsia="Times New Roman" w:hAnsi="Consolas" w:cs="Times New Roman"/>
+          <w:color w:val="DADADA"/>
+          <w:sz w:val="21"/>
+          <w:szCs w:val="21"/>
+        </w:rPr>
+        <w:t xml:space="preserve"> </w:t>
+      </w:r>
+      <w:r>
+        <w:rPr>
+          <w:rFonts w:ascii="Consolas" w:eastAsia="Times New Roman" w:hAnsi="Consolas" w:cs="Times New Roman"/>
+          <w:color w:val="B4B4B4"/>
+          <w:sz w:val="21"/>
+          <w:szCs w:val="21"/>
+        </w:rPr>
+        <w:t>(</w:t>
+      </w:r>
+      <w:r>
+        <w:rPr>
+          <w:rFonts w:ascii="Consolas" w:eastAsia="Times New Roman" w:hAnsi="Consolas" w:cs="Times New Roman"/>
+          <w:color w:val="9A9A9A"/>
+          <w:sz w:val="21"/>
+          <w:szCs w:val="21"/>
+        </w:rPr>
+        <w:t>error</w:t>
+      </w:r>
+      <w:r>
+        <w:rPr>
+          <w:rFonts w:ascii="Consolas" w:eastAsia="Times New Roman" w:hAnsi="Consolas" w:cs="Times New Roman"/>
+          <w:color w:val="B4B4B4"/>
+          <w:sz w:val="21"/>
+          <w:szCs w:val="21"/>
+        </w:rPr>
+        <w:t>,</w:t>
+      </w:r>
+      <w:r>
+        <w:rPr>
+          <w:rFonts w:ascii="Consolas" w:eastAsia="Times New Roman" w:hAnsi="Consolas" w:cs="Times New Roman"/>
+          <w:color w:val="DADADA"/>
+          <w:sz w:val="21"/>
+          <w:szCs w:val="21"/>
+        </w:rPr>
+        <w:t xml:space="preserve"> </w:t>
+      </w:r>
+      <w:r>
+        <w:rPr>
+          <w:rFonts w:ascii="Consolas" w:eastAsia="Times New Roman" w:hAnsi="Consolas" w:cs="Times New Roman"/>
+          <w:color w:val="9A9A9A"/>
+          <w:sz w:val="21"/>
+          <w:szCs w:val="21"/>
+        </w:rPr>
+        <w:t>data</w:t>
+      </w:r>
+      <w:r>
+        <w:rPr>
+          <w:rFonts w:ascii="Consolas" w:eastAsia="Times New Roman" w:hAnsi="Consolas" w:cs="Times New Roman"/>
+          <w:color w:val="B4B4B4"/>
+          <w:sz w:val="21"/>
+          <w:szCs w:val="21"/>
+        </w:rPr>
+        <w:t>)</w:t>
+      </w:r>
+      <w:r>
+        <w:rPr>
+          <w:rFonts w:ascii="Consolas" w:eastAsia="Times New Roman" w:hAnsi="Consolas" w:cs="Times New Roman"/>
+          <w:color w:val="DADADA"/>
+          <w:sz w:val="21"/>
+          <w:szCs w:val="21"/>
+        </w:rPr>
+        <w:t xml:space="preserve"> </w:t>
+      </w:r>
+      <w:r>
+        <w:rPr>
+          <w:rFonts w:ascii="Consolas" w:eastAsia="Times New Roman" w:hAnsi="Consolas" w:cs="Times New Roman"/>
+          <w:color w:val="569CD6"/>
+          <w:sz w:val="21"/>
+          <w:szCs w:val="21"/>
+        </w:rPr>
+        <w:t>=&gt;</w:t>
+      </w:r>
+      <w:r>
+        <w:rPr>
+          <w:rFonts w:ascii="Consolas" w:eastAsia="Times New Roman" w:hAnsi="Consolas" w:cs="Times New Roman"/>
+          <w:color w:val="DADADA"/>
+          <w:sz w:val="21"/>
+          <w:szCs w:val="21"/>
+        </w:rPr>
+        <w:t xml:space="preserve"> </w:t>
+      </w:r>
+      <w:r>
+        <w:rPr>
+          <w:rFonts w:ascii="Consolas" w:eastAsia="Times New Roman" w:hAnsi="Consolas" w:cs="Times New Roman"/>
+          <w:color w:val="B4B4B4"/>
+          <w:sz w:val="21"/>
+          <w:szCs w:val="21"/>
+        </w:rPr>
+        <w:t>{</w:t>
+      </w:r>
+    </w:p>
+    <w:p>
+      <w:pPr>
+        <w:shd w:val="clear" w:color="auto" w:fill="1E1E1E"/>
+        <w:spacing w:after="0" w:line="285" w:lineRule="atLeast"/>
+        <w:rPr>
+          <w:rFonts w:ascii="Consolas" w:eastAsia="Times New Roman" w:hAnsi="Consolas" w:cs="Times New Roman"/>
+          <w:color w:val="DADADA"/>
+          <w:sz w:val="21"/>
+          <w:szCs w:val="21"/>
+        </w:rPr>
+      </w:pPr>
+      <w:r>
+        <w:rPr>
+          <w:rFonts w:ascii="Consolas" w:eastAsia="Times New Roman" w:hAnsi="Consolas" w:cs="Times New Roman"/>
+          <w:color w:val="DADADA"/>
+          <w:sz w:val="21"/>
+          <w:szCs w:val="21"/>
+        </w:rPr>
+        <w:t xml:space="preserve">    </w:t>
+      </w:r>
+      <w:r>
+        <w:rPr>
+          <w:rFonts w:ascii="Consolas" w:eastAsia="Times New Roman" w:hAnsi="Consolas" w:cs="Times New Roman"/>
+          <w:color w:val="D8A0DF"/>
+          <w:sz w:val="21"/>
+          <w:szCs w:val="21"/>
+        </w:rPr>
+        <w:t>if</w:t>
+      </w:r>
+      <w:r>
+        <w:rPr>
+          <w:rFonts w:ascii="Consolas" w:eastAsia="Times New Roman" w:hAnsi="Consolas" w:cs="Times New Roman"/>
+          <w:color w:val="DADADA"/>
+          <w:sz w:val="21"/>
+          <w:szCs w:val="21"/>
+        </w:rPr>
+        <w:t>(</w:t>
+      </w:r>
+      <w:r>
+        <w:rPr>
+          <w:rFonts w:ascii="Consolas" w:eastAsia="Times New Roman" w:hAnsi="Consolas" w:cs="Times New Roman"/>
+          <w:color w:val="9A9A9A"/>
+          <w:sz w:val="21"/>
+          <w:szCs w:val="21"/>
+        </w:rPr>
+        <w:t>error</w:t>
+      </w:r>
+      <w:r>
+        <w:rPr>
+          <w:rFonts w:ascii="Consolas" w:eastAsia="Times New Roman" w:hAnsi="Consolas" w:cs="Times New Roman"/>
+          <w:color w:val="DADADA"/>
+          <w:sz w:val="21"/>
+          <w:szCs w:val="21"/>
+        </w:rPr>
+        <w:t>)</w:t>
+      </w:r>
+    </w:p>
+    <w:p>
+      <w:pPr>
+        <w:shd w:val="clear" w:color="auto" w:fill="1E1E1E"/>
+        <w:spacing w:after="0" w:line="285" w:lineRule="atLeast"/>
+        <w:rPr>
+          <w:rFonts w:ascii="Consolas" w:eastAsia="Times New Roman" w:hAnsi="Consolas" w:cs="Times New Roman"/>
+          <w:color w:val="DADADA"/>
+          <w:sz w:val="21"/>
+          <w:szCs w:val="21"/>
+        </w:rPr>
+      </w:pPr>
+      <w:r>
+        <w:rPr>
+          <w:rFonts w:ascii="Consolas" w:eastAsia="Times New Roman" w:hAnsi="Consolas" w:cs="Times New Roman"/>
+          <w:color w:val="DADADA"/>
+          <w:sz w:val="21"/>
+          <w:szCs w:val="21"/>
+        </w:rPr>
+        <w:t xml:space="preserve">      </w:t>
+      </w:r>
+      <w:r>
+        <w:rPr>
+          <w:rFonts w:ascii="Consolas" w:eastAsia="Times New Roman" w:hAnsi="Consolas" w:cs="Times New Roman"/>
+          <w:color w:val="9CDCFE"/>
+          <w:sz w:val="21"/>
+          <w:szCs w:val="21"/>
+        </w:rPr>
+        <w:t>console</w:t>
+      </w:r>
+      <w:r>
+        <w:rPr>
+          <w:rFonts w:ascii="Consolas" w:eastAsia="Times New Roman" w:hAnsi="Consolas" w:cs="Times New Roman"/>
+          <w:color w:val="B4B4B4"/>
+          <w:sz w:val="21"/>
+          <w:szCs w:val="21"/>
+        </w:rPr>
+        <w:t>.</w:t>
+      </w:r>
+      <w:r>
+        <w:rPr>
+          <w:rFonts w:ascii="Consolas" w:eastAsia="Times New Roman" w:hAnsi="Consolas" w:cs="Times New Roman"/>
+          <w:color w:val="DCDCAA"/>
+          <w:sz w:val="21"/>
+          <w:szCs w:val="21"/>
+        </w:rPr>
+        <w:t>log</w:t>
+      </w:r>
+      <w:r>
+        <w:rPr>
+          <w:rFonts w:ascii="Consolas" w:eastAsia="Times New Roman" w:hAnsi="Consolas" w:cs="Times New Roman"/>
+          <w:color w:val="DADADA"/>
+          <w:sz w:val="21"/>
+          <w:szCs w:val="21"/>
+        </w:rPr>
+        <w:t>(</w:t>
+      </w:r>
+      <w:r>
+        <w:rPr>
+          <w:rFonts w:ascii="Consolas" w:eastAsia="Times New Roman" w:hAnsi="Consolas" w:cs="Times New Roman"/>
+          <w:color w:val="9A9A9A"/>
+          <w:sz w:val="21"/>
+          <w:szCs w:val="21"/>
+        </w:rPr>
+        <w:t>error</w:t>
+      </w:r>
+      <w:r>
+        <w:rPr>
+          <w:rFonts w:ascii="Consolas" w:eastAsia="Times New Roman" w:hAnsi="Consolas" w:cs="Times New Roman"/>
+          <w:color w:val="DADADA"/>
+          <w:sz w:val="21"/>
+          <w:szCs w:val="21"/>
+        </w:rPr>
+        <w:t>)</w:t>
+      </w:r>
+    </w:p>
+    <w:p>
+      <w:pPr>
+        <w:shd w:val="clear" w:color="auto" w:fill="1E1E1E"/>
+        <w:spacing w:after="0" w:line="285" w:lineRule="atLeast"/>
+        <w:rPr>
+          <w:rFonts w:ascii="Consolas" w:eastAsia="Times New Roman" w:hAnsi="Consolas" w:cs="Times New Roman"/>
+          <w:color w:val="DADADA"/>
+          <w:sz w:val="21"/>
+          <w:szCs w:val="21"/>
+        </w:rPr>
+      </w:pPr>
+    </w:p>
+    <w:p>
+      <w:pPr>
+        <w:shd w:val="clear" w:color="auto" w:fill="1E1E1E"/>
+        <w:spacing w:after="0" w:line="285" w:lineRule="atLeast"/>
+        <w:rPr>
+          <w:rFonts w:ascii="Consolas" w:eastAsia="Times New Roman" w:hAnsi="Consolas" w:cs="Times New Roman"/>
+          <w:color w:val="DADADA"/>
+          <w:sz w:val="21"/>
+          <w:szCs w:val="21"/>
+        </w:rPr>
+      </w:pPr>
+      <w:r>
+        <w:rPr>
+          <w:rFonts w:ascii="Consolas" w:eastAsia="Times New Roman" w:hAnsi="Consolas" w:cs="Times New Roman"/>
+          <w:color w:val="DADADA"/>
+          <w:sz w:val="21"/>
+          <w:szCs w:val="21"/>
+        </w:rPr>
+        <w:t xml:space="preserve">    </w:t>
+      </w:r>
+      <w:proofErr w:type="gramStart"/>
+      <w:r>
+        <w:rPr>
+          <w:rFonts w:ascii="Consolas" w:eastAsia="Times New Roman" w:hAnsi="Consolas" w:cs="Times New Roman"/>
+          <w:color w:val="DCDCAA"/>
+          <w:sz w:val="21"/>
+          <w:szCs w:val="21"/>
+        </w:rPr>
+        <w:t>done</w:t>
+      </w:r>
+      <w:r>
+        <w:rPr>
+          <w:rFonts w:ascii="Consolas" w:eastAsia="Times New Roman" w:hAnsi="Consolas" w:cs="Times New Roman"/>
+          <w:color w:val="DADADA"/>
+          <w:sz w:val="21"/>
+          <w:szCs w:val="21"/>
+        </w:rPr>
+        <w:t>(</w:t>
+      </w:r>
+      <w:proofErr w:type="gramEnd"/>
+      <w:r>
+        <w:rPr>
+          <w:rFonts w:ascii="Consolas" w:eastAsia="Times New Roman" w:hAnsi="Consolas" w:cs="Times New Roman"/>
+          <w:color w:val="569CD6"/>
+          <w:sz w:val="21"/>
+          <w:szCs w:val="21"/>
+        </w:rPr>
+        <w:t>null</w:t>
+      </w:r>
+      <w:r>
+        <w:rPr>
+          <w:rFonts w:ascii="Consolas" w:eastAsia="Times New Roman" w:hAnsi="Consolas" w:cs="Times New Roman"/>
+          <w:color w:val="B4B4B4"/>
+          <w:sz w:val="21"/>
+          <w:szCs w:val="21"/>
+        </w:rPr>
+        <w:t>,</w:t>
+      </w:r>
+      <w:r>
+        <w:rPr>
+          <w:rFonts w:ascii="Consolas" w:eastAsia="Times New Roman" w:hAnsi="Consolas" w:cs="Times New Roman"/>
+          <w:color w:val="DADADA"/>
+          <w:sz w:val="21"/>
+          <w:szCs w:val="21"/>
+        </w:rPr>
+        <w:t xml:space="preserve"> </w:t>
+      </w:r>
+      <w:r>
+        <w:rPr>
+          <w:rFonts w:ascii="Consolas" w:eastAsia="Times New Roman" w:hAnsi="Consolas" w:cs="Times New Roman"/>
+          <w:color w:val="9A9A9A"/>
+          <w:sz w:val="21"/>
+          <w:szCs w:val="21"/>
+        </w:rPr>
+        <w:t>data</w:t>
+      </w:r>
+      <w:r>
+        <w:rPr>
+          <w:rFonts w:ascii="Consolas" w:eastAsia="Times New Roman" w:hAnsi="Consolas" w:cs="Times New Roman"/>
+          <w:color w:val="DADADA"/>
+          <w:sz w:val="21"/>
+          <w:szCs w:val="21"/>
+        </w:rPr>
+        <w:t>)</w:t>
+      </w:r>
+      <w:r>
+        <w:rPr>
+          <w:rFonts w:ascii="Consolas" w:eastAsia="Times New Roman" w:hAnsi="Consolas" w:cs="Times New Roman"/>
+          <w:color w:val="B4B4B4"/>
+          <w:sz w:val="21"/>
+          <w:szCs w:val="21"/>
+        </w:rPr>
+        <w:t>;</w:t>
+      </w:r>
+    </w:p>
+    <w:p>
+      <w:pPr>
+        <w:shd w:val="clear" w:color="auto" w:fill="1E1E1E"/>
+        <w:spacing w:after="0" w:line="285" w:lineRule="atLeast"/>
+        <w:rPr>
+          <w:rFonts w:ascii="Consolas" w:eastAsia="Times New Roman" w:hAnsi="Consolas" w:cs="Times New Roman"/>
+          <w:color w:val="DADADA"/>
+          <w:sz w:val="21"/>
+          <w:szCs w:val="21"/>
+        </w:rPr>
+      </w:pPr>
+      <w:r>
+        <w:rPr>
+          <w:rFonts w:ascii="Consolas" w:eastAsia="Times New Roman" w:hAnsi="Consolas" w:cs="Times New Roman"/>
+          <w:color w:val="DADADA"/>
+          <w:sz w:val="21"/>
+          <w:szCs w:val="21"/>
+        </w:rPr>
+        <w:t xml:space="preserve">  </w:t>
+      </w:r>
+      <w:r>
+        <w:rPr>
+          <w:rFonts w:ascii="Consolas" w:eastAsia="Times New Roman" w:hAnsi="Consolas" w:cs="Times New Roman"/>
+          <w:color w:val="B4B4B4"/>
+          <w:sz w:val="21"/>
+          <w:szCs w:val="21"/>
+        </w:rPr>
+        <w:t>}</w:t>
+      </w:r>
+      <w:r>
+        <w:rPr>
+          <w:rFonts w:ascii="Consolas" w:eastAsia="Times New Roman" w:hAnsi="Consolas" w:cs="Times New Roman"/>
+          <w:color w:val="DADADA"/>
+          <w:sz w:val="21"/>
+          <w:szCs w:val="21"/>
+        </w:rPr>
+        <w:t>)</w:t>
+      </w:r>
+    </w:p>
+    <w:p>
+      <w:pPr>
+        <w:shd w:val="clear" w:color="auto" w:fill="1E1E1E"/>
+        <w:spacing w:after="0" w:line="285" w:lineRule="atLeast"/>
+        <w:rPr>
+          <w:rFonts w:ascii="Consolas" w:eastAsia="Times New Roman" w:hAnsi="Consolas" w:cs="Times New Roman"/>
+          <w:color w:val="DADADA"/>
+          <w:sz w:val="21"/>
+          <w:szCs w:val="21"/>
+        </w:rPr>
+      </w:pPr>
+      <w:r>
+        <w:rPr>
+          <w:rFonts w:ascii="Consolas" w:eastAsia="Times New Roman" w:hAnsi="Consolas" w:cs="Times New Roman"/>
+          <w:color w:val="B4B4B4"/>
+          <w:sz w:val="21"/>
+          <w:szCs w:val="21"/>
+        </w:rPr>
+        <w:t>};</w:t>
+      </w:r>
+    </w:p>
+    <w:p/>
+    <w:p>
+      <w:r>
+        <w:t>- Tìm 1 phần tử</w:t>
+      </w:r>
+    </w:p>
+    <w:p>
+      <w:pPr>
+        <w:shd w:val="clear" w:color="auto" w:fill="1E1E1E"/>
+        <w:spacing w:after="0" w:line="285" w:lineRule="atLeast"/>
+        <w:rPr>
+          <w:rFonts w:ascii="Consolas" w:eastAsia="Times New Roman" w:hAnsi="Consolas" w:cs="Times New Roman"/>
+          <w:color w:val="DADADA"/>
+          <w:sz w:val="21"/>
+          <w:szCs w:val="21"/>
+        </w:rPr>
+      </w:pPr>
+      <w:r>
+        <w:rPr>
+          <w:rFonts w:ascii="Consolas" w:eastAsia="Times New Roman" w:hAnsi="Consolas" w:cs="Times New Roman"/>
+          <w:color w:val="569CD6"/>
+          <w:sz w:val="21"/>
+          <w:szCs w:val="21"/>
+        </w:rPr>
+        <w:t>const</w:t>
+      </w:r>
+      <w:r>
+        <w:rPr>
+          <w:rFonts w:ascii="Consolas" w:eastAsia="Times New Roman" w:hAnsi="Consolas" w:cs="Times New Roman"/>
+          <w:color w:val="DADADA"/>
+          <w:sz w:val="21"/>
+          <w:szCs w:val="21"/>
+        </w:rPr>
+        <w:t xml:space="preserve"> </w:t>
+      </w:r>
+      <w:r>
+        <w:rPr>
+          <w:rFonts w:ascii="Consolas" w:eastAsia="Times New Roman" w:hAnsi="Consolas" w:cs="Times New Roman"/>
+          <w:color w:val="DCDCAA"/>
+          <w:sz w:val="21"/>
+          <w:szCs w:val="21"/>
+        </w:rPr>
+        <w:t>findOneByFood</w:t>
+      </w:r>
+      <w:r>
+        <w:rPr>
+          <w:rFonts w:ascii="Consolas" w:eastAsia="Times New Roman" w:hAnsi="Consolas" w:cs="Times New Roman"/>
+          <w:color w:val="DADADA"/>
+          <w:sz w:val="21"/>
+          <w:szCs w:val="21"/>
+        </w:rPr>
+        <w:t xml:space="preserve"> </w:t>
+      </w:r>
+      <w:r>
+        <w:rPr>
+          <w:rFonts w:ascii="Consolas" w:eastAsia="Times New Roman" w:hAnsi="Consolas" w:cs="Times New Roman"/>
+          <w:color w:val="B4B4B4"/>
+          <w:sz w:val="21"/>
+          <w:szCs w:val="21"/>
+        </w:rPr>
+        <w:t>=</w:t>
+      </w:r>
+      <w:r>
+        <w:rPr>
+          <w:rFonts w:ascii="Consolas" w:eastAsia="Times New Roman" w:hAnsi="Consolas" w:cs="Times New Roman"/>
+          <w:color w:val="DADADA"/>
+          <w:sz w:val="21"/>
+          <w:szCs w:val="21"/>
+        </w:rPr>
+        <w:t xml:space="preserve"> </w:t>
+      </w:r>
+      <w:r>
+        <w:rPr>
+          <w:rFonts w:ascii="Consolas" w:eastAsia="Times New Roman" w:hAnsi="Consolas" w:cs="Times New Roman"/>
+          <w:color w:val="B4B4B4"/>
+          <w:sz w:val="21"/>
+          <w:szCs w:val="21"/>
+        </w:rPr>
+        <w:t>(</w:t>
+      </w:r>
+      <w:r>
+        <w:rPr>
+          <w:rFonts w:ascii="Consolas" w:eastAsia="Times New Roman" w:hAnsi="Consolas" w:cs="Times New Roman"/>
+          <w:color w:val="9A9A9A"/>
+          <w:sz w:val="21"/>
+          <w:szCs w:val="21"/>
+        </w:rPr>
+        <w:t>food</w:t>
+      </w:r>
+      <w:r>
+        <w:rPr>
+          <w:rFonts w:ascii="Consolas" w:eastAsia="Times New Roman" w:hAnsi="Consolas" w:cs="Times New Roman"/>
+          <w:color w:val="B4B4B4"/>
+          <w:sz w:val="21"/>
+          <w:szCs w:val="21"/>
+        </w:rPr>
+        <w:t>,</w:t>
+      </w:r>
+      <w:r>
+        <w:rPr>
+          <w:rFonts w:ascii="Consolas" w:eastAsia="Times New Roman" w:hAnsi="Consolas" w:cs="Times New Roman"/>
+          <w:color w:val="DADADA"/>
+          <w:sz w:val="21"/>
+          <w:szCs w:val="21"/>
+        </w:rPr>
+        <w:t xml:space="preserve"> </w:t>
+      </w:r>
+      <w:r>
+        <w:rPr>
+          <w:rFonts w:ascii="Consolas" w:eastAsia="Times New Roman" w:hAnsi="Consolas" w:cs="Times New Roman"/>
+          <w:color w:val="9A9A9A"/>
+          <w:sz w:val="21"/>
+          <w:szCs w:val="21"/>
+        </w:rPr>
+        <w:t>done</w:t>
+      </w:r>
+      <w:r>
+        <w:rPr>
+          <w:rFonts w:ascii="Consolas" w:eastAsia="Times New Roman" w:hAnsi="Consolas" w:cs="Times New Roman"/>
+          <w:color w:val="B4B4B4"/>
+          <w:sz w:val="21"/>
+          <w:szCs w:val="21"/>
+        </w:rPr>
+        <w:t>)</w:t>
+      </w:r>
+      <w:r>
+        <w:rPr>
+          <w:rFonts w:ascii="Consolas" w:eastAsia="Times New Roman" w:hAnsi="Consolas" w:cs="Times New Roman"/>
+          <w:color w:val="DADADA"/>
+          <w:sz w:val="21"/>
+          <w:szCs w:val="21"/>
+        </w:rPr>
+        <w:t xml:space="preserve"> </w:t>
+      </w:r>
+      <w:r>
+        <w:rPr>
+          <w:rFonts w:ascii="Consolas" w:eastAsia="Times New Roman" w:hAnsi="Consolas" w:cs="Times New Roman"/>
+          <w:color w:val="569CD6"/>
+          <w:sz w:val="21"/>
+          <w:szCs w:val="21"/>
+        </w:rPr>
+        <w:t>=&gt;</w:t>
+      </w:r>
+      <w:r>
+        <w:rPr>
+          <w:rFonts w:ascii="Consolas" w:eastAsia="Times New Roman" w:hAnsi="Consolas" w:cs="Times New Roman"/>
+          <w:color w:val="DADADA"/>
+          <w:sz w:val="21"/>
+          <w:szCs w:val="21"/>
+        </w:rPr>
+        <w:t xml:space="preserve"> </w:t>
+      </w:r>
+      <w:r>
+        <w:rPr>
+          <w:rFonts w:ascii="Consolas" w:eastAsia="Times New Roman" w:hAnsi="Consolas" w:cs="Times New Roman"/>
+          <w:color w:val="B4B4B4"/>
+          <w:sz w:val="21"/>
+          <w:szCs w:val="21"/>
+        </w:rPr>
+        <w:t>{</w:t>
+      </w:r>
+    </w:p>
+    <w:p>
+      <w:pPr>
+        <w:shd w:val="clear" w:color="auto" w:fill="1E1E1E"/>
+        <w:spacing w:after="0" w:line="285" w:lineRule="atLeast"/>
+        <w:rPr>
+          <w:rFonts w:ascii="Consolas" w:eastAsia="Times New Roman" w:hAnsi="Consolas" w:cs="Times New Roman"/>
+          <w:color w:val="DADADA"/>
+          <w:sz w:val="21"/>
+          <w:szCs w:val="21"/>
+        </w:rPr>
+      </w:pPr>
+      <w:r>
+        <w:rPr>
+          <w:rFonts w:ascii="Consolas" w:eastAsia="Times New Roman" w:hAnsi="Consolas" w:cs="Times New Roman"/>
+          <w:color w:val="B4B4B4"/>
+          <w:sz w:val="21"/>
+          <w:szCs w:val="21"/>
+        </w:rPr>
+        <w:t xml:space="preserve">  </w:t>
+      </w:r>
+      <w:r>
+        <w:rPr>
+          <w:rFonts w:ascii="Consolas" w:eastAsia="Times New Roman" w:hAnsi="Consolas" w:cs="Times New Roman"/>
+          <w:color w:val="57A64A"/>
+          <w:sz w:val="21"/>
+          <w:szCs w:val="21"/>
+        </w:rPr>
+        <w:t>// food = "apple"</w:t>
+      </w:r>
+    </w:p>
+    <w:p>
+      <w:pPr>
+        <w:shd w:val="clear" w:color="auto" w:fill="1E1E1E"/>
+        <w:spacing w:after="0" w:line="285" w:lineRule="atLeast"/>
+        <w:rPr>
+          <w:rFonts w:ascii="Consolas" w:eastAsia="Times New Roman" w:hAnsi="Consolas" w:cs="Times New Roman"/>
+          <w:color w:val="DADADA"/>
+          <w:sz w:val="21"/>
+          <w:szCs w:val="21"/>
+        </w:rPr>
+      </w:pPr>
+    </w:p>
+    <w:p>
+      <w:pPr>
+        <w:shd w:val="clear" w:color="auto" w:fill="1E1E1E"/>
+        <w:spacing w:after="0" w:line="285" w:lineRule="atLeast"/>
+        <w:rPr>
+          <w:rFonts w:ascii="Consolas" w:eastAsia="Times New Roman" w:hAnsi="Consolas" w:cs="Times New Roman"/>
+          <w:color w:val="DADADA"/>
+          <w:sz w:val="21"/>
+          <w:szCs w:val="21"/>
+        </w:rPr>
+      </w:pPr>
+      <w:r>
+        <w:rPr>
+          <w:rFonts w:ascii="Consolas" w:eastAsia="Times New Roman" w:hAnsi="Consolas" w:cs="Times New Roman"/>
+          <w:color w:val="DADADA"/>
+          <w:sz w:val="21"/>
+          <w:szCs w:val="21"/>
+        </w:rPr>
+        <w:t xml:space="preserve">  </w:t>
+      </w:r>
+      <w:r>
+        <w:rPr>
+          <w:rFonts w:ascii="Consolas" w:eastAsia="Times New Roman" w:hAnsi="Consolas" w:cs="Times New Roman"/>
+          <w:color w:val="4EC9B0"/>
+          <w:sz w:val="21"/>
+          <w:szCs w:val="21"/>
+        </w:rPr>
+        <w:t>Person</w:t>
+      </w:r>
+      <w:r>
+        <w:rPr>
+          <w:rFonts w:ascii="Consolas" w:eastAsia="Times New Roman" w:hAnsi="Consolas" w:cs="Times New Roman"/>
+          <w:color w:val="B4B4B4"/>
+          <w:sz w:val="21"/>
+          <w:szCs w:val="21"/>
+        </w:rPr>
+        <w:t>.</w:t>
+      </w:r>
+      <w:r>
+        <w:rPr>
+          <w:rFonts w:ascii="Consolas" w:eastAsia="Times New Roman" w:hAnsi="Consolas" w:cs="Times New Roman"/>
+          <w:color w:val="DCDCAA"/>
+          <w:sz w:val="21"/>
+          <w:szCs w:val="21"/>
+        </w:rPr>
+        <w:t>findOne</w:t>
+      </w:r>
+      <w:r>
+        <w:rPr>
+          <w:rFonts w:ascii="Consolas" w:eastAsia="Times New Roman" w:hAnsi="Consolas" w:cs="Times New Roman"/>
+          <w:color w:val="DADADA"/>
+          <w:sz w:val="21"/>
+          <w:szCs w:val="21"/>
+        </w:rPr>
+        <w:t>(</w:t>
+      </w:r>
+      <w:r>
+        <w:rPr>
+          <w:rFonts w:ascii="Consolas" w:eastAsia="Times New Roman" w:hAnsi="Consolas" w:cs="Times New Roman"/>
+          <w:color w:val="B4B4B4"/>
+          <w:sz w:val="21"/>
+          <w:szCs w:val="21"/>
+        </w:rPr>
+        <w:t>{</w:t>
+      </w:r>
+      <w:r>
+        <w:rPr>
+          <w:rFonts w:ascii="Consolas" w:eastAsia="Times New Roman" w:hAnsi="Consolas" w:cs="Times New Roman"/>
+          <w:color w:val="DADADA"/>
+          <w:sz w:val="21"/>
+          <w:szCs w:val="21"/>
+        </w:rPr>
+        <w:t>favoriteFoods</w:t>
+      </w:r>
+      <w:r>
+        <w:rPr>
+          <w:rFonts w:ascii="Consolas" w:eastAsia="Times New Roman" w:hAnsi="Consolas" w:cs="Times New Roman"/>
+          <w:color w:val="B4B4B4"/>
+          <w:sz w:val="21"/>
+          <w:szCs w:val="21"/>
+        </w:rPr>
+        <w:t>:</w:t>
+      </w:r>
+      <w:r>
+        <w:rPr>
+          <w:rFonts w:ascii="Consolas" w:eastAsia="Times New Roman" w:hAnsi="Consolas" w:cs="Times New Roman"/>
+          <w:color w:val="DADADA"/>
+          <w:sz w:val="21"/>
+          <w:szCs w:val="21"/>
+        </w:rPr>
+        <w:t xml:space="preserve"> </w:t>
+      </w:r>
+      <w:r>
+        <w:rPr>
+          <w:rFonts w:ascii="Consolas" w:eastAsia="Times New Roman" w:hAnsi="Consolas" w:cs="Times New Roman"/>
+          <w:color w:val="9A9A9A"/>
+          <w:sz w:val="21"/>
+          <w:szCs w:val="21"/>
+        </w:rPr>
+        <w:t>food</w:t>
+      </w:r>
+      <w:r>
+        <w:rPr>
+          <w:rFonts w:ascii="Consolas" w:eastAsia="Times New Roman" w:hAnsi="Consolas" w:cs="Times New Roman"/>
+          <w:color w:val="B4B4B4"/>
+          <w:sz w:val="21"/>
+          <w:szCs w:val="21"/>
+        </w:rPr>
+        <w:t>},</w:t>
+      </w:r>
+      <w:r>
+        <w:rPr>
+          <w:rFonts w:ascii="Consolas" w:eastAsia="Times New Roman" w:hAnsi="Consolas" w:cs="Times New Roman"/>
+          <w:color w:val="DADADA"/>
+          <w:sz w:val="21"/>
+          <w:szCs w:val="21"/>
+        </w:rPr>
+        <w:t xml:space="preserve"> </w:t>
+      </w:r>
+      <w:r>
+        <w:rPr>
+          <w:rFonts w:ascii="Consolas" w:eastAsia="Times New Roman" w:hAnsi="Consolas" w:cs="Times New Roman"/>
+          <w:color w:val="B4B4B4"/>
+          <w:sz w:val="21"/>
+          <w:szCs w:val="21"/>
+        </w:rPr>
+        <w:t>(</w:t>
+      </w:r>
+      <w:r>
+        <w:rPr>
+          <w:rFonts w:ascii="Consolas" w:eastAsia="Times New Roman" w:hAnsi="Consolas" w:cs="Times New Roman"/>
+          <w:color w:val="9A9A9A"/>
+          <w:sz w:val="21"/>
+          <w:szCs w:val="21"/>
+        </w:rPr>
+        <w:t>error</w:t>
+      </w:r>
+      <w:r>
+        <w:rPr>
+          <w:rFonts w:ascii="Consolas" w:eastAsia="Times New Roman" w:hAnsi="Consolas" w:cs="Times New Roman"/>
+          <w:color w:val="B4B4B4"/>
+          <w:sz w:val="21"/>
+          <w:szCs w:val="21"/>
+        </w:rPr>
+        <w:t>,</w:t>
+      </w:r>
+      <w:r>
+        <w:rPr>
+          <w:rFonts w:ascii="Consolas" w:eastAsia="Times New Roman" w:hAnsi="Consolas" w:cs="Times New Roman"/>
+          <w:color w:val="DADADA"/>
+          <w:sz w:val="21"/>
+          <w:szCs w:val="21"/>
+        </w:rPr>
+        <w:t xml:space="preserve"> </w:t>
+      </w:r>
+      <w:r>
+        <w:rPr>
+          <w:rFonts w:ascii="Consolas" w:eastAsia="Times New Roman" w:hAnsi="Consolas" w:cs="Times New Roman"/>
+          <w:color w:val="9A9A9A"/>
+          <w:sz w:val="21"/>
+          <w:szCs w:val="21"/>
+        </w:rPr>
+        <w:t>data</w:t>
+      </w:r>
+      <w:r>
+        <w:rPr>
+          <w:rFonts w:ascii="Consolas" w:eastAsia="Times New Roman" w:hAnsi="Consolas" w:cs="Times New Roman"/>
+          <w:color w:val="B4B4B4"/>
+          <w:sz w:val="21"/>
+          <w:szCs w:val="21"/>
+        </w:rPr>
+        <w:t>)</w:t>
+      </w:r>
+      <w:r>
+        <w:rPr>
+          <w:rFonts w:ascii="Consolas" w:eastAsia="Times New Roman" w:hAnsi="Consolas" w:cs="Times New Roman"/>
+          <w:color w:val="DADADA"/>
+          <w:sz w:val="21"/>
+          <w:szCs w:val="21"/>
+        </w:rPr>
+        <w:t xml:space="preserve"> </w:t>
+      </w:r>
+      <w:r>
+        <w:rPr>
+          <w:rFonts w:ascii="Consolas" w:eastAsia="Times New Roman" w:hAnsi="Consolas" w:cs="Times New Roman"/>
+          <w:color w:val="569CD6"/>
+          <w:sz w:val="21"/>
+          <w:szCs w:val="21"/>
+        </w:rPr>
+        <w:t>=&gt;</w:t>
+      </w:r>
+      <w:r>
+        <w:rPr>
+          <w:rFonts w:ascii="Consolas" w:eastAsia="Times New Roman" w:hAnsi="Consolas" w:cs="Times New Roman"/>
+          <w:color w:val="DADADA"/>
+          <w:sz w:val="21"/>
+          <w:szCs w:val="21"/>
+        </w:rPr>
+        <w:t xml:space="preserve"> </w:t>
+      </w:r>
+      <w:r>
+        <w:rPr>
+          <w:rFonts w:ascii="Consolas" w:eastAsia="Times New Roman" w:hAnsi="Consolas" w:cs="Times New Roman"/>
+          <w:color w:val="B4B4B4"/>
+          <w:sz w:val="21"/>
+          <w:szCs w:val="21"/>
+        </w:rPr>
+        <w:t>{</w:t>
+      </w:r>
+    </w:p>
+    <w:p>
+      <w:pPr>
+        <w:shd w:val="clear" w:color="auto" w:fill="1E1E1E"/>
+        <w:spacing w:after="0" w:line="285" w:lineRule="atLeast"/>
+        <w:rPr>
+          <w:rFonts w:ascii="Consolas" w:eastAsia="Times New Roman" w:hAnsi="Consolas" w:cs="Times New Roman"/>
+          <w:color w:val="DADADA"/>
+          <w:sz w:val="21"/>
+          <w:szCs w:val="21"/>
+        </w:rPr>
+      </w:pPr>
+      <w:r>
+        <w:rPr>
+          <w:rFonts w:ascii="Consolas" w:eastAsia="Times New Roman" w:hAnsi="Consolas" w:cs="Times New Roman"/>
+          <w:color w:val="DADADA"/>
+          <w:sz w:val="21"/>
+          <w:szCs w:val="21"/>
+        </w:rPr>
+        <w:t xml:space="preserve">    </w:t>
+      </w:r>
+      <w:r>
+        <w:rPr>
+          <w:rFonts w:ascii="Consolas" w:eastAsia="Times New Roman" w:hAnsi="Consolas" w:cs="Times New Roman"/>
+          <w:color w:val="D8A0DF"/>
+          <w:sz w:val="21"/>
+          <w:szCs w:val="21"/>
+        </w:rPr>
+        <w:t>if</w:t>
+      </w:r>
+      <w:r>
+        <w:rPr>
+          <w:rFonts w:ascii="Consolas" w:eastAsia="Times New Roman" w:hAnsi="Consolas" w:cs="Times New Roman"/>
+          <w:color w:val="DADADA"/>
+          <w:sz w:val="21"/>
+          <w:szCs w:val="21"/>
+        </w:rPr>
+        <w:t>(</w:t>
+      </w:r>
+      <w:r>
+        <w:rPr>
+          <w:rFonts w:ascii="Consolas" w:eastAsia="Times New Roman" w:hAnsi="Consolas" w:cs="Times New Roman"/>
+          <w:color w:val="9A9A9A"/>
+          <w:sz w:val="21"/>
+          <w:szCs w:val="21"/>
+        </w:rPr>
+        <w:t>error</w:t>
+      </w:r>
+      <w:r>
+        <w:rPr>
+          <w:rFonts w:ascii="Consolas" w:eastAsia="Times New Roman" w:hAnsi="Consolas" w:cs="Times New Roman"/>
+          <w:color w:val="DADADA"/>
+          <w:sz w:val="21"/>
+          <w:szCs w:val="21"/>
+        </w:rPr>
+        <w:t>)</w:t>
+      </w:r>
+    </w:p>
+    <w:p>
+      <w:pPr>
+        <w:shd w:val="clear" w:color="auto" w:fill="1E1E1E"/>
+        <w:spacing w:after="0" w:line="285" w:lineRule="atLeast"/>
+        <w:rPr>
+          <w:rFonts w:ascii="Consolas" w:eastAsia="Times New Roman" w:hAnsi="Consolas" w:cs="Times New Roman"/>
+          <w:color w:val="DADADA"/>
+          <w:sz w:val="21"/>
+          <w:szCs w:val="21"/>
+        </w:rPr>
+      </w:pPr>
+      <w:r>
+        <w:rPr>
+          <w:rFonts w:ascii="Consolas" w:eastAsia="Times New Roman" w:hAnsi="Consolas" w:cs="Times New Roman"/>
+          <w:color w:val="DADADA"/>
+          <w:sz w:val="21"/>
+          <w:szCs w:val="21"/>
+        </w:rPr>
+        <w:t xml:space="preserve">      </w:t>
+      </w:r>
+      <w:r>
+        <w:rPr>
+          <w:rFonts w:ascii="Consolas" w:eastAsia="Times New Roman" w:hAnsi="Consolas" w:cs="Times New Roman"/>
+          <w:color w:val="9CDCFE"/>
+          <w:sz w:val="21"/>
+          <w:szCs w:val="21"/>
+        </w:rPr>
+        <w:t>console</w:t>
+      </w:r>
+      <w:r>
+        <w:rPr>
+          <w:rFonts w:ascii="Consolas" w:eastAsia="Times New Roman" w:hAnsi="Consolas" w:cs="Times New Roman"/>
+          <w:color w:val="B4B4B4"/>
+          <w:sz w:val="21"/>
+          <w:szCs w:val="21"/>
+        </w:rPr>
+        <w:t>.</w:t>
+      </w:r>
+      <w:r>
+        <w:rPr>
+          <w:rFonts w:ascii="Consolas" w:eastAsia="Times New Roman" w:hAnsi="Consolas" w:cs="Times New Roman"/>
+          <w:color w:val="DCDCAA"/>
+          <w:sz w:val="21"/>
+          <w:szCs w:val="21"/>
+        </w:rPr>
+        <w:t>log</w:t>
+      </w:r>
+      <w:r>
+        <w:rPr>
+          <w:rFonts w:ascii="Consolas" w:eastAsia="Times New Roman" w:hAnsi="Consolas" w:cs="Times New Roman"/>
+          <w:color w:val="DADADA"/>
+          <w:sz w:val="21"/>
+          <w:szCs w:val="21"/>
+        </w:rPr>
+        <w:t>(</w:t>
+      </w:r>
+      <w:r>
+        <w:rPr>
+          <w:rFonts w:ascii="Consolas" w:eastAsia="Times New Roman" w:hAnsi="Consolas" w:cs="Times New Roman"/>
+          <w:color w:val="9A9A9A"/>
+          <w:sz w:val="21"/>
+          <w:szCs w:val="21"/>
+        </w:rPr>
+        <w:t>error</w:t>
+      </w:r>
+      <w:r>
+        <w:rPr>
+          <w:rFonts w:ascii="Consolas" w:eastAsia="Times New Roman" w:hAnsi="Consolas" w:cs="Times New Roman"/>
+          <w:color w:val="DADADA"/>
+          <w:sz w:val="21"/>
+          <w:szCs w:val="21"/>
+        </w:rPr>
+        <w:t>)</w:t>
+      </w:r>
+      <w:r>
+        <w:rPr>
+          <w:rFonts w:ascii="Consolas" w:eastAsia="Times New Roman" w:hAnsi="Consolas" w:cs="Times New Roman"/>
+          <w:color w:val="B4B4B4"/>
+          <w:sz w:val="21"/>
+          <w:szCs w:val="21"/>
+        </w:rPr>
+        <w:t>;</w:t>
+      </w:r>
+    </w:p>
+    <w:p>
+      <w:pPr>
+        <w:shd w:val="clear" w:color="auto" w:fill="1E1E1E"/>
+        <w:spacing w:after="0" w:line="285" w:lineRule="atLeast"/>
+        <w:rPr>
+          <w:rFonts w:ascii="Consolas" w:eastAsia="Times New Roman" w:hAnsi="Consolas" w:cs="Times New Roman"/>
+          <w:color w:val="DADADA"/>
+          <w:sz w:val="21"/>
+          <w:szCs w:val="21"/>
+        </w:rPr>
+      </w:pPr>
+      <w:r>
+        <w:rPr>
+          <w:rFonts w:ascii="Consolas" w:eastAsia="Times New Roman" w:hAnsi="Consolas" w:cs="Times New Roman"/>
+          <w:color w:val="DADADA"/>
+          <w:sz w:val="21"/>
+          <w:szCs w:val="21"/>
+        </w:rPr>
+        <w:t xml:space="preserve">    </w:t>
+      </w:r>
+      <w:proofErr w:type="gramStart"/>
+      <w:r>
+        <w:rPr>
+          <w:rFonts w:ascii="Consolas" w:eastAsia="Times New Roman" w:hAnsi="Consolas" w:cs="Times New Roman"/>
+          <w:color w:val="DCDCAA"/>
+          <w:sz w:val="21"/>
+          <w:szCs w:val="21"/>
+        </w:rPr>
+        <w:t>done</w:t>
+      </w:r>
+      <w:r>
+        <w:rPr>
+          <w:rFonts w:ascii="Consolas" w:eastAsia="Times New Roman" w:hAnsi="Consolas" w:cs="Times New Roman"/>
+          <w:color w:val="DADADA"/>
+          <w:sz w:val="21"/>
+          <w:szCs w:val="21"/>
+        </w:rPr>
+        <w:t>(</w:t>
+      </w:r>
+      <w:proofErr w:type="gramEnd"/>
+      <w:r>
+        <w:rPr>
+          <w:rFonts w:ascii="Consolas" w:eastAsia="Times New Roman" w:hAnsi="Consolas" w:cs="Times New Roman"/>
+          <w:color w:val="569CD6"/>
+          <w:sz w:val="21"/>
+          <w:szCs w:val="21"/>
+        </w:rPr>
+        <w:t>null</w:t>
+      </w:r>
+      <w:r>
+        <w:rPr>
+          <w:rFonts w:ascii="Consolas" w:eastAsia="Times New Roman" w:hAnsi="Consolas" w:cs="Times New Roman"/>
+          <w:color w:val="B4B4B4"/>
+          <w:sz w:val="21"/>
+          <w:szCs w:val="21"/>
+        </w:rPr>
+        <w:t>,</w:t>
+      </w:r>
+      <w:r>
+        <w:rPr>
+          <w:rFonts w:ascii="Consolas" w:eastAsia="Times New Roman" w:hAnsi="Consolas" w:cs="Times New Roman"/>
+          <w:color w:val="DADADA"/>
+          <w:sz w:val="21"/>
+          <w:szCs w:val="21"/>
+        </w:rPr>
+        <w:t xml:space="preserve"> </w:t>
+      </w:r>
+      <w:r>
+        <w:rPr>
+          <w:rFonts w:ascii="Consolas" w:eastAsia="Times New Roman" w:hAnsi="Consolas" w:cs="Times New Roman"/>
+          <w:color w:val="9A9A9A"/>
+          <w:sz w:val="21"/>
+          <w:szCs w:val="21"/>
+        </w:rPr>
+        <w:t>data</w:t>
+      </w:r>
+      <w:r>
+        <w:rPr>
+          <w:rFonts w:ascii="Consolas" w:eastAsia="Times New Roman" w:hAnsi="Consolas" w:cs="Times New Roman"/>
+          <w:color w:val="DADADA"/>
+          <w:sz w:val="21"/>
+          <w:szCs w:val="21"/>
+        </w:rPr>
+        <w:t>)</w:t>
+      </w:r>
+      <w:r>
+        <w:rPr>
+          <w:rFonts w:ascii="Consolas" w:eastAsia="Times New Roman" w:hAnsi="Consolas" w:cs="Times New Roman"/>
+          <w:color w:val="B4B4B4"/>
+          <w:sz w:val="21"/>
+          <w:szCs w:val="21"/>
+        </w:rPr>
+        <w:t>;</w:t>
+      </w:r>
+    </w:p>
+    <w:p>
+      <w:pPr>
+        <w:shd w:val="clear" w:color="auto" w:fill="1E1E1E"/>
+        <w:spacing w:after="0" w:line="285" w:lineRule="atLeast"/>
+        <w:rPr>
+          <w:rFonts w:ascii="Consolas" w:eastAsia="Times New Roman" w:hAnsi="Consolas" w:cs="Times New Roman"/>
+          <w:color w:val="DADADA"/>
+          <w:sz w:val="21"/>
+          <w:szCs w:val="21"/>
+        </w:rPr>
+      </w:pPr>
+      <w:r>
+        <w:rPr>
+          <w:rFonts w:ascii="Consolas" w:eastAsia="Times New Roman" w:hAnsi="Consolas" w:cs="Times New Roman"/>
+          <w:color w:val="DADADA"/>
+          <w:sz w:val="21"/>
+          <w:szCs w:val="21"/>
+        </w:rPr>
+        <w:t xml:space="preserve">  </w:t>
+      </w:r>
+      <w:r>
+        <w:rPr>
+          <w:rFonts w:ascii="Consolas" w:eastAsia="Times New Roman" w:hAnsi="Consolas" w:cs="Times New Roman"/>
+          <w:color w:val="B4B4B4"/>
+          <w:sz w:val="21"/>
+          <w:szCs w:val="21"/>
+        </w:rPr>
+        <w:t>}</w:t>
+      </w:r>
+      <w:r>
+        <w:rPr>
+          <w:rFonts w:ascii="Consolas" w:eastAsia="Times New Roman" w:hAnsi="Consolas" w:cs="Times New Roman"/>
+          <w:color w:val="DADADA"/>
+          <w:sz w:val="21"/>
+          <w:szCs w:val="21"/>
+        </w:rPr>
+        <w:t>)</w:t>
+      </w:r>
+    </w:p>
+    <w:p>
+      <w:pPr>
+        <w:shd w:val="clear" w:color="auto" w:fill="1E1E1E"/>
+        <w:spacing w:after="0" w:line="285" w:lineRule="atLeast"/>
+        <w:rPr>
+          <w:rFonts w:ascii="Consolas" w:eastAsia="Times New Roman" w:hAnsi="Consolas" w:cs="Times New Roman"/>
+          <w:color w:val="DADADA"/>
+          <w:sz w:val="21"/>
+          <w:szCs w:val="21"/>
+        </w:rPr>
+      </w:pPr>
+    </w:p>
+    <w:p>
+      <w:pPr>
+        <w:shd w:val="clear" w:color="auto" w:fill="1E1E1E"/>
+        <w:spacing w:after="0" w:line="285" w:lineRule="atLeast"/>
+        <w:rPr>
+          <w:rFonts w:ascii="Consolas" w:eastAsia="Times New Roman" w:hAnsi="Consolas" w:cs="Times New Roman"/>
+          <w:color w:val="DADADA"/>
+          <w:sz w:val="21"/>
+          <w:szCs w:val="21"/>
+        </w:rPr>
+      </w:pPr>
+      <w:r>
+        <w:rPr>
+          <w:rFonts w:ascii="Consolas" w:eastAsia="Times New Roman" w:hAnsi="Consolas" w:cs="Times New Roman"/>
+          <w:color w:val="B4B4B4"/>
+          <w:sz w:val="21"/>
+          <w:szCs w:val="21"/>
+        </w:rPr>
+        <w:t xml:space="preserve">  </w:t>
+      </w:r>
+      <w:r>
+        <w:rPr>
+          <w:rFonts w:ascii="Consolas" w:eastAsia="Times New Roman" w:hAnsi="Consolas" w:cs="Times New Roman"/>
+          <w:color w:val="57A64A"/>
+          <w:sz w:val="21"/>
+          <w:szCs w:val="21"/>
+        </w:rPr>
+        <w:t>// nếu muốn tìm nhiều phần tử trong mảng</w:t>
+      </w:r>
+    </w:p>
+    <w:p>
+      <w:pPr>
+        <w:shd w:val="clear" w:color="auto" w:fill="1E1E1E"/>
+        <w:spacing w:after="0" w:line="285" w:lineRule="atLeast"/>
+        <w:rPr>
+          <w:rFonts w:ascii="Consolas" w:eastAsia="Times New Roman" w:hAnsi="Consolas" w:cs="Times New Roman"/>
+          <w:color w:val="DADADA"/>
+          <w:sz w:val="21"/>
+          <w:szCs w:val="21"/>
+        </w:rPr>
+      </w:pPr>
+      <w:r>
+        <w:rPr>
+          <w:rFonts w:ascii="Consolas" w:eastAsia="Times New Roman" w:hAnsi="Consolas" w:cs="Times New Roman"/>
+          <w:color w:val="B4B4B4"/>
+          <w:sz w:val="21"/>
+          <w:szCs w:val="21"/>
+        </w:rPr>
+        <w:t xml:space="preserve">  </w:t>
+      </w:r>
+      <w:r>
+        <w:rPr>
+          <w:rFonts w:ascii="Consolas" w:eastAsia="Times New Roman" w:hAnsi="Consolas" w:cs="Times New Roman"/>
+          <w:color w:val="57A64A"/>
+          <w:sz w:val="21"/>
+          <w:szCs w:val="21"/>
+        </w:rPr>
+        <w:t xml:space="preserve">// favoriteFoods: </w:t>
+      </w:r>
+      <w:proofErr w:type="gramStart"/>
+      <w:r>
+        <w:rPr>
+          <w:rFonts w:ascii="Consolas" w:eastAsia="Times New Roman" w:hAnsi="Consolas" w:cs="Times New Roman"/>
+          <w:color w:val="57A64A"/>
+          <w:sz w:val="21"/>
+          <w:szCs w:val="21"/>
+        </w:rPr>
+        <w:t>{ $</w:t>
+      </w:r>
+      <w:proofErr w:type="gramEnd"/>
+      <w:r>
+        <w:rPr>
+          <w:rFonts w:ascii="Consolas" w:eastAsia="Times New Roman" w:hAnsi="Consolas" w:cs="Times New Roman"/>
+          <w:color w:val="57A64A"/>
+          <w:sz w:val="21"/>
+          <w:szCs w:val="21"/>
+        </w:rPr>
+        <w:t>all: ["bún bò", "bánh mì"] }</w:t>
+      </w:r>
+    </w:p>
+    <w:p>
+      <w:pPr>
+        <w:shd w:val="clear" w:color="auto" w:fill="1E1E1E"/>
+        <w:spacing w:after="0" w:line="285" w:lineRule="atLeast"/>
+        <w:rPr>
+          <w:rFonts w:ascii="Consolas" w:eastAsia="Times New Roman" w:hAnsi="Consolas" w:cs="Times New Roman"/>
+          <w:color w:val="DADADA"/>
+          <w:sz w:val="21"/>
+          <w:szCs w:val="21"/>
+        </w:rPr>
+      </w:pPr>
+      <w:r>
+        <w:rPr>
+          <w:rFonts w:ascii="Consolas" w:eastAsia="Times New Roman" w:hAnsi="Consolas" w:cs="Times New Roman"/>
+          <w:color w:val="B4B4B4"/>
+          <w:sz w:val="21"/>
+          <w:szCs w:val="21"/>
+        </w:rPr>
+        <w:t>};</w:t>
+      </w:r>
+    </w:p>
+    <w:p/>
+    <w:p>
+      <w:r>
+        <w:t>- Tìm bằng id</w:t>
+      </w:r>
+    </w:p>
+    <w:p>
+      <w:pPr>
+        <w:shd w:val="clear" w:color="auto" w:fill="1E1E1E"/>
+        <w:spacing w:after="0" w:line="285" w:lineRule="atLeast"/>
+        <w:rPr>
+          <w:rFonts w:ascii="Consolas" w:eastAsia="Times New Roman" w:hAnsi="Consolas" w:cs="Times New Roman"/>
+          <w:color w:val="DADADA"/>
+          <w:sz w:val="21"/>
+          <w:szCs w:val="21"/>
+        </w:rPr>
+      </w:pPr>
+      <w:r>
+        <w:rPr>
+          <w:rFonts w:ascii="Consolas" w:eastAsia="Times New Roman" w:hAnsi="Consolas" w:cs="Times New Roman"/>
+          <w:color w:val="569CD6"/>
+          <w:sz w:val="21"/>
+          <w:szCs w:val="21"/>
+        </w:rPr>
+        <w:lastRenderedPageBreak/>
+        <w:t>const</w:t>
+      </w:r>
+      <w:r>
+        <w:rPr>
+          <w:rFonts w:ascii="Consolas" w:eastAsia="Times New Roman" w:hAnsi="Consolas" w:cs="Times New Roman"/>
+          <w:color w:val="DADADA"/>
+          <w:sz w:val="21"/>
+          <w:szCs w:val="21"/>
+        </w:rPr>
+        <w:t xml:space="preserve"> </w:t>
+      </w:r>
+      <w:r>
+        <w:rPr>
+          <w:rFonts w:ascii="Consolas" w:eastAsia="Times New Roman" w:hAnsi="Consolas" w:cs="Times New Roman"/>
+          <w:color w:val="DCDCAA"/>
+          <w:sz w:val="21"/>
+          <w:szCs w:val="21"/>
+        </w:rPr>
+        <w:t>findPersonById</w:t>
+      </w:r>
+      <w:r>
+        <w:rPr>
+          <w:rFonts w:ascii="Consolas" w:eastAsia="Times New Roman" w:hAnsi="Consolas" w:cs="Times New Roman"/>
+          <w:color w:val="DADADA"/>
+          <w:sz w:val="21"/>
+          <w:szCs w:val="21"/>
+        </w:rPr>
+        <w:t xml:space="preserve"> </w:t>
+      </w:r>
+      <w:r>
+        <w:rPr>
+          <w:rFonts w:ascii="Consolas" w:eastAsia="Times New Roman" w:hAnsi="Consolas" w:cs="Times New Roman"/>
+          <w:color w:val="B4B4B4"/>
+          <w:sz w:val="21"/>
+          <w:szCs w:val="21"/>
+        </w:rPr>
+        <w:t>=</w:t>
+      </w:r>
+      <w:r>
+        <w:rPr>
+          <w:rFonts w:ascii="Consolas" w:eastAsia="Times New Roman" w:hAnsi="Consolas" w:cs="Times New Roman"/>
+          <w:color w:val="DADADA"/>
+          <w:sz w:val="21"/>
+          <w:szCs w:val="21"/>
+        </w:rPr>
+        <w:t xml:space="preserve"> </w:t>
+      </w:r>
+      <w:r>
+        <w:rPr>
+          <w:rFonts w:ascii="Consolas" w:eastAsia="Times New Roman" w:hAnsi="Consolas" w:cs="Times New Roman"/>
+          <w:color w:val="B4B4B4"/>
+          <w:sz w:val="21"/>
+          <w:szCs w:val="21"/>
+        </w:rPr>
+        <w:t>(</w:t>
+      </w:r>
+      <w:r>
+        <w:rPr>
+          <w:rFonts w:ascii="Consolas" w:eastAsia="Times New Roman" w:hAnsi="Consolas" w:cs="Times New Roman"/>
+          <w:color w:val="9A9A9A"/>
+          <w:sz w:val="21"/>
+          <w:szCs w:val="21"/>
+        </w:rPr>
+        <w:t>personId</w:t>
+      </w:r>
+      <w:r>
+        <w:rPr>
+          <w:rFonts w:ascii="Consolas" w:eastAsia="Times New Roman" w:hAnsi="Consolas" w:cs="Times New Roman"/>
+          <w:color w:val="B4B4B4"/>
+          <w:sz w:val="21"/>
+          <w:szCs w:val="21"/>
+        </w:rPr>
+        <w:t>,</w:t>
+      </w:r>
+      <w:r>
+        <w:rPr>
+          <w:rFonts w:ascii="Consolas" w:eastAsia="Times New Roman" w:hAnsi="Consolas" w:cs="Times New Roman"/>
+          <w:color w:val="DADADA"/>
+          <w:sz w:val="21"/>
+          <w:szCs w:val="21"/>
+        </w:rPr>
+        <w:t xml:space="preserve"> </w:t>
+      </w:r>
+      <w:r>
+        <w:rPr>
+          <w:rFonts w:ascii="Consolas" w:eastAsia="Times New Roman" w:hAnsi="Consolas" w:cs="Times New Roman"/>
+          <w:color w:val="9A9A9A"/>
+          <w:sz w:val="21"/>
+          <w:szCs w:val="21"/>
+        </w:rPr>
+        <w:t>done</w:t>
+      </w:r>
+      <w:r>
+        <w:rPr>
+          <w:rFonts w:ascii="Consolas" w:eastAsia="Times New Roman" w:hAnsi="Consolas" w:cs="Times New Roman"/>
+          <w:color w:val="B4B4B4"/>
+          <w:sz w:val="21"/>
+          <w:szCs w:val="21"/>
+        </w:rPr>
+        <w:t>)</w:t>
+      </w:r>
+      <w:r>
+        <w:rPr>
+          <w:rFonts w:ascii="Consolas" w:eastAsia="Times New Roman" w:hAnsi="Consolas" w:cs="Times New Roman"/>
+          <w:color w:val="DADADA"/>
+          <w:sz w:val="21"/>
+          <w:szCs w:val="21"/>
+        </w:rPr>
+        <w:t xml:space="preserve"> </w:t>
+      </w:r>
+      <w:r>
+        <w:rPr>
+          <w:rFonts w:ascii="Consolas" w:eastAsia="Times New Roman" w:hAnsi="Consolas" w:cs="Times New Roman"/>
+          <w:color w:val="569CD6"/>
+          <w:sz w:val="21"/>
+          <w:szCs w:val="21"/>
+        </w:rPr>
+        <w:t>=&gt;</w:t>
+      </w:r>
+      <w:r>
+        <w:rPr>
+          <w:rFonts w:ascii="Consolas" w:eastAsia="Times New Roman" w:hAnsi="Consolas" w:cs="Times New Roman"/>
+          <w:color w:val="DADADA"/>
+          <w:sz w:val="21"/>
+          <w:szCs w:val="21"/>
+        </w:rPr>
+        <w:t xml:space="preserve"> </w:t>
+      </w:r>
+      <w:r>
+        <w:rPr>
+          <w:rFonts w:ascii="Consolas" w:eastAsia="Times New Roman" w:hAnsi="Consolas" w:cs="Times New Roman"/>
+          <w:color w:val="B4B4B4"/>
+          <w:sz w:val="21"/>
+          <w:szCs w:val="21"/>
+        </w:rPr>
+        <w:t>{</w:t>
+      </w:r>
+    </w:p>
+    <w:p>
+      <w:pPr>
+        <w:shd w:val="clear" w:color="auto" w:fill="1E1E1E"/>
+        <w:spacing w:after="0" w:line="285" w:lineRule="atLeast"/>
+        <w:rPr>
+          <w:rFonts w:ascii="Consolas" w:eastAsia="Times New Roman" w:hAnsi="Consolas" w:cs="Times New Roman"/>
+          <w:color w:val="DADADA"/>
+          <w:sz w:val="21"/>
+          <w:szCs w:val="21"/>
+        </w:rPr>
+      </w:pPr>
+      <w:r>
+        <w:rPr>
+          <w:rFonts w:ascii="Consolas" w:eastAsia="Times New Roman" w:hAnsi="Consolas" w:cs="Times New Roman"/>
+          <w:color w:val="B4B4B4"/>
+          <w:sz w:val="21"/>
+          <w:szCs w:val="21"/>
+        </w:rPr>
+        <w:t xml:space="preserve">  </w:t>
+      </w:r>
+      <w:r>
+        <w:rPr>
+          <w:rFonts w:ascii="Consolas" w:eastAsia="Times New Roman" w:hAnsi="Consolas" w:cs="Times New Roman"/>
+          <w:color w:val="57A64A"/>
+          <w:sz w:val="21"/>
+          <w:szCs w:val="21"/>
+        </w:rPr>
+        <w:t>// _id = của hệ thống</w:t>
+      </w:r>
+    </w:p>
+    <w:p>
+      <w:pPr>
+        <w:shd w:val="clear" w:color="auto" w:fill="1E1E1E"/>
+        <w:spacing w:after="0" w:line="285" w:lineRule="atLeast"/>
+        <w:rPr>
+          <w:rFonts w:ascii="Consolas" w:eastAsia="Times New Roman" w:hAnsi="Consolas" w:cs="Times New Roman"/>
+          <w:color w:val="DADADA"/>
+          <w:sz w:val="21"/>
+          <w:szCs w:val="21"/>
+        </w:rPr>
+      </w:pPr>
+    </w:p>
+    <w:p>
+      <w:pPr>
+        <w:shd w:val="clear" w:color="auto" w:fill="1E1E1E"/>
+        <w:spacing w:after="0" w:line="285" w:lineRule="atLeast"/>
+        <w:rPr>
+          <w:rFonts w:ascii="Consolas" w:eastAsia="Times New Roman" w:hAnsi="Consolas" w:cs="Times New Roman"/>
+          <w:color w:val="DADADA"/>
+          <w:sz w:val="21"/>
+          <w:szCs w:val="21"/>
+        </w:rPr>
+      </w:pPr>
+      <w:r>
+        <w:rPr>
+          <w:rFonts w:ascii="Consolas" w:eastAsia="Times New Roman" w:hAnsi="Consolas" w:cs="Times New Roman"/>
+          <w:color w:val="DADADA"/>
+          <w:sz w:val="21"/>
+          <w:szCs w:val="21"/>
+        </w:rPr>
+        <w:t xml:space="preserve">  </w:t>
+      </w:r>
+      <w:r>
+        <w:rPr>
+          <w:rFonts w:ascii="Consolas" w:eastAsia="Times New Roman" w:hAnsi="Consolas" w:cs="Times New Roman"/>
+          <w:color w:val="4EC9B0"/>
+          <w:sz w:val="21"/>
+          <w:szCs w:val="21"/>
+        </w:rPr>
+        <w:t>Person</w:t>
+      </w:r>
+      <w:r>
+        <w:rPr>
+          <w:rFonts w:ascii="Consolas" w:eastAsia="Times New Roman" w:hAnsi="Consolas" w:cs="Times New Roman"/>
+          <w:color w:val="B4B4B4"/>
+          <w:sz w:val="21"/>
+          <w:szCs w:val="21"/>
+        </w:rPr>
+        <w:t>.</w:t>
+      </w:r>
+      <w:r>
+        <w:rPr>
+          <w:rFonts w:ascii="Consolas" w:eastAsia="Times New Roman" w:hAnsi="Consolas" w:cs="Times New Roman"/>
+          <w:color w:val="DCDCAA"/>
+          <w:sz w:val="21"/>
+          <w:szCs w:val="21"/>
+        </w:rPr>
+        <w:t>findById</w:t>
+      </w:r>
+      <w:r>
+        <w:rPr>
+          <w:rFonts w:ascii="Consolas" w:eastAsia="Times New Roman" w:hAnsi="Consolas" w:cs="Times New Roman"/>
+          <w:color w:val="DADADA"/>
+          <w:sz w:val="21"/>
+          <w:szCs w:val="21"/>
+        </w:rPr>
+        <w:t>(</w:t>
+      </w:r>
+      <w:r>
+        <w:rPr>
+          <w:rFonts w:ascii="Consolas" w:eastAsia="Times New Roman" w:hAnsi="Consolas" w:cs="Times New Roman"/>
+          <w:color w:val="9A9A9A"/>
+          <w:sz w:val="21"/>
+          <w:szCs w:val="21"/>
+        </w:rPr>
+        <w:t>personId</w:t>
+      </w:r>
+      <w:r>
+        <w:rPr>
+          <w:rFonts w:ascii="Consolas" w:eastAsia="Times New Roman" w:hAnsi="Consolas" w:cs="Times New Roman"/>
+          <w:color w:val="B4B4B4"/>
+          <w:sz w:val="21"/>
+          <w:szCs w:val="21"/>
+        </w:rPr>
+        <w:t>,</w:t>
+      </w:r>
+      <w:r>
+        <w:rPr>
+          <w:rFonts w:ascii="Consolas" w:eastAsia="Times New Roman" w:hAnsi="Consolas" w:cs="Times New Roman"/>
+          <w:color w:val="DADADA"/>
+          <w:sz w:val="21"/>
+          <w:szCs w:val="21"/>
+        </w:rPr>
+        <w:t xml:space="preserve"> </w:t>
+      </w:r>
+      <w:r>
+        <w:rPr>
+          <w:rFonts w:ascii="Consolas" w:eastAsia="Times New Roman" w:hAnsi="Consolas" w:cs="Times New Roman"/>
+          <w:color w:val="B4B4B4"/>
+          <w:sz w:val="21"/>
+          <w:szCs w:val="21"/>
+        </w:rPr>
+        <w:t>(</w:t>
+      </w:r>
+      <w:r>
+        <w:rPr>
+          <w:rFonts w:ascii="Consolas" w:eastAsia="Times New Roman" w:hAnsi="Consolas" w:cs="Times New Roman"/>
+          <w:color w:val="9A9A9A"/>
+          <w:sz w:val="21"/>
+          <w:szCs w:val="21"/>
+        </w:rPr>
+        <w:t>error</w:t>
+      </w:r>
+      <w:r>
+        <w:rPr>
+          <w:rFonts w:ascii="Consolas" w:eastAsia="Times New Roman" w:hAnsi="Consolas" w:cs="Times New Roman"/>
+          <w:color w:val="B4B4B4"/>
+          <w:sz w:val="21"/>
+          <w:szCs w:val="21"/>
+        </w:rPr>
+        <w:t>,</w:t>
+      </w:r>
+      <w:r>
+        <w:rPr>
+          <w:rFonts w:ascii="Consolas" w:eastAsia="Times New Roman" w:hAnsi="Consolas" w:cs="Times New Roman"/>
+          <w:color w:val="DADADA"/>
+          <w:sz w:val="21"/>
+          <w:szCs w:val="21"/>
+        </w:rPr>
+        <w:t xml:space="preserve"> </w:t>
+      </w:r>
+      <w:r>
+        <w:rPr>
+          <w:rFonts w:ascii="Consolas" w:eastAsia="Times New Roman" w:hAnsi="Consolas" w:cs="Times New Roman"/>
+          <w:color w:val="9A9A9A"/>
+          <w:sz w:val="21"/>
+          <w:szCs w:val="21"/>
+        </w:rPr>
+        <w:t>data</w:t>
+      </w:r>
+      <w:r>
+        <w:rPr>
+          <w:rFonts w:ascii="Consolas" w:eastAsia="Times New Roman" w:hAnsi="Consolas" w:cs="Times New Roman"/>
+          <w:color w:val="B4B4B4"/>
+          <w:sz w:val="21"/>
+          <w:szCs w:val="21"/>
+        </w:rPr>
+        <w:t>)</w:t>
+      </w:r>
+      <w:r>
+        <w:rPr>
+          <w:rFonts w:ascii="Consolas" w:eastAsia="Times New Roman" w:hAnsi="Consolas" w:cs="Times New Roman"/>
+          <w:color w:val="DADADA"/>
+          <w:sz w:val="21"/>
+          <w:szCs w:val="21"/>
+        </w:rPr>
+        <w:t xml:space="preserve"> </w:t>
+      </w:r>
+      <w:r>
+        <w:rPr>
+          <w:rFonts w:ascii="Consolas" w:eastAsia="Times New Roman" w:hAnsi="Consolas" w:cs="Times New Roman"/>
+          <w:color w:val="569CD6"/>
+          <w:sz w:val="21"/>
+          <w:szCs w:val="21"/>
+        </w:rPr>
+        <w:t>=&gt;</w:t>
+      </w:r>
+      <w:r>
+        <w:rPr>
+          <w:rFonts w:ascii="Consolas" w:eastAsia="Times New Roman" w:hAnsi="Consolas" w:cs="Times New Roman"/>
+          <w:color w:val="DADADA"/>
+          <w:sz w:val="21"/>
+          <w:szCs w:val="21"/>
+        </w:rPr>
+        <w:t xml:space="preserve"> </w:t>
+      </w:r>
+      <w:r>
+        <w:rPr>
+          <w:rFonts w:ascii="Consolas" w:eastAsia="Times New Roman" w:hAnsi="Consolas" w:cs="Times New Roman"/>
+          <w:color w:val="B4B4B4"/>
+          <w:sz w:val="21"/>
+          <w:szCs w:val="21"/>
+        </w:rPr>
+        <w:t>{</w:t>
+      </w:r>
+    </w:p>
+    <w:p>
+      <w:pPr>
+        <w:shd w:val="clear" w:color="auto" w:fill="1E1E1E"/>
+        <w:spacing w:after="0" w:line="285" w:lineRule="atLeast"/>
+        <w:rPr>
+          <w:rFonts w:ascii="Consolas" w:eastAsia="Times New Roman" w:hAnsi="Consolas" w:cs="Times New Roman"/>
+          <w:color w:val="DADADA"/>
+          <w:sz w:val="21"/>
+          <w:szCs w:val="21"/>
+        </w:rPr>
+      </w:pPr>
+      <w:r>
+        <w:rPr>
+          <w:rFonts w:ascii="Consolas" w:eastAsia="Times New Roman" w:hAnsi="Consolas" w:cs="Times New Roman"/>
+          <w:color w:val="DADADA"/>
+          <w:sz w:val="21"/>
+          <w:szCs w:val="21"/>
+        </w:rPr>
+        <w:t xml:space="preserve">    </w:t>
+      </w:r>
+      <w:r>
+        <w:rPr>
+          <w:rFonts w:ascii="Consolas" w:eastAsia="Times New Roman" w:hAnsi="Consolas" w:cs="Times New Roman"/>
+          <w:color w:val="D8A0DF"/>
+          <w:sz w:val="21"/>
+          <w:szCs w:val="21"/>
+        </w:rPr>
+        <w:t>if</w:t>
+      </w:r>
+      <w:r>
+        <w:rPr>
+          <w:rFonts w:ascii="Consolas" w:eastAsia="Times New Roman" w:hAnsi="Consolas" w:cs="Times New Roman"/>
+          <w:color w:val="DADADA"/>
+          <w:sz w:val="21"/>
+          <w:szCs w:val="21"/>
+        </w:rPr>
+        <w:t>(</w:t>
+      </w:r>
+      <w:r>
+        <w:rPr>
+          <w:rFonts w:ascii="Consolas" w:eastAsia="Times New Roman" w:hAnsi="Consolas" w:cs="Times New Roman"/>
+          <w:color w:val="9A9A9A"/>
+          <w:sz w:val="21"/>
+          <w:szCs w:val="21"/>
+        </w:rPr>
+        <w:t>error</w:t>
+      </w:r>
+      <w:r>
+        <w:rPr>
+          <w:rFonts w:ascii="Consolas" w:eastAsia="Times New Roman" w:hAnsi="Consolas" w:cs="Times New Roman"/>
+          <w:color w:val="DADADA"/>
+          <w:sz w:val="21"/>
+          <w:szCs w:val="21"/>
+        </w:rPr>
+        <w:t>)</w:t>
+      </w:r>
+    </w:p>
+    <w:p>
+      <w:pPr>
+        <w:shd w:val="clear" w:color="auto" w:fill="1E1E1E"/>
+        <w:spacing w:after="0" w:line="285" w:lineRule="atLeast"/>
+        <w:rPr>
+          <w:rFonts w:ascii="Consolas" w:eastAsia="Times New Roman" w:hAnsi="Consolas" w:cs="Times New Roman"/>
+          <w:color w:val="DADADA"/>
+          <w:sz w:val="21"/>
+          <w:szCs w:val="21"/>
+        </w:rPr>
+      </w:pPr>
+      <w:r>
+        <w:rPr>
+          <w:rFonts w:ascii="Consolas" w:eastAsia="Times New Roman" w:hAnsi="Consolas" w:cs="Times New Roman"/>
+          <w:color w:val="DADADA"/>
+          <w:sz w:val="21"/>
+          <w:szCs w:val="21"/>
+        </w:rPr>
+        <w:t xml:space="preserve">      </w:t>
+      </w:r>
+      <w:r>
+        <w:rPr>
+          <w:rFonts w:ascii="Consolas" w:eastAsia="Times New Roman" w:hAnsi="Consolas" w:cs="Times New Roman"/>
+          <w:color w:val="9CDCFE"/>
+          <w:sz w:val="21"/>
+          <w:szCs w:val="21"/>
+        </w:rPr>
+        <w:t>console</w:t>
+      </w:r>
+      <w:r>
+        <w:rPr>
+          <w:rFonts w:ascii="Consolas" w:eastAsia="Times New Roman" w:hAnsi="Consolas" w:cs="Times New Roman"/>
+          <w:color w:val="B4B4B4"/>
+          <w:sz w:val="21"/>
+          <w:szCs w:val="21"/>
+        </w:rPr>
+        <w:t>.</w:t>
+      </w:r>
+      <w:r>
+        <w:rPr>
+          <w:rFonts w:ascii="Consolas" w:eastAsia="Times New Roman" w:hAnsi="Consolas" w:cs="Times New Roman"/>
+          <w:color w:val="DCDCAA"/>
+          <w:sz w:val="21"/>
+          <w:szCs w:val="21"/>
+        </w:rPr>
+        <w:t>log</w:t>
+      </w:r>
+      <w:r>
+        <w:rPr>
+          <w:rFonts w:ascii="Consolas" w:eastAsia="Times New Roman" w:hAnsi="Consolas" w:cs="Times New Roman"/>
+          <w:color w:val="DADADA"/>
+          <w:sz w:val="21"/>
+          <w:szCs w:val="21"/>
+        </w:rPr>
+        <w:t>(</w:t>
+      </w:r>
+      <w:r>
+        <w:rPr>
+          <w:rFonts w:ascii="Consolas" w:eastAsia="Times New Roman" w:hAnsi="Consolas" w:cs="Times New Roman"/>
+          <w:color w:val="9A9A9A"/>
+          <w:sz w:val="21"/>
+          <w:szCs w:val="21"/>
+        </w:rPr>
+        <w:t>error</w:t>
+      </w:r>
+      <w:r>
+        <w:rPr>
+          <w:rFonts w:ascii="Consolas" w:eastAsia="Times New Roman" w:hAnsi="Consolas" w:cs="Times New Roman"/>
+          <w:color w:val="DADADA"/>
+          <w:sz w:val="21"/>
+          <w:szCs w:val="21"/>
+        </w:rPr>
+        <w:t>)</w:t>
+      </w:r>
+      <w:r>
+        <w:rPr>
+          <w:rFonts w:ascii="Consolas" w:eastAsia="Times New Roman" w:hAnsi="Consolas" w:cs="Times New Roman"/>
+          <w:color w:val="B4B4B4"/>
+          <w:sz w:val="21"/>
+          <w:szCs w:val="21"/>
+        </w:rPr>
+        <w:t>;</w:t>
+      </w:r>
+    </w:p>
+    <w:p>
+      <w:pPr>
+        <w:shd w:val="clear" w:color="auto" w:fill="1E1E1E"/>
+        <w:spacing w:after="0" w:line="285" w:lineRule="atLeast"/>
+        <w:rPr>
+          <w:rFonts w:ascii="Consolas" w:eastAsia="Times New Roman" w:hAnsi="Consolas" w:cs="Times New Roman"/>
+          <w:color w:val="DADADA"/>
+          <w:sz w:val="21"/>
+          <w:szCs w:val="21"/>
+        </w:rPr>
+      </w:pPr>
+      <w:r>
+        <w:rPr>
+          <w:rFonts w:ascii="Consolas" w:eastAsia="Times New Roman" w:hAnsi="Consolas" w:cs="Times New Roman"/>
+          <w:color w:val="DADADA"/>
+          <w:sz w:val="21"/>
+          <w:szCs w:val="21"/>
+        </w:rPr>
+        <w:t xml:space="preserve">    </w:t>
+      </w:r>
+      <w:proofErr w:type="gramStart"/>
+      <w:r>
+        <w:rPr>
+          <w:rFonts w:ascii="Consolas" w:eastAsia="Times New Roman" w:hAnsi="Consolas" w:cs="Times New Roman"/>
+          <w:color w:val="DCDCAA"/>
+          <w:sz w:val="21"/>
+          <w:szCs w:val="21"/>
+        </w:rPr>
+        <w:t>done</w:t>
+      </w:r>
+      <w:r>
+        <w:rPr>
+          <w:rFonts w:ascii="Consolas" w:eastAsia="Times New Roman" w:hAnsi="Consolas" w:cs="Times New Roman"/>
+          <w:color w:val="DADADA"/>
+          <w:sz w:val="21"/>
+          <w:szCs w:val="21"/>
+        </w:rPr>
+        <w:t>(</w:t>
+      </w:r>
+      <w:proofErr w:type="gramEnd"/>
+      <w:r>
+        <w:rPr>
+          <w:rFonts w:ascii="Consolas" w:eastAsia="Times New Roman" w:hAnsi="Consolas" w:cs="Times New Roman"/>
+          <w:color w:val="569CD6"/>
+          <w:sz w:val="21"/>
+          <w:szCs w:val="21"/>
+        </w:rPr>
+        <w:t>null</w:t>
+      </w:r>
+      <w:r>
+        <w:rPr>
+          <w:rFonts w:ascii="Consolas" w:eastAsia="Times New Roman" w:hAnsi="Consolas" w:cs="Times New Roman"/>
+          <w:color w:val="B4B4B4"/>
+          <w:sz w:val="21"/>
+          <w:szCs w:val="21"/>
+        </w:rPr>
+        <w:t>,</w:t>
+      </w:r>
+      <w:r>
+        <w:rPr>
+          <w:rFonts w:ascii="Consolas" w:eastAsia="Times New Roman" w:hAnsi="Consolas" w:cs="Times New Roman"/>
+          <w:color w:val="DADADA"/>
+          <w:sz w:val="21"/>
+          <w:szCs w:val="21"/>
+        </w:rPr>
+        <w:t xml:space="preserve"> </w:t>
+      </w:r>
+      <w:r>
+        <w:rPr>
+          <w:rFonts w:ascii="Consolas" w:eastAsia="Times New Roman" w:hAnsi="Consolas" w:cs="Times New Roman"/>
+          <w:color w:val="9A9A9A"/>
+          <w:sz w:val="21"/>
+          <w:szCs w:val="21"/>
+        </w:rPr>
+        <w:t>data</w:t>
+      </w:r>
+      <w:r>
+        <w:rPr>
+          <w:rFonts w:ascii="Consolas" w:eastAsia="Times New Roman" w:hAnsi="Consolas" w:cs="Times New Roman"/>
+          <w:color w:val="DADADA"/>
+          <w:sz w:val="21"/>
+          <w:szCs w:val="21"/>
+        </w:rPr>
+        <w:t>)</w:t>
+      </w:r>
+      <w:r>
+        <w:rPr>
+          <w:rFonts w:ascii="Consolas" w:eastAsia="Times New Roman" w:hAnsi="Consolas" w:cs="Times New Roman"/>
+          <w:color w:val="B4B4B4"/>
+          <w:sz w:val="21"/>
+          <w:szCs w:val="21"/>
+        </w:rPr>
+        <w:t>;</w:t>
+      </w:r>
+    </w:p>
+    <w:p>
+      <w:pPr>
+        <w:shd w:val="clear" w:color="auto" w:fill="1E1E1E"/>
+        <w:spacing w:after="0" w:line="285" w:lineRule="atLeast"/>
+        <w:rPr>
+          <w:rFonts w:ascii="Consolas" w:eastAsia="Times New Roman" w:hAnsi="Consolas" w:cs="Times New Roman"/>
+          <w:color w:val="DADADA"/>
+          <w:sz w:val="21"/>
+          <w:szCs w:val="21"/>
+        </w:rPr>
+      </w:pPr>
+      <w:r>
+        <w:rPr>
+          <w:rFonts w:ascii="Consolas" w:eastAsia="Times New Roman" w:hAnsi="Consolas" w:cs="Times New Roman"/>
+          <w:color w:val="DADADA"/>
+          <w:sz w:val="21"/>
+          <w:szCs w:val="21"/>
+        </w:rPr>
+        <w:t xml:space="preserve">  </w:t>
+      </w:r>
+      <w:r>
+        <w:rPr>
+          <w:rFonts w:ascii="Consolas" w:eastAsia="Times New Roman" w:hAnsi="Consolas" w:cs="Times New Roman"/>
+          <w:color w:val="B4B4B4"/>
+          <w:sz w:val="21"/>
+          <w:szCs w:val="21"/>
+        </w:rPr>
+        <w:t>}</w:t>
+      </w:r>
+      <w:r>
+        <w:rPr>
+          <w:rFonts w:ascii="Consolas" w:eastAsia="Times New Roman" w:hAnsi="Consolas" w:cs="Times New Roman"/>
+          <w:color w:val="DADADA"/>
+          <w:sz w:val="21"/>
+          <w:szCs w:val="21"/>
+        </w:rPr>
+        <w:t>)</w:t>
+      </w:r>
+    </w:p>
+    <w:p>
+      <w:pPr>
+        <w:shd w:val="clear" w:color="auto" w:fill="1E1E1E"/>
+        <w:spacing w:after="0" w:line="285" w:lineRule="atLeast"/>
+        <w:rPr>
+          <w:rFonts w:ascii="Consolas" w:eastAsia="Times New Roman" w:hAnsi="Consolas" w:cs="Times New Roman"/>
+          <w:color w:val="DADADA"/>
+          <w:sz w:val="21"/>
+          <w:szCs w:val="21"/>
+        </w:rPr>
+      </w:pPr>
+      <w:r>
+        <w:rPr>
+          <w:rFonts w:ascii="Consolas" w:eastAsia="Times New Roman" w:hAnsi="Consolas" w:cs="Times New Roman"/>
+          <w:color w:val="B4B4B4"/>
+          <w:sz w:val="21"/>
+          <w:szCs w:val="21"/>
+        </w:rPr>
+        <w:t>};</w:t>
+      </w:r>
+    </w:p>
+    <w:p/>
+    <w:p>
+      <w:r>
+        <w:t>- Tìm và cập nhật</w:t>
+      </w:r>
+    </w:p>
+    <w:p>
+      <w:pPr>
+        <w:shd w:val="clear" w:color="auto" w:fill="1E1E1E"/>
+        <w:spacing w:after="0" w:line="285" w:lineRule="atLeast"/>
+        <w:rPr>
+          <w:rFonts w:ascii="Consolas" w:eastAsia="Times New Roman" w:hAnsi="Consolas" w:cs="Times New Roman"/>
+          <w:color w:val="DADADA"/>
+          <w:sz w:val="21"/>
+          <w:szCs w:val="21"/>
+        </w:rPr>
+      </w:pPr>
+      <w:r>
+        <w:rPr>
+          <w:rFonts w:ascii="Consolas" w:eastAsia="Times New Roman" w:hAnsi="Consolas" w:cs="Times New Roman"/>
+          <w:color w:val="4EC9B0"/>
+          <w:sz w:val="21"/>
+          <w:szCs w:val="21"/>
+        </w:rPr>
+        <w:t>Person</w:t>
+      </w:r>
+      <w:r>
+        <w:rPr>
+          <w:rFonts w:ascii="Consolas" w:eastAsia="Times New Roman" w:hAnsi="Consolas" w:cs="Times New Roman"/>
+          <w:color w:val="B4B4B4"/>
+          <w:sz w:val="21"/>
+          <w:szCs w:val="21"/>
+        </w:rPr>
+        <w:t>.</w:t>
+      </w:r>
+      <w:r>
+        <w:rPr>
+          <w:rFonts w:ascii="Consolas" w:eastAsia="Times New Roman" w:hAnsi="Consolas" w:cs="Times New Roman"/>
+          <w:color w:val="DCDCAA"/>
+          <w:sz w:val="21"/>
+          <w:szCs w:val="21"/>
+        </w:rPr>
+        <w:t>findById</w:t>
+      </w:r>
+      <w:r>
+        <w:rPr>
+          <w:rFonts w:ascii="Consolas" w:eastAsia="Times New Roman" w:hAnsi="Consolas" w:cs="Times New Roman"/>
+          <w:color w:val="DADADA"/>
+          <w:sz w:val="21"/>
+          <w:szCs w:val="21"/>
+        </w:rPr>
+        <w:t>(</w:t>
+      </w:r>
+      <w:r>
+        <w:rPr>
+          <w:rFonts w:ascii="Consolas" w:eastAsia="Times New Roman" w:hAnsi="Consolas" w:cs="Times New Roman"/>
+          <w:color w:val="9A9A9A"/>
+          <w:sz w:val="21"/>
+          <w:szCs w:val="21"/>
+        </w:rPr>
+        <w:t>personId</w:t>
+      </w:r>
+      <w:r>
+        <w:rPr>
+          <w:rFonts w:ascii="Consolas" w:eastAsia="Times New Roman" w:hAnsi="Consolas" w:cs="Times New Roman"/>
+          <w:color w:val="B4B4B4"/>
+          <w:sz w:val="21"/>
+          <w:szCs w:val="21"/>
+        </w:rPr>
+        <w:t>,</w:t>
+      </w:r>
+      <w:r>
+        <w:rPr>
+          <w:rFonts w:ascii="Consolas" w:eastAsia="Times New Roman" w:hAnsi="Consolas" w:cs="Times New Roman"/>
+          <w:color w:val="DADADA"/>
+          <w:sz w:val="21"/>
+          <w:szCs w:val="21"/>
+        </w:rPr>
+        <w:t xml:space="preserve"> </w:t>
+      </w:r>
+      <w:r>
+        <w:rPr>
+          <w:rFonts w:ascii="Consolas" w:eastAsia="Times New Roman" w:hAnsi="Consolas" w:cs="Times New Roman"/>
+          <w:color w:val="B4B4B4"/>
+          <w:sz w:val="21"/>
+          <w:szCs w:val="21"/>
+        </w:rPr>
+        <w:t>(</w:t>
+      </w:r>
+      <w:r>
+        <w:rPr>
+          <w:rFonts w:ascii="Consolas" w:eastAsia="Times New Roman" w:hAnsi="Consolas" w:cs="Times New Roman"/>
+          <w:color w:val="9A9A9A"/>
+          <w:sz w:val="21"/>
+          <w:szCs w:val="21"/>
+        </w:rPr>
+        <w:t>error</w:t>
+      </w:r>
+      <w:r>
+        <w:rPr>
+          <w:rFonts w:ascii="Consolas" w:eastAsia="Times New Roman" w:hAnsi="Consolas" w:cs="Times New Roman"/>
+          <w:color w:val="B4B4B4"/>
+          <w:sz w:val="21"/>
+          <w:szCs w:val="21"/>
+        </w:rPr>
+        <w:t>,</w:t>
+      </w:r>
+      <w:r>
+        <w:rPr>
+          <w:rFonts w:ascii="Consolas" w:eastAsia="Times New Roman" w:hAnsi="Consolas" w:cs="Times New Roman"/>
+          <w:color w:val="DADADA"/>
+          <w:sz w:val="21"/>
+          <w:szCs w:val="21"/>
+        </w:rPr>
+        <w:t xml:space="preserve"> </w:t>
+      </w:r>
+      <w:r>
+        <w:rPr>
+          <w:rFonts w:ascii="Consolas" w:eastAsia="Times New Roman" w:hAnsi="Consolas" w:cs="Times New Roman"/>
+          <w:color w:val="9A9A9A"/>
+          <w:sz w:val="21"/>
+          <w:szCs w:val="21"/>
+        </w:rPr>
+        <w:t>person</w:t>
+      </w:r>
+      <w:r>
+        <w:rPr>
+          <w:rFonts w:ascii="Consolas" w:eastAsia="Times New Roman" w:hAnsi="Consolas" w:cs="Times New Roman"/>
+          <w:color w:val="B4B4B4"/>
+          <w:sz w:val="21"/>
+          <w:szCs w:val="21"/>
+        </w:rPr>
+        <w:t>)</w:t>
+      </w:r>
+      <w:r>
+        <w:rPr>
+          <w:rFonts w:ascii="Consolas" w:eastAsia="Times New Roman" w:hAnsi="Consolas" w:cs="Times New Roman"/>
+          <w:color w:val="DADADA"/>
+          <w:sz w:val="21"/>
+          <w:szCs w:val="21"/>
+        </w:rPr>
+        <w:t xml:space="preserve"> </w:t>
+      </w:r>
+      <w:r>
+        <w:rPr>
+          <w:rFonts w:ascii="Consolas" w:eastAsia="Times New Roman" w:hAnsi="Consolas" w:cs="Times New Roman"/>
+          <w:color w:val="569CD6"/>
+          <w:sz w:val="21"/>
+          <w:szCs w:val="21"/>
+        </w:rPr>
+        <w:t>=&gt;</w:t>
+      </w:r>
+      <w:r>
+        <w:rPr>
+          <w:rFonts w:ascii="Consolas" w:eastAsia="Times New Roman" w:hAnsi="Consolas" w:cs="Times New Roman"/>
+          <w:color w:val="DADADA"/>
+          <w:sz w:val="21"/>
+          <w:szCs w:val="21"/>
+        </w:rPr>
+        <w:t xml:space="preserve"> </w:t>
+      </w:r>
+      <w:r>
+        <w:rPr>
+          <w:rFonts w:ascii="Consolas" w:eastAsia="Times New Roman" w:hAnsi="Consolas" w:cs="Times New Roman"/>
+          <w:color w:val="B4B4B4"/>
+          <w:sz w:val="21"/>
+          <w:szCs w:val="21"/>
+        </w:rPr>
+        <w:t>{</w:t>
+      </w:r>
+    </w:p>
+    <w:p>
+      <w:pPr>
+        <w:shd w:val="clear" w:color="auto" w:fill="1E1E1E"/>
+        <w:spacing w:after="0" w:line="285" w:lineRule="atLeast"/>
+        <w:rPr>
+          <w:rFonts w:ascii="Consolas" w:eastAsia="Times New Roman" w:hAnsi="Consolas" w:cs="Times New Roman"/>
+          <w:color w:val="DADADA"/>
+          <w:sz w:val="21"/>
+          <w:szCs w:val="21"/>
+        </w:rPr>
+      </w:pPr>
+      <w:r>
+        <w:rPr>
+          <w:rFonts w:ascii="Consolas" w:eastAsia="Times New Roman" w:hAnsi="Consolas" w:cs="Times New Roman"/>
+          <w:color w:val="DADADA"/>
+          <w:sz w:val="21"/>
+          <w:szCs w:val="21"/>
+        </w:rPr>
+        <w:t xml:space="preserve">  </w:t>
+      </w:r>
+      <w:r>
+        <w:rPr>
+          <w:rFonts w:ascii="Consolas" w:eastAsia="Times New Roman" w:hAnsi="Consolas" w:cs="Times New Roman"/>
+          <w:color w:val="D8A0DF"/>
+          <w:sz w:val="21"/>
+          <w:szCs w:val="21"/>
+        </w:rPr>
+        <w:t>if</w:t>
+      </w:r>
+      <w:r>
+        <w:rPr>
+          <w:rFonts w:ascii="Consolas" w:eastAsia="Times New Roman" w:hAnsi="Consolas" w:cs="Times New Roman"/>
+          <w:color w:val="DADADA"/>
+          <w:sz w:val="21"/>
+          <w:szCs w:val="21"/>
+        </w:rPr>
+        <w:t>(</w:t>
+      </w:r>
+      <w:r>
+        <w:rPr>
+          <w:rFonts w:ascii="Consolas" w:eastAsia="Times New Roman" w:hAnsi="Consolas" w:cs="Times New Roman"/>
+          <w:color w:val="9A9A9A"/>
+          <w:sz w:val="21"/>
+          <w:szCs w:val="21"/>
+        </w:rPr>
+        <w:t>error</w:t>
+      </w:r>
+      <w:r>
+        <w:rPr>
+          <w:rFonts w:ascii="Consolas" w:eastAsia="Times New Roman" w:hAnsi="Consolas" w:cs="Times New Roman"/>
+          <w:color w:val="DADADA"/>
+          <w:sz w:val="21"/>
+          <w:szCs w:val="21"/>
+        </w:rPr>
+        <w:t xml:space="preserve">) </w:t>
+      </w:r>
+      <w:r>
+        <w:rPr>
+          <w:rFonts w:ascii="Consolas" w:eastAsia="Times New Roman" w:hAnsi="Consolas" w:cs="Times New Roman"/>
+          <w:color w:val="9CDCFE"/>
+          <w:sz w:val="21"/>
+          <w:szCs w:val="21"/>
+        </w:rPr>
+        <w:t>console</w:t>
+      </w:r>
+      <w:r>
+        <w:rPr>
+          <w:rFonts w:ascii="Consolas" w:eastAsia="Times New Roman" w:hAnsi="Consolas" w:cs="Times New Roman"/>
+          <w:color w:val="B4B4B4"/>
+          <w:sz w:val="21"/>
+          <w:szCs w:val="21"/>
+        </w:rPr>
+        <w:t>.</w:t>
+      </w:r>
+      <w:r>
+        <w:rPr>
+          <w:rFonts w:ascii="Consolas" w:eastAsia="Times New Roman" w:hAnsi="Consolas" w:cs="Times New Roman"/>
+          <w:color w:val="DCDCAA"/>
+          <w:sz w:val="21"/>
+          <w:szCs w:val="21"/>
+        </w:rPr>
+        <w:t>log</w:t>
+      </w:r>
+      <w:r>
+        <w:rPr>
+          <w:rFonts w:ascii="Consolas" w:eastAsia="Times New Roman" w:hAnsi="Consolas" w:cs="Times New Roman"/>
+          <w:color w:val="DADADA"/>
+          <w:sz w:val="21"/>
+          <w:szCs w:val="21"/>
+        </w:rPr>
+        <w:t>(</w:t>
+      </w:r>
+      <w:r>
+        <w:rPr>
+          <w:rFonts w:ascii="Consolas" w:eastAsia="Times New Roman" w:hAnsi="Consolas" w:cs="Times New Roman"/>
+          <w:color w:val="9A9A9A"/>
+          <w:sz w:val="21"/>
+          <w:szCs w:val="21"/>
+        </w:rPr>
+        <w:t>error</w:t>
+      </w:r>
+      <w:r>
+        <w:rPr>
+          <w:rFonts w:ascii="Consolas" w:eastAsia="Times New Roman" w:hAnsi="Consolas" w:cs="Times New Roman"/>
+          <w:color w:val="DADADA"/>
+          <w:sz w:val="21"/>
+          <w:szCs w:val="21"/>
+        </w:rPr>
+        <w:t>)</w:t>
+      </w:r>
+    </w:p>
+    <w:p>
+      <w:pPr>
+        <w:shd w:val="clear" w:color="auto" w:fill="1E1E1E"/>
+        <w:spacing w:after="0" w:line="285" w:lineRule="atLeast"/>
+        <w:rPr>
+          <w:rFonts w:ascii="Consolas" w:eastAsia="Times New Roman" w:hAnsi="Consolas" w:cs="Times New Roman"/>
+          <w:color w:val="DADADA"/>
+          <w:sz w:val="21"/>
+          <w:szCs w:val="21"/>
+        </w:rPr>
+      </w:pPr>
+    </w:p>
+    <w:p>
+      <w:pPr>
+        <w:shd w:val="clear" w:color="auto" w:fill="1E1E1E"/>
+        <w:spacing w:after="0" w:line="285" w:lineRule="atLeast"/>
+        <w:rPr>
+          <w:rFonts w:ascii="Consolas" w:eastAsia="Times New Roman" w:hAnsi="Consolas" w:cs="Times New Roman"/>
+          <w:color w:val="DADADA"/>
+          <w:sz w:val="21"/>
+          <w:szCs w:val="21"/>
+        </w:rPr>
+      </w:pPr>
+      <w:r>
+        <w:rPr>
+          <w:rFonts w:ascii="Consolas" w:eastAsia="Times New Roman" w:hAnsi="Consolas" w:cs="Times New Roman"/>
+          <w:color w:val="DADADA"/>
+          <w:sz w:val="21"/>
+          <w:szCs w:val="21"/>
+        </w:rPr>
+        <w:t xml:space="preserve">  </w:t>
+      </w:r>
+      <w:proofErr w:type="gramStart"/>
+      <w:r>
+        <w:rPr>
+          <w:rFonts w:ascii="Consolas" w:eastAsia="Times New Roman" w:hAnsi="Consolas" w:cs="Times New Roman"/>
+          <w:color w:val="9A9A9A"/>
+          <w:sz w:val="21"/>
+          <w:szCs w:val="21"/>
+        </w:rPr>
+        <w:t>person</w:t>
+      </w:r>
+      <w:r>
+        <w:rPr>
+          <w:rFonts w:ascii="Consolas" w:eastAsia="Times New Roman" w:hAnsi="Consolas" w:cs="Times New Roman"/>
+          <w:color w:val="B4B4B4"/>
+          <w:sz w:val="21"/>
+          <w:szCs w:val="21"/>
+        </w:rPr>
+        <w:t>.</w:t>
+      </w:r>
+      <w:r>
+        <w:rPr>
+          <w:rFonts w:ascii="Consolas" w:eastAsia="Times New Roman" w:hAnsi="Consolas" w:cs="Times New Roman"/>
+          <w:color w:val="9CDCFE"/>
+          <w:sz w:val="21"/>
+          <w:szCs w:val="21"/>
+        </w:rPr>
+        <w:t>favoriteFoods</w:t>
+      </w:r>
+      <w:r>
+        <w:rPr>
+          <w:rFonts w:ascii="Consolas" w:eastAsia="Times New Roman" w:hAnsi="Consolas" w:cs="Times New Roman"/>
+          <w:color w:val="B4B4B4"/>
+          <w:sz w:val="21"/>
+          <w:szCs w:val="21"/>
+        </w:rPr>
+        <w:t>.</w:t>
+      </w:r>
+      <w:r>
+        <w:rPr>
+          <w:rFonts w:ascii="Consolas" w:eastAsia="Times New Roman" w:hAnsi="Consolas" w:cs="Times New Roman"/>
+          <w:color w:val="DCDCAA"/>
+          <w:sz w:val="21"/>
+          <w:szCs w:val="21"/>
+        </w:rPr>
+        <w:t>push</w:t>
+      </w:r>
+      <w:proofErr w:type="gramEnd"/>
+      <w:r>
+        <w:rPr>
+          <w:rFonts w:ascii="Consolas" w:eastAsia="Times New Roman" w:hAnsi="Consolas" w:cs="Times New Roman"/>
+          <w:color w:val="DADADA"/>
+          <w:sz w:val="21"/>
+          <w:szCs w:val="21"/>
+        </w:rPr>
+        <w:t>(</w:t>
+      </w:r>
+      <w:r>
+        <w:rPr>
+          <w:rFonts w:ascii="Consolas" w:eastAsia="Times New Roman" w:hAnsi="Consolas" w:cs="Times New Roman"/>
+          <w:color w:val="C8C8C8"/>
+          <w:sz w:val="21"/>
+          <w:szCs w:val="21"/>
+        </w:rPr>
+        <w:t>foodToAdd</w:t>
+      </w:r>
+      <w:r>
+        <w:rPr>
+          <w:rFonts w:ascii="Consolas" w:eastAsia="Times New Roman" w:hAnsi="Consolas" w:cs="Times New Roman"/>
+          <w:color w:val="DADADA"/>
+          <w:sz w:val="21"/>
+          <w:szCs w:val="21"/>
+        </w:rPr>
+        <w:t>)</w:t>
+      </w:r>
+      <w:r>
+        <w:rPr>
+          <w:rFonts w:ascii="Consolas" w:eastAsia="Times New Roman" w:hAnsi="Consolas" w:cs="Times New Roman"/>
+          <w:color w:val="B4B4B4"/>
+          <w:sz w:val="21"/>
+          <w:szCs w:val="21"/>
+        </w:rPr>
+        <w:t>;</w:t>
+      </w:r>
+    </w:p>
+    <w:p>
+      <w:pPr>
+        <w:shd w:val="clear" w:color="auto" w:fill="1E1E1E"/>
+        <w:spacing w:after="0" w:line="285" w:lineRule="atLeast"/>
+        <w:rPr>
+          <w:rFonts w:ascii="Consolas" w:eastAsia="Times New Roman" w:hAnsi="Consolas" w:cs="Times New Roman"/>
+          <w:color w:val="DADADA"/>
+          <w:sz w:val="21"/>
+          <w:szCs w:val="21"/>
+        </w:rPr>
+      </w:pPr>
+      <w:r>
+        <w:rPr>
+          <w:rFonts w:ascii="Consolas" w:eastAsia="Times New Roman" w:hAnsi="Consolas" w:cs="Times New Roman"/>
+          <w:color w:val="DADADA"/>
+          <w:sz w:val="21"/>
+          <w:szCs w:val="21"/>
+        </w:rPr>
+        <w:t xml:space="preserve">    </w:t>
+      </w:r>
+    </w:p>
+    <w:p>
+      <w:pPr>
+        <w:shd w:val="clear" w:color="auto" w:fill="1E1E1E"/>
+        <w:spacing w:after="0" w:line="285" w:lineRule="atLeast"/>
+        <w:rPr>
+          <w:rFonts w:ascii="Consolas" w:eastAsia="Times New Roman" w:hAnsi="Consolas" w:cs="Times New Roman"/>
+          <w:color w:val="DADADA"/>
+          <w:sz w:val="21"/>
+          <w:szCs w:val="21"/>
+        </w:rPr>
+      </w:pPr>
+      <w:r>
+        <w:rPr>
+          <w:rFonts w:ascii="Consolas" w:eastAsia="Times New Roman" w:hAnsi="Consolas" w:cs="Times New Roman"/>
+          <w:color w:val="DADADA"/>
+          <w:sz w:val="21"/>
+          <w:szCs w:val="21"/>
+        </w:rPr>
+        <w:t xml:space="preserve">  </w:t>
+      </w:r>
+      <w:proofErr w:type="gramStart"/>
+      <w:r>
+        <w:rPr>
+          <w:rFonts w:ascii="Consolas" w:eastAsia="Times New Roman" w:hAnsi="Consolas" w:cs="Times New Roman"/>
+          <w:color w:val="9A9A9A"/>
+          <w:sz w:val="21"/>
+          <w:szCs w:val="21"/>
+        </w:rPr>
+        <w:t>person</w:t>
+      </w:r>
+      <w:r>
+        <w:rPr>
+          <w:rFonts w:ascii="Consolas" w:eastAsia="Times New Roman" w:hAnsi="Consolas" w:cs="Times New Roman"/>
+          <w:color w:val="B4B4B4"/>
+          <w:sz w:val="21"/>
+          <w:szCs w:val="21"/>
+        </w:rPr>
+        <w:t>.</w:t>
+      </w:r>
+      <w:r>
+        <w:rPr>
+          <w:rFonts w:ascii="Consolas" w:eastAsia="Times New Roman" w:hAnsi="Consolas" w:cs="Times New Roman"/>
+          <w:color w:val="DCDCAA"/>
+          <w:sz w:val="21"/>
+          <w:szCs w:val="21"/>
+        </w:rPr>
+        <w:t>save</w:t>
+      </w:r>
+      <w:proofErr w:type="gramEnd"/>
+      <w:r>
+        <w:rPr>
+          <w:rFonts w:ascii="Consolas" w:eastAsia="Times New Roman" w:hAnsi="Consolas" w:cs="Times New Roman"/>
+          <w:color w:val="DADADA"/>
+          <w:sz w:val="21"/>
+          <w:szCs w:val="21"/>
+        </w:rPr>
+        <w:t>(</w:t>
+      </w:r>
+      <w:r>
+        <w:rPr>
+          <w:rFonts w:ascii="Consolas" w:eastAsia="Times New Roman" w:hAnsi="Consolas" w:cs="Times New Roman"/>
+          <w:color w:val="B4B4B4"/>
+          <w:sz w:val="21"/>
+          <w:szCs w:val="21"/>
+        </w:rPr>
+        <w:t>(</w:t>
+      </w:r>
+      <w:r>
+        <w:rPr>
+          <w:rFonts w:ascii="Consolas" w:eastAsia="Times New Roman" w:hAnsi="Consolas" w:cs="Times New Roman"/>
+          <w:color w:val="9A9A9A"/>
+          <w:sz w:val="21"/>
+          <w:szCs w:val="21"/>
+        </w:rPr>
+        <w:t>error</w:t>
+      </w:r>
+      <w:r>
+        <w:rPr>
+          <w:rFonts w:ascii="Consolas" w:eastAsia="Times New Roman" w:hAnsi="Consolas" w:cs="Times New Roman"/>
+          <w:color w:val="B4B4B4"/>
+          <w:sz w:val="21"/>
+          <w:szCs w:val="21"/>
+        </w:rPr>
+        <w:t>,</w:t>
+      </w:r>
+      <w:r>
+        <w:rPr>
+          <w:rFonts w:ascii="Consolas" w:eastAsia="Times New Roman" w:hAnsi="Consolas" w:cs="Times New Roman"/>
+          <w:color w:val="DADADA"/>
+          <w:sz w:val="21"/>
+          <w:szCs w:val="21"/>
+        </w:rPr>
+        <w:t xml:space="preserve"> </w:t>
+      </w:r>
+      <w:r>
+        <w:rPr>
+          <w:rFonts w:ascii="Consolas" w:eastAsia="Times New Roman" w:hAnsi="Consolas" w:cs="Times New Roman"/>
+          <w:color w:val="9A9A9A"/>
+          <w:sz w:val="21"/>
+          <w:szCs w:val="21"/>
+        </w:rPr>
+        <w:t>data</w:t>
+      </w:r>
+      <w:r>
+        <w:rPr>
+          <w:rFonts w:ascii="Consolas" w:eastAsia="Times New Roman" w:hAnsi="Consolas" w:cs="Times New Roman"/>
+          <w:color w:val="B4B4B4"/>
+          <w:sz w:val="21"/>
+          <w:szCs w:val="21"/>
+        </w:rPr>
+        <w:t>)</w:t>
+      </w:r>
+      <w:r>
+        <w:rPr>
+          <w:rFonts w:ascii="Consolas" w:eastAsia="Times New Roman" w:hAnsi="Consolas" w:cs="Times New Roman"/>
+          <w:color w:val="DADADA"/>
+          <w:sz w:val="21"/>
+          <w:szCs w:val="21"/>
+        </w:rPr>
+        <w:t xml:space="preserve"> </w:t>
+      </w:r>
+      <w:r>
+        <w:rPr>
+          <w:rFonts w:ascii="Consolas" w:eastAsia="Times New Roman" w:hAnsi="Consolas" w:cs="Times New Roman"/>
+          <w:color w:val="569CD6"/>
+          <w:sz w:val="21"/>
+          <w:szCs w:val="21"/>
+        </w:rPr>
+        <w:t>=&gt;</w:t>
+      </w:r>
+      <w:r>
+        <w:rPr>
+          <w:rFonts w:ascii="Consolas" w:eastAsia="Times New Roman" w:hAnsi="Consolas" w:cs="Times New Roman"/>
+          <w:color w:val="DADADA"/>
+          <w:sz w:val="21"/>
+          <w:szCs w:val="21"/>
+        </w:rPr>
+        <w:t xml:space="preserve"> </w:t>
+      </w:r>
+      <w:r>
+        <w:rPr>
+          <w:rFonts w:ascii="Consolas" w:eastAsia="Times New Roman" w:hAnsi="Consolas" w:cs="Times New Roman"/>
+          <w:color w:val="B4B4B4"/>
+          <w:sz w:val="21"/>
+          <w:szCs w:val="21"/>
+        </w:rPr>
+        <w:t>{</w:t>
+      </w:r>
+    </w:p>
+    <w:p>
+      <w:pPr>
+        <w:shd w:val="clear" w:color="auto" w:fill="1E1E1E"/>
+        <w:spacing w:after="0" w:line="285" w:lineRule="atLeast"/>
+        <w:rPr>
+          <w:rFonts w:ascii="Consolas" w:eastAsia="Times New Roman" w:hAnsi="Consolas" w:cs="Times New Roman"/>
+          <w:color w:val="DADADA"/>
+          <w:sz w:val="21"/>
+          <w:szCs w:val="21"/>
+        </w:rPr>
+      </w:pPr>
+      <w:r>
+        <w:rPr>
+          <w:rFonts w:ascii="Consolas" w:eastAsia="Times New Roman" w:hAnsi="Consolas" w:cs="Times New Roman"/>
+          <w:color w:val="DADADA"/>
+          <w:sz w:val="21"/>
+          <w:szCs w:val="21"/>
+        </w:rPr>
+        <w:t xml:space="preserve">    </w:t>
+      </w:r>
+      <w:r>
+        <w:rPr>
+          <w:rFonts w:ascii="Consolas" w:eastAsia="Times New Roman" w:hAnsi="Consolas" w:cs="Times New Roman"/>
+          <w:color w:val="D8A0DF"/>
+          <w:sz w:val="21"/>
+          <w:szCs w:val="21"/>
+        </w:rPr>
+        <w:t>if</w:t>
+      </w:r>
+      <w:r>
+        <w:rPr>
+          <w:rFonts w:ascii="Consolas" w:eastAsia="Times New Roman" w:hAnsi="Consolas" w:cs="Times New Roman"/>
+          <w:color w:val="DADADA"/>
+          <w:sz w:val="21"/>
+          <w:szCs w:val="21"/>
+        </w:rPr>
+        <w:t>(</w:t>
+      </w:r>
+      <w:r>
+        <w:rPr>
+          <w:rFonts w:ascii="Consolas" w:eastAsia="Times New Roman" w:hAnsi="Consolas" w:cs="Times New Roman"/>
+          <w:color w:val="9A9A9A"/>
+          <w:sz w:val="21"/>
+          <w:szCs w:val="21"/>
+        </w:rPr>
+        <w:t>error</w:t>
+      </w:r>
+      <w:r>
+        <w:rPr>
+          <w:rFonts w:ascii="Consolas" w:eastAsia="Times New Roman" w:hAnsi="Consolas" w:cs="Times New Roman"/>
+          <w:color w:val="DADADA"/>
+          <w:sz w:val="21"/>
+          <w:szCs w:val="21"/>
+        </w:rPr>
+        <w:t xml:space="preserve">) </w:t>
+      </w:r>
+      <w:r>
+        <w:rPr>
+          <w:rFonts w:ascii="Consolas" w:eastAsia="Times New Roman" w:hAnsi="Consolas" w:cs="Times New Roman"/>
+          <w:color w:val="9CDCFE"/>
+          <w:sz w:val="21"/>
+          <w:szCs w:val="21"/>
+        </w:rPr>
+        <w:t>console</w:t>
+      </w:r>
+      <w:r>
+        <w:rPr>
+          <w:rFonts w:ascii="Consolas" w:eastAsia="Times New Roman" w:hAnsi="Consolas" w:cs="Times New Roman"/>
+          <w:color w:val="B4B4B4"/>
+          <w:sz w:val="21"/>
+          <w:szCs w:val="21"/>
+        </w:rPr>
+        <w:t>.</w:t>
+      </w:r>
+      <w:r>
+        <w:rPr>
+          <w:rFonts w:ascii="Consolas" w:eastAsia="Times New Roman" w:hAnsi="Consolas" w:cs="Times New Roman"/>
+          <w:color w:val="DCDCAA"/>
+          <w:sz w:val="21"/>
+          <w:szCs w:val="21"/>
+        </w:rPr>
+        <w:t>log</w:t>
+      </w:r>
+      <w:r>
+        <w:rPr>
+          <w:rFonts w:ascii="Consolas" w:eastAsia="Times New Roman" w:hAnsi="Consolas" w:cs="Times New Roman"/>
+          <w:color w:val="DADADA"/>
+          <w:sz w:val="21"/>
+          <w:szCs w:val="21"/>
+        </w:rPr>
+        <w:t>(</w:t>
+      </w:r>
+      <w:r>
+        <w:rPr>
+          <w:rFonts w:ascii="Consolas" w:eastAsia="Times New Roman" w:hAnsi="Consolas" w:cs="Times New Roman"/>
+          <w:color w:val="9A9A9A"/>
+          <w:sz w:val="21"/>
+          <w:szCs w:val="21"/>
+        </w:rPr>
+        <w:t>error</w:t>
+      </w:r>
+      <w:r>
+        <w:rPr>
+          <w:rFonts w:ascii="Consolas" w:eastAsia="Times New Roman" w:hAnsi="Consolas" w:cs="Times New Roman"/>
+          <w:color w:val="DADADA"/>
+          <w:sz w:val="21"/>
+          <w:szCs w:val="21"/>
+        </w:rPr>
+        <w:t>)</w:t>
+      </w:r>
+    </w:p>
+    <w:p>
+      <w:pPr>
+        <w:shd w:val="clear" w:color="auto" w:fill="1E1E1E"/>
+        <w:spacing w:after="0" w:line="285" w:lineRule="atLeast"/>
+        <w:rPr>
+          <w:rFonts w:ascii="Consolas" w:eastAsia="Times New Roman" w:hAnsi="Consolas" w:cs="Times New Roman"/>
+          <w:color w:val="DADADA"/>
+          <w:sz w:val="21"/>
+          <w:szCs w:val="21"/>
+        </w:rPr>
+      </w:pPr>
+      <w:r>
+        <w:rPr>
+          <w:rFonts w:ascii="Consolas" w:eastAsia="Times New Roman" w:hAnsi="Consolas" w:cs="Times New Roman"/>
+          <w:color w:val="DADADA"/>
+          <w:sz w:val="21"/>
+          <w:szCs w:val="21"/>
+        </w:rPr>
+        <w:t xml:space="preserve">    </w:t>
+      </w:r>
+      <w:proofErr w:type="gramStart"/>
+      <w:r>
+        <w:rPr>
+          <w:rFonts w:ascii="Consolas" w:eastAsia="Times New Roman" w:hAnsi="Consolas" w:cs="Times New Roman"/>
+          <w:color w:val="DCDCAA"/>
+          <w:sz w:val="21"/>
+          <w:szCs w:val="21"/>
+        </w:rPr>
+        <w:t>done</w:t>
+      </w:r>
+      <w:r>
+        <w:rPr>
+          <w:rFonts w:ascii="Consolas" w:eastAsia="Times New Roman" w:hAnsi="Consolas" w:cs="Times New Roman"/>
+          <w:color w:val="DADADA"/>
+          <w:sz w:val="21"/>
+          <w:szCs w:val="21"/>
+        </w:rPr>
+        <w:t>(</w:t>
+      </w:r>
+      <w:proofErr w:type="gramEnd"/>
+      <w:r>
+        <w:rPr>
+          <w:rFonts w:ascii="Consolas" w:eastAsia="Times New Roman" w:hAnsi="Consolas" w:cs="Times New Roman"/>
+          <w:color w:val="569CD6"/>
+          <w:sz w:val="21"/>
+          <w:szCs w:val="21"/>
+        </w:rPr>
+        <w:t>null</w:t>
+      </w:r>
+      <w:r>
+        <w:rPr>
+          <w:rFonts w:ascii="Consolas" w:eastAsia="Times New Roman" w:hAnsi="Consolas" w:cs="Times New Roman"/>
+          <w:color w:val="B4B4B4"/>
+          <w:sz w:val="21"/>
+          <w:szCs w:val="21"/>
+        </w:rPr>
+        <w:t>,</w:t>
+      </w:r>
+      <w:r>
+        <w:rPr>
+          <w:rFonts w:ascii="Consolas" w:eastAsia="Times New Roman" w:hAnsi="Consolas" w:cs="Times New Roman"/>
+          <w:color w:val="DADADA"/>
+          <w:sz w:val="21"/>
+          <w:szCs w:val="21"/>
+        </w:rPr>
+        <w:t xml:space="preserve"> </w:t>
+      </w:r>
+      <w:r>
+        <w:rPr>
+          <w:rFonts w:ascii="Consolas" w:eastAsia="Times New Roman" w:hAnsi="Consolas" w:cs="Times New Roman"/>
+          <w:color w:val="9A9A9A"/>
+          <w:sz w:val="21"/>
+          <w:szCs w:val="21"/>
+        </w:rPr>
+        <w:t>data</w:t>
+      </w:r>
+      <w:r>
+        <w:rPr>
+          <w:rFonts w:ascii="Consolas" w:eastAsia="Times New Roman" w:hAnsi="Consolas" w:cs="Times New Roman"/>
+          <w:color w:val="DADADA"/>
+          <w:sz w:val="21"/>
+          <w:szCs w:val="21"/>
+        </w:rPr>
+        <w:t>)</w:t>
+      </w:r>
+      <w:r>
+        <w:rPr>
+          <w:rFonts w:ascii="Consolas" w:eastAsia="Times New Roman" w:hAnsi="Consolas" w:cs="Times New Roman"/>
+          <w:color w:val="B4B4B4"/>
+          <w:sz w:val="21"/>
+          <w:szCs w:val="21"/>
+        </w:rPr>
+        <w:t>;</w:t>
+      </w:r>
+    </w:p>
+    <w:p>
+      <w:pPr>
+        <w:shd w:val="clear" w:color="auto" w:fill="1E1E1E"/>
+        <w:spacing w:after="0" w:line="285" w:lineRule="atLeast"/>
+        <w:rPr>
+          <w:rFonts w:ascii="Consolas" w:eastAsia="Times New Roman" w:hAnsi="Consolas" w:cs="Times New Roman"/>
+          <w:color w:val="DADADA"/>
+          <w:sz w:val="21"/>
+          <w:szCs w:val="21"/>
+        </w:rPr>
+      </w:pPr>
+      <w:r>
+        <w:rPr>
+          <w:rFonts w:ascii="Consolas" w:eastAsia="Times New Roman" w:hAnsi="Consolas" w:cs="Times New Roman"/>
+          <w:color w:val="DADADA"/>
+          <w:sz w:val="21"/>
+          <w:szCs w:val="21"/>
+        </w:rPr>
+        <w:t xml:space="preserve">  </w:t>
+      </w:r>
+      <w:r>
+        <w:rPr>
+          <w:rFonts w:ascii="Consolas" w:eastAsia="Times New Roman" w:hAnsi="Consolas" w:cs="Times New Roman"/>
+          <w:color w:val="B4B4B4"/>
+          <w:sz w:val="21"/>
+          <w:szCs w:val="21"/>
+        </w:rPr>
+        <w:t>}</w:t>
+      </w:r>
+      <w:r>
+        <w:rPr>
+          <w:rFonts w:ascii="Consolas" w:eastAsia="Times New Roman" w:hAnsi="Consolas" w:cs="Times New Roman"/>
+          <w:color w:val="DADADA"/>
+          <w:sz w:val="21"/>
+          <w:szCs w:val="21"/>
+        </w:rPr>
+        <w:t>)</w:t>
+      </w:r>
+    </w:p>
+    <w:p>
+      <w:pPr>
+        <w:shd w:val="clear" w:color="auto" w:fill="1E1E1E"/>
+        <w:spacing w:after="0" w:line="285" w:lineRule="atLeast"/>
+        <w:rPr>
+          <w:rFonts w:ascii="Consolas" w:eastAsia="Times New Roman" w:hAnsi="Consolas" w:cs="Times New Roman"/>
+          <w:color w:val="DADADA"/>
+          <w:sz w:val="21"/>
+          <w:szCs w:val="21"/>
+        </w:rPr>
+      </w:pPr>
+      <w:r>
+        <w:rPr>
+          <w:rFonts w:ascii="Consolas" w:eastAsia="Times New Roman" w:hAnsi="Consolas" w:cs="Times New Roman"/>
+          <w:color w:val="B4B4B4"/>
+          <w:sz w:val="21"/>
+          <w:szCs w:val="21"/>
+        </w:rPr>
+        <w:t>}</w:t>
+      </w:r>
+      <w:r>
+        <w:rPr>
+          <w:rFonts w:ascii="Consolas" w:eastAsia="Times New Roman" w:hAnsi="Consolas" w:cs="Times New Roman"/>
+          <w:color w:val="DADADA"/>
+          <w:sz w:val="21"/>
+          <w:szCs w:val="21"/>
+        </w:rPr>
+        <w:t>)</w:t>
+      </w:r>
+      <w:r>
+        <w:rPr>
+          <w:rFonts w:ascii="Consolas" w:eastAsia="Times New Roman" w:hAnsi="Consolas" w:cs="Times New Roman"/>
+          <w:color w:val="B4B4B4"/>
+          <w:sz w:val="21"/>
+          <w:szCs w:val="21"/>
+        </w:rPr>
+        <w:t>;</w:t>
+      </w:r>
+    </w:p>
+    <w:p/>
+    <w:p/>
+    <w:p/>
+    <w:p/>
+    <w:p>
+      <w:r>
+        <w:t>Chú ý:</w:t>
+      </w:r>
+    </w:p>
+    <w:p>
+      <w:r>
+        <w:lastRenderedPageBreak/>
+        <w:drawing>
+          <wp:inline distT="0" distB="0" distL="0" distR="0" wp14:anchorId="0650F8E0" wp14:editId="19C369E8">
+            <wp:extent cx="5943600" cy="3080385"/>
+            <wp:effectExtent l="0" t="0" r="0" b="5715"/>
+            <wp:docPr id="1" name="Picture 1"/>
+            <wp:cNvGraphicFramePr>
+              <a:graphicFrameLocks xmlns:a="http://schemas.openxmlformats.org/drawingml/2006/main" noChangeAspect="1"/>
+            </wp:cNvGraphicFramePr>
+            <a:graphic xmlns:a="http://schemas.openxmlformats.org/drawingml/2006/main">
+              <a:graphicData uri="http://schemas.openxmlformats.org/drawingml/2006/picture">
+                <pic:pic xmlns:pic="http://schemas.openxmlformats.org/drawingml/2006/picture">
+                  <pic:nvPicPr>
+                    <pic:cNvPr id="1" name=""/>
+                    <pic:cNvPicPr/>
+                  </pic:nvPicPr>
+                  <pic:blipFill>
+                    <a:blip r:embed="rId4"/>
+                    <a:stretch>
+                      <a:fillRect/>
+                    </a:stretch>
+                  </pic:blipFill>
+                  <pic:spPr>
+                    <a:xfrm>
+                      <a:off x="0" y="0"/>
+                      <a:ext cx="5943600" cy="3080385"/>
+                    </a:xfrm>
+                    <a:prstGeom prst="rect">
+                      <a:avLst/>
+                    </a:prstGeom>
+                  </pic:spPr>
+                </pic:pic>
+              </a:graphicData>
+            </a:graphic>
+          </wp:inline>
+        </w:drawing>
+      </w:r>
+    </w:p>
+    <w:p/>
+    <w:p>
+      <w:r>
+        <w:t>Method schema</w:t>
+      </w:r>
+    </w:p>
+    <w:p>
+      <w:r>
+        <w:drawing>
+          <wp:inline distT="0" distB="0" distL="0" distR="0" wp14:anchorId="02E0742C" wp14:editId="5EC591FE">
+            <wp:extent cx="5943600" cy="1081405"/>
+            <wp:effectExtent l="0" t="0" r="0" b="4445"/>
+            <wp:docPr id="2" name="Picture 2"/>
+            <wp:cNvGraphicFramePr>
+              <a:graphicFrameLocks xmlns:a="http://schemas.openxmlformats.org/drawingml/2006/main" noChangeAspect="1"/>
+            </wp:cNvGraphicFramePr>
+            <a:graphic xmlns:a="http://schemas.openxmlformats.org/drawingml/2006/main">
+              <a:graphicData uri="http://schemas.openxmlformats.org/drawingml/2006/picture">
+                <pic:pic xmlns:pic="http://schemas.openxmlformats.org/drawingml/2006/picture">
+                  <pic:nvPicPr>
+                    <pic:cNvPr id="1" name=""/>
+                    <pic:cNvPicPr/>
+                  </pic:nvPicPr>
+                  <pic:blipFill>
+                    <a:blip r:embed="rId5"/>
+                    <a:stretch>
+                      <a:fillRect/>
+                    </a:stretch>
+                  </pic:blipFill>
+                  <pic:spPr>
+                    <a:xfrm>
+                      <a:off x="0" y="0"/>
+                      <a:ext cx="5943600" cy="1081405"/>
+                    </a:xfrm>
+                    <a:prstGeom prst="rect">
+                      <a:avLst/>
+                    </a:prstGeom>
+                  </pic:spPr>
+                </pic:pic>
+              </a:graphicData>
+            </a:graphic>
+          </wp:inline>
+        </w:drawing>
+      </w:r>
+    </w:p>
+    <w:p>
+      <w:r>
+        <w:t>Query</w:t>
+      </w:r>
+    </w:p>
+    <w:p>
+      <w:r>
+        <w:drawing>
+          <wp:inline distT="0" distB="0" distL="0" distR="0" wp14:anchorId="0EF2F9CD" wp14:editId="16727D41">
+            <wp:extent cx="5943600" cy="2406650"/>
+            <wp:effectExtent l="0" t="0" r="0" b="0"/>
+            <wp:docPr id="3" name="Picture 3"/>
+            <wp:cNvGraphicFramePr>
+              <a:graphicFrameLocks xmlns:a="http://schemas.openxmlformats.org/drawingml/2006/main" noChangeAspect="1"/>
+            </wp:cNvGraphicFramePr>
+            <a:graphic xmlns:a="http://schemas.openxmlformats.org/drawingml/2006/main">
+              <a:graphicData uri="http://schemas.openxmlformats.org/drawingml/2006/picture">
+                <pic:pic xmlns:pic="http://schemas.openxmlformats.org/drawingml/2006/picture">
+                  <pic:nvPicPr>
+                    <pic:cNvPr id="1" name=""/>
+                    <pic:cNvPicPr/>
+                  </pic:nvPicPr>
+                  <pic:blipFill>
+                    <a:blip r:embed="rId6"/>
+                    <a:stretch>
+                      <a:fillRect/>
+                    </a:stretch>
+                  </pic:blipFill>
+                  <pic:spPr>
+                    <a:xfrm>
+                      <a:off x="0" y="0"/>
+                      <a:ext cx="5943600" cy="2406650"/>
+                    </a:xfrm>
+                    <a:prstGeom prst="rect">
+                      <a:avLst/>
+                    </a:prstGeom>
+                  </pic:spPr>
+                </pic:pic>
+              </a:graphicData>
+            </a:graphic>
+          </wp:inline>
+        </w:drawing>
+      </w:r>
+    </w:p>
     <w:sectPr>
       <w:pgSz w:w="12240" w:h="15840"/>
       <w:pgMar w:top="1440" w:right="1440" w:bottom="1440" w:left="1440" w:header="720" w:footer="720" w:gutter="0"/>
@@ -6656,6 +12919,7 @@
   <w:style w:type="paragraph" w:default="1" w:styleId="Normal">
     <w:name w:val="Normal"/>
     <w:qFormat/>
+    <w:rsid w:val="000B4B7E"/>
   </w:style>
   <w:style w:type="character" w:default="1" w:styleId="DefaultParagraphFont">
     <w:name w:val="Default Paragraph Font"/>
